--- a/Статья.docx
+++ b/Статья.docx
@@ -169,9 +169,6 @@
     <w:p>
       <w:pPr>
         <w:pStyle w:val="a0"/>
-        <w:rPr>
-          <w:lang w:val="en-US"/>
-        </w:rPr>
       </w:pPr>
     </w:p>
     <w:p>
@@ -179,9 +176,6 @@
         <w:pStyle w:val="a0"/>
         <w:ind w:left="0"/>
         <w:jc w:val="center"/>
-        <w:rPr>
-          <w:lang w:val="en-US"/>
-        </w:rPr>
       </w:pPr>
       <w:r>
         <w:t>1.ВВЕДЕНИЕ</w:t>
@@ -200,9 +194,6 @@
       <w:pPr>
         <w:pStyle w:val="a0"/>
         <w:ind w:left="0" w:firstLine="633"/>
-        <w:rPr>
-          <w:lang w:val="en-US"/>
-        </w:rPr>
       </w:pPr>
       <w:r>
         <w:rPr>
@@ -230,19 +221,7 @@
         <w:rPr>
           <w:highlight w:val="yellow"/>
         </w:rPr>
-        <w:t xml:space="preserve">Современные </w:t>
-      </w:r>
-      <w:r>
-        <w:rPr>
-          <w:highlight w:val="yellow"/>
-        </w:rPr>
-        <w:t>м</w:t>
-      </w:r>
-      <w:r>
-        <w:rPr>
-          <w:highlight w:val="yellow"/>
-        </w:rPr>
-        <w:t xml:space="preserve">ониторы положения и интенсивности синхротронного пучка (X-Ray </w:t>
+        <w:t xml:space="preserve">Современные мониторы положения и интенсивности синхротронного пучка (X-Ray </w:t>
       </w:r>
       <w:proofErr w:type="spellStart"/>
       <w:r>
@@ -270,43 +249,7 @@
         <w:rPr>
           <w:highlight w:val="yellow"/>
         </w:rPr>
-        <w:t xml:space="preserve"> Monitor</w:t>
-      </w:r>
-      <w:r>
-        <w:rPr>
-          <w:highlight w:val="yellow"/>
-        </w:rPr>
-        <w:t xml:space="preserve">, </w:t>
-      </w:r>
-      <w:r>
-        <w:rPr>
-          <w:highlight w:val="yellow"/>
-        </w:rPr>
-        <w:t xml:space="preserve">XBPM) подразделяются на несколько основных </w:t>
-      </w:r>
-      <w:r>
-        <w:rPr>
-          <w:highlight w:val="yellow"/>
-        </w:rPr>
-        <w:t xml:space="preserve">типов. </w:t>
-      </w:r>
-      <w:r>
-        <w:rPr>
-          <w:highlight w:val="yellow"/>
-        </w:rPr>
-        <w:t>К первой группе относятся периферийные («ножевые») д</w:t>
-      </w:r>
-      <w:r>
-        <w:rPr>
-          <w:highlight w:val="yellow"/>
-        </w:rPr>
-        <w:t>атчики</w:t>
-      </w:r>
-      <w:r>
-        <w:rPr>
-          <w:highlight w:val="yellow"/>
-        </w:rPr>
-        <w:t>, фиксирующие изменение фототока при частичном перекрытии пучка</w:t>
+        <w:t xml:space="preserve"> Monitor, XBPM) подразделяются на несколько основных типов. К первой группе относятся периферийные («ножевые») датчики, фиксирующие изменение фототока при частичном перекрытии пучка</w:t>
       </w:r>
       <w:r>
         <w:rPr>
@@ -330,37 +273,7 @@
         <w:rPr>
           <w:highlight w:val="yellow"/>
         </w:rPr>
-        <w:t xml:space="preserve"> периферии поперечного сечения </w:t>
-      </w:r>
-      <w:r>
-        <w:rPr>
-          <w:highlight w:val="yellow"/>
-        </w:rPr>
-        <w:t>чувствительны</w:t>
-      </w:r>
-      <w:r>
-        <w:rPr>
-          <w:highlight w:val="yellow"/>
-        </w:rPr>
-        <w:t>ми</w:t>
-      </w:r>
-      <w:r>
-        <w:rPr>
-          <w:highlight w:val="yellow"/>
-        </w:rPr>
-        <w:t xml:space="preserve"> элемент</w:t>
-      </w:r>
-      <w:r>
-        <w:rPr>
-          <w:highlight w:val="yellow"/>
-        </w:rPr>
-        <w:t>ами</w:t>
-      </w:r>
-      <w:r>
-        <w:rPr>
-          <w:highlight w:val="yellow"/>
-        </w:rPr>
-        <w:t>.</w:t>
+        <w:t xml:space="preserve"> периферии поперечного сечения чувствительными элементами.</w:t>
       </w:r>
       <w:r>
         <w:rPr>
@@ -694,157 +607,7 @@
         <w:rPr>
           <w:highlight w:val="yellow"/>
         </w:rPr>
-        <w:t xml:space="preserve"> </w:t>
-      </w:r>
-      <w:r>
-        <w:rPr>
-          <w:highlight w:val="yellow"/>
-        </w:rPr>
-        <w:t>изготовлен</w:t>
-      </w:r>
-      <w:r>
-        <w:rPr>
-          <w:highlight w:val="yellow"/>
-        </w:rPr>
-        <w:t>а</w:t>
-      </w:r>
-      <w:r>
-        <w:rPr>
-          <w:highlight w:val="yellow"/>
-        </w:rPr>
-        <w:t xml:space="preserve"> на подложке</w:t>
-      </w:r>
-      <w:r>
-        <w:rPr>
-          <w:highlight w:val="yellow"/>
-        </w:rPr>
-        <w:t xml:space="preserve"> из</w:t>
-      </w:r>
-      <w:r>
-        <w:rPr>
-          <w:highlight w:val="yellow"/>
-        </w:rPr>
-        <w:t xml:space="preserve"> высокочистого кремния</w:t>
-      </w:r>
-      <w:r>
-        <w:rPr>
-          <w:highlight w:val="yellow"/>
-        </w:rPr>
-        <w:t xml:space="preserve"> и включает в себя </w:t>
-      </w:r>
-      <w:r>
-        <w:rPr>
-          <w:highlight w:val="yellow"/>
-        </w:rPr>
-        <w:t>локальные n⁺- и p⁺-области, формируемые диффузионн</w:t>
-      </w:r>
-      <w:r>
-        <w:rPr>
-          <w:highlight w:val="yellow"/>
-        </w:rPr>
-        <w:t>ой</w:t>
-      </w:r>
-      <w:r>
-        <w:rPr>
-          <w:highlight w:val="yellow"/>
-        </w:rPr>
-        <w:t xml:space="preserve"> </w:t>
-      </w:r>
-      <w:r>
-        <w:rPr>
-          <w:highlight w:val="yellow"/>
-        </w:rPr>
-        <w:t>загонкой</w:t>
-      </w:r>
-      <w:r>
-        <w:rPr>
-          <w:highlight w:val="yellow"/>
-        </w:rPr>
-        <w:t xml:space="preserve"> фосфор</w:t>
-      </w:r>
-      <w:r>
-        <w:rPr>
-          <w:highlight w:val="yellow"/>
-        </w:rPr>
-        <w:t>а</w:t>
-      </w:r>
-      <w:r>
-        <w:rPr>
-          <w:highlight w:val="yellow"/>
-        </w:rPr>
-        <w:t xml:space="preserve"> и ионн</w:t>
-      </w:r>
-      <w:r>
-        <w:rPr>
-          <w:highlight w:val="yellow"/>
-        </w:rPr>
-        <w:t>ым</w:t>
-      </w:r>
-      <w:r>
-        <w:rPr>
-          <w:highlight w:val="yellow"/>
-        </w:rPr>
-        <w:t xml:space="preserve"> </w:t>
-      </w:r>
-      <w:r>
-        <w:rPr>
-          <w:highlight w:val="yellow"/>
-        </w:rPr>
-        <w:t>легированием</w:t>
-      </w:r>
-      <w:r>
-        <w:rPr>
-          <w:highlight w:val="yellow"/>
-        </w:rPr>
-        <w:t xml:space="preserve"> бора.</w:t>
-      </w:r>
-      <w:r>
-        <w:rPr>
-          <w:highlight w:val="yellow"/>
-        </w:rPr>
-        <w:t xml:space="preserve"> М</w:t>
-      </w:r>
-      <w:r>
-        <w:rPr>
-          <w:highlight w:val="yellow"/>
-        </w:rPr>
-        <w:t>ежду областями электронной (n) и дырочной (p) проводимостей находится нелегированн</w:t>
-      </w:r>
-      <w:r>
-        <w:rPr>
-          <w:highlight w:val="yellow"/>
-        </w:rPr>
-        <w:t>ая</w:t>
-      </w:r>
-      <w:r>
-        <w:rPr>
-          <w:highlight w:val="yellow"/>
-        </w:rPr>
-        <w:t xml:space="preserve"> </w:t>
-      </w:r>
-      <w:r>
-        <w:rPr>
-          <w:highlight w:val="yellow"/>
-        </w:rPr>
-        <w:t xml:space="preserve">кремниевая </w:t>
-      </w:r>
-      <w:r>
-        <w:rPr>
-          <w:highlight w:val="yellow"/>
-        </w:rPr>
-        <w:t>i</w:t>
-      </w:r>
-      <w:r>
-        <w:rPr>
-          <w:highlight w:val="yellow"/>
-        </w:rPr>
-        <w:t>-</w:t>
-      </w:r>
-      <w:r>
-        <w:rPr>
-          <w:highlight w:val="yellow"/>
-        </w:rPr>
-        <w:t>область</w:t>
+        <w:t xml:space="preserve"> изготовлена на подложке из высокочистого кремния и включает в себя локальные n⁺- и p⁺-области, формируемые диффузионной загонкой фосфора и ионным легированием бора. Между областями электронной (n) и дырочной (p) проводимостей находится нелегированная кремниевая i-область</w:t>
       </w:r>
       <w:r>
         <w:rPr>
@@ -886,19 +649,19 @@
         <w:rPr>
           <w:highlight w:val="yellow"/>
         </w:rPr>
-        <w:t>₂</w:t>
-      </w:r>
-      <w:r>
-        <w:rPr>
-          <w:highlight w:val="yellow"/>
-        </w:rPr>
-        <w:t>, сверху</w:t>
-      </w:r>
-      <w:r>
-        <w:rPr>
-          <w:highlight w:val="yellow"/>
-        </w:rPr>
-        <w:t xml:space="preserve"> нанесена алюминиевая металлизация.</w:t>
+        <w:t xml:space="preserve">₂, сверху нанесена алюминиевая металлизация. Геометрические размеры </w:t>
+      </w:r>
+      <w:r>
+        <w:rPr>
+          <w:highlight w:val="yellow"/>
+        </w:rPr>
+        <w:t>устройства</w:t>
+      </w:r>
+      <w:r>
+        <w:rPr>
+          <w:highlight w:val="yellow"/>
+        </w:rPr>
+        <w:t xml:space="preserve"> составляют 5,1×5,1 мм², при активной чувствительной площади 4,4×4,1 мм²</w:t>
       </w:r>
       <w:r>
         <w:rPr>
@@ -910,59 +673,19 @@
         <w:rPr>
           <w:highlight w:val="yellow"/>
         </w:rPr>
-        <w:t xml:space="preserve">Геометрические размеры </w:t>
-      </w:r>
-      <w:r>
-        <w:rPr>
-          <w:highlight w:val="yellow"/>
-        </w:rPr>
-        <w:t>устройства</w:t>
-      </w:r>
-      <w:r>
-        <w:rPr>
-          <w:highlight w:val="yellow"/>
-        </w:rPr>
-        <w:t xml:space="preserve"> составляют 5,1×5,1 мм², при активной чувствительной площади 4,4×4,1 мм²</w:t>
-      </w:r>
-      <w:r>
-        <w:rPr>
-          <w:highlight w:val="yellow"/>
-        </w:rPr>
-        <w:t xml:space="preserve"> </w:t>
-      </w:r>
-      <w:r>
-        <w:rPr>
-          <w:highlight w:val="yellow"/>
-        </w:rPr>
-        <w:t>[</w:t>
-      </w:r>
-      <w:proofErr w:type="gramStart"/>
-      <w:r>
-        <w:rPr>
-          <w:highlight w:val="yellow"/>
-        </w:rPr>
-        <w:t xml:space="preserve">рис. </w:t>
+        <w:t xml:space="preserve">[рис. </w:t>
       </w:r>
       <w:r>
         <w:t>]</w:t>
       </w:r>
-      <w:proofErr w:type="gramEnd"/>
       <w:r>
         <w:t xml:space="preserve">. </w:t>
       </w:r>
-      <w:proofErr w:type="gramStart"/>
-      <w:r>
-        <w:rPr>
-          <w:highlight w:val="yellow"/>
-        </w:rPr>
-        <w:t>Вольт-амперная</w:t>
-      </w:r>
-      <w:proofErr w:type="gramEnd"/>
-      <w:r>
-        <w:rPr>
-          <w:highlight w:val="yellow"/>
-        </w:rPr>
-        <w:t xml:space="preserve"> и вольт-</w:t>
+      <w:r>
+        <w:rPr>
+          <w:highlight w:val="yellow"/>
+        </w:rPr>
+        <w:t>Вольт-амперная и вольт-</w:t>
       </w:r>
       <w:proofErr w:type="spellStart"/>
       <w:r>
@@ -1017,6 +740,646 @@
       <w:pPr>
         <w:pStyle w:val="a0"/>
         <w:ind w:left="0" w:firstLine="633"/>
+        <w:rPr>
+          <w:highlight w:val="yellow"/>
+        </w:rPr>
+      </w:pPr>
+      <w:r>
+        <w:rPr>
+          <w:highlight w:val="yellow"/>
+        </w:rPr>
+        <w:t>Первая э</w:t>
+      </w:r>
+      <w:r>
+        <w:rPr>
+          <w:highlight w:val="yellow"/>
+        </w:rPr>
+        <w:t xml:space="preserve">кспериментальная </w:t>
+      </w:r>
+      <w:r>
+        <w:rPr>
+          <w:highlight w:val="yellow"/>
+        </w:rPr>
+        <w:t>проверка работоспособности</w:t>
+      </w:r>
+      <w:r>
+        <w:rPr>
+          <w:highlight w:val="yellow"/>
+        </w:rPr>
+        <w:t xml:space="preserve"> фотодиодного датчика была проведена на технологической станции ВЭПП-4 ИЯФ СО РАН, расположенной на выходе поворотного дипольного</w:t>
+      </w:r>
+      <w:r>
+        <w:rPr>
+          <w:highlight w:val="yellow"/>
+        </w:rPr>
+        <w:t xml:space="preserve"> магнита</w:t>
+      </w:r>
+      <w:r>
+        <w:rPr>
+          <w:highlight w:val="yellow"/>
+        </w:rPr>
+        <w:t>. Расстояние от точки излучения до области размещения фотодиода составляло</w:t>
+      </w:r>
+      <w:r>
+        <w:rPr>
+          <w:b/>
+          <w:bCs/>
+          <w:highlight w:val="yellow"/>
+        </w:rPr>
+        <w:t xml:space="preserve"> </w:t>
+      </w:r>
+      <w:r>
+        <w:rPr>
+          <w:highlight w:val="yellow"/>
+        </w:rPr>
+        <w:t>20 м</w:t>
+      </w:r>
+      <w:r>
+        <w:rPr>
+          <w:highlight w:val="yellow"/>
+        </w:rPr>
+        <w:t>.</w:t>
+      </w:r>
+      <w:r>
+        <w:rPr>
+          <w:highlight w:val="yellow"/>
+        </w:rPr>
+        <w:br/>
+        <w:t xml:space="preserve">Параметры источника приведены в таблице </w:t>
+      </w:r>
+      <w:r>
+        <w:rPr>
+          <w:highlight w:val="yellow"/>
+        </w:rPr>
+        <w:t>[</w:t>
+      </w:r>
+      <w:r>
+        <w:rPr>
+          <w:highlight w:val="yellow"/>
+        </w:rPr>
+        <w:t>??</w:t>
+      </w:r>
+      <w:r>
+        <w:rPr>
+          <w:highlight w:val="yellow"/>
+        </w:rPr>
+        <w:t>]</w:t>
+      </w:r>
+      <w:r>
+        <w:rPr>
+          <w:highlight w:val="yellow"/>
+        </w:rPr>
+        <w:t>.</w:t>
+      </w:r>
+    </w:p>
+    <w:p>
+      <w:pPr>
+        <w:pStyle w:val="a0"/>
+        <w:ind w:left="0" w:firstLine="633"/>
+        <w:rPr>
+          <w:highlight w:val="yellow"/>
+        </w:rPr>
+      </w:pPr>
+      <w:r>
+        <w:rPr>
+          <w:highlight w:val="yellow"/>
+        </w:rPr>
+        <w:t>Формирование</w:t>
+      </w:r>
+      <w:r>
+        <w:rPr>
+          <w:highlight w:val="yellow"/>
+        </w:rPr>
+        <w:t xml:space="preserve"> </w:t>
+      </w:r>
+      <w:r>
+        <w:rPr>
+          <w:highlight w:val="yellow"/>
+        </w:rPr>
+        <w:t xml:space="preserve">геометрии пучка осуществлялось набором </w:t>
+      </w:r>
+      <w:r>
+        <w:rPr>
+          <w:highlight w:val="yellow"/>
+        </w:rPr>
+        <w:t xml:space="preserve">пластин из сплава </w:t>
+      </w:r>
+      <w:proofErr w:type="spellStart"/>
+      <w:r>
+        <w:rPr>
+          <w:highlight w:val="yellow"/>
+        </w:rPr>
+        <w:t>эльконайта</w:t>
+      </w:r>
+      <w:proofErr w:type="spellEnd"/>
+      <w:r>
+        <w:rPr>
+          <w:highlight w:val="yellow"/>
+        </w:rPr>
+        <w:t xml:space="preserve"> т</w:t>
+      </w:r>
+      <w:r>
+        <w:rPr>
+          <w:highlight w:val="yellow"/>
+        </w:rPr>
+        <w:t>олщин</w:t>
+      </w:r>
+      <w:r>
+        <w:rPr>
+          <w:highlight w:val="yellow"/>
+        </w:rPr>
+        <w:t>ой</w:t>
+      </w:r>
+      <w:r>
+        <w:rPr>
+          <w:highlight w:val="yellow"/>
+        </w:rPr>
+        <w:t xml:space="preserve"> 5 мм, установленных на моторизованные приводы с точностью позиционирования</w:t>
+      </w:r>
+      <w:r>
+        <w:rPr>
+          <w:highlight w:val="yellow"/>
+        </w:rPr>
+        <w:t xml:space="preserve"> 10 мкм</w:t>
+      </w:r>
+      <w:r>
+        <w:rPr>
+          <w:highlight w:val="yellow"/>
+        </w:rPr>
+        <w:t xml:space="preserve">. </w:t>
+      </w:r>
+      <w:r>
+        <w:rPr>
+          <w:highlight w:val="yellow"/>
+        </w:rPr>
+        <w:t xml:space="preserve">Далее </w:t>
+      </w:r>
+      <w:r>
+        <w:rPr>
+          <w:highlight w:val="yellow"/>
+        </w:rPr>
+        <w:t>пучок</w:t>
+      </w:r>
+      <w:r>
+        <w:rPr>
+          <w:highlight w:val="yellow"/>
+        </w:rPr>
+        <w:t xml:space="preserve"> СИ</w:t>
+      </w:r>
+      <w:r>
+        <w:rPr>
+          <w:highlight w:val="yellow"/>
+        </w:rPr>
+        <w:t xml:space="preserve"> попадал на разрезной монохроматор </w:t>
+      </w:r>
+      <w:proofErr w:type="spellStart"/>
+      <w:r>
+        <w:rPr>
+          <w:highlight w:val="yellow"/>
+        </w:rPr>
+        <w:t>Si</w:t>
+      </w:r>
+      <w:proofErr w:type="spellEnd"/>
+      <w:r>
+        <w:rPr>
+          <w:highlight w:val="yellow"/>
+        </w:rPr>
+        <w:t>(111)</w:t>
+      </w:r>
+      <w:r>
+        <w:rPr>
+          <w:highlight w:val="yellow"/>
+        </w:rPr>
+        <w:t xml:space="preserve"> </w:t>
+      </w:r>
+      <w:r>
+        <w:rPr>
+          <w:highlight w:val="yellow"/>
+        </w:rPr>
+        <w:t>[</w:t>
+      </w:r>
+      <w:proofErr w:type="spellStart"/>
+      <w:r>
+        <w:rPr>
+          <w:highlight w:val="yellow"/>
+          <w:lang w:val="en-US"/>
+        </w:rPr>
+        <w:t>dE</w:t>
+      </w:r>
+      <w:proofErr w:type="spellEnd"/>
+      <w:r>
+        <w:rPr>
+          <w:highlight w:val="yellow"/>
+        </w:rPr>
+        <w:t>/</w:t>
+      </w:r>
+      <w:r>
+        <w:rPr>
+          <w:highlight w:val="yellow"/>
+          <w:lang w:val="en-US"/>
+        </w:rPr>
+        <w:t>E</w:t>
+      </w:r>
+      <w:r>
+        <w:rPr>
+          <w:highlight w:val="yellow"/>
+        </w:rPr>
+        <w:t>]</w:t>
+      </w:r>
+      <w:r>
+        <w:rPr>
+          <w:highlight w:val="yellow"/>
+        </w:rPr>
+        <w:t>. Ю</w:t>
+      </w:r>
+      <w:r>
+        <w:rPr>
+          <w:highlight w:val="yellow"/>
+        </w:rPr>
+        <w:t>стировка монохроматора выполнялась по K-краю поглощения медной фольги (8.976 кэВ)</w:t>
+      </w:r>
+      <w:r>
+        <w:rPr>
+          <w:highlight w:val="yellow"/>
+        </w:rPr>
+        <w:t>.</w:t>
+      </w:r>
+    </w:p>
+    <w:p>
+      <w:pPr>
+        <w:pStyle w:val="a0"/>
+        <w:ind w:left="0" w:firstLine="633"/>
+      </w:pPr>
+      <w:r>
+        <w:rPr>
+          <w:highlight w:val="yellow"/>
+        </w:rPr>
+        <w:t>PIN-фотодиод размещался за монохроматором в прямом пучке</w:t>
+      </w:r>
+      <w:r>
+        <w:rPr>
+          <w:highlight w:val="yellow"/>
+        </w:rPr>
+        <w:t xml:space="preserve"> </w:t>
+      </w:r>
+      <w:r>
+        <w:rPr>
+          <w:highlight w:val="yellow"/>
+        </w:rPr>
+        <w:t>[</w:t>
+      </w:r>
+      <w:r>
+        <w:rPr>
+          <w:highlight w:val="yellow"/>
+        </w:rPr>
+        <w:t>рис.</w:t>
+      </w:r>
+      <w:r>
+        <w:rPr>
+          <w:highlight w:val="yellow"/>
+        </w:rPr>
+        <w:t>]</w:t>
+      </w:r>
+      <w:r>
+        <w:rPr>
+          <w:highlight w:val="yellow"/>
+        </w:rPr>
+        <w:t xml:space="preserve"> и подключался к радиотехнической схеме, включающей источник обратного смещения, </w:t>
+      </w:r>
+      <w:proofErr w:type="spellStart"/>
+      <w:r>
+        <w:rPr>
+          <w:highlight w:val="yellow"/>
+        </w:rPr>
+        <w:t>трансимпедансный</w:t>
+      </w:r>
+      <w:proofErr w:type="spellEnd"/>
+      <w:r>
+        <w:rPr>
+          <w:highlight w:val="yellow"/>
+        </w:rPr>
+        <w:t xml:space="preserve"> усилитель и АЦП</w:t>
+      </w:r>
+      <w:r>
+        <w:rPr>
+          <w:highlight w:val="yellow"/>
+        </w:rPr>
+        <w:t xml:space="preserve"> </w:t>
+      </w:r>
+      <w:r>
+        <w:rPr>
+          <w:highlight w:val="yellow"/>
+        </w:rPr>
+        <w:t>[</w:t>
+      </w:r>
+      <w:r>
+        <w:rPr>
+          <w:highlight w:val="yellow"/>
+        </w:rPr>
+        <w:t>рис.</w:t>
+      </w:r>
+      <w:r>
+        <w:rPr>
+          <w:highlight w:val="yellow"/>
+        </w:rPr>
+        <w:t>]</w:t>
+      </w:r>
+      <w:r>
+        <w:rPr>
+          <w:highlight w:val="yellow"/>
+        </w:rPr>
+        <w:t xml:space="preserve">. </w:t>
+      </w:r>
+    </w:p>
+    <w:p>
+      <w:pPr>
+        <w:pStyle w:val="a0"/>
+        <w:ind w:left="0" w:firstLine="633"/>
+        <w:rPr>
+          <w:highlight w:val="yellow"/>
+        </w:rPr>
+      </w:pPr>
+      <w:r>
+        <w:rPr>
+          <w:highlight w:val="yellow"/>
+        </w:rPr>
+        <w:t>Для о</w:t>
+      </w:r>
+      <w:r>
+        <w:rPr>
+          <w:highlight w:val="yellow"/>
+        </w:rPr>
+        <w:t>пределения</w:t>
+      </w:r>
+      <w:r>
+        <w:rPr>
+          <w:highlight w:val="yellow"/>
+        </w:rPr>
+        <w:t xml:space="preserve"> пространственной однородности отклика проводилось сканирование </w:t>
+      </w:r>
+      <w:r>
+        <w:rPr>
+          <w:highlight w:val="yellow"/>
+          <w:lang w:val="en-US"/>
+        </w:rPr>
+        <w:t>PIN</w:t>
+      </w:r>
+      <w:r>
+        <w:rPr>
+          <w:highlight w:val="yellow"/>
+        </w:rPr>
+        <w:t>-</w:t>
+      </w:r>
+      <w:r>
+        <w:rPr>
+          <w:highlight w:val="yellow"/>
+        </w:rPr>
+        <w:t>фотодиода по горизонтали и вертикали относительно пучка</w:t>
+      </w:r>
+      <w:r>
+        <w:rPr>
+          <w:highlight w:val="yellow"/>
+        </w:rPr>
+        <w:t xml:space="preserve"> </w:t>
+      </w:r>
+      <w:r>
+        <w:rPr>
+          <w:highlight w:val="yellow"/>
+        </w:rPr>
+        <w:lastRenderedPageBreak/>
+        <w:t>(</w:t>
+      </w:r>
+      <w:r>
+        <w:rPr>
+          <w:highlight w:val="yellow"/>
+        </w:rPr>
+        <w:t>[</w:t>
+      </w:r>
+      <w:r>
+        <w:rPr>
+          <w:highlight w:val="yellow"/>
+        </w:rPr>
+        <w:t>рис</w:t>
+      </w:r>
+      <w:r>
+        <w:rPr>
+          <w:highlight w:val="yellow"/>
+        </w:rPr>
+        <w:t>]</w:t>
+      </w:r>
+      <w:r>
+        <w:rPr>
+          <w:highlight w:val="yellow"/>
+        </w:rPr>
+        <w:t>)</w:t>
+      </w:r>
+      <w:r>
+        <w:rPr>
+          <w:highlight w:val="yellow"/>
+        </w:rPr>
+        <w:t xml:space="preserve">, </w:t>
+      </w:r>
+      <w:r>
+        <w:rPr>
+          <w:highlight w:val="yellow"/>
+        </w:rPr>
+        <w:t>ограниченно</w:t>
+      </w:r>
+      <w:r>
+        <w:rPr>
+          <w:highlight w:val="yellow"/>
+        </w:rPr>
+        <w:t>го вертикальной щелью шириной 1 мм</w:t>
+      </w:r>
+      <w:r>
+        <w:rPr>
+          <w:highlight w:val="yellow"/>
+        </w:rPr>
+        <w:t xml:space="preserve"> вблизи максимума интенсивности</w:t>
+      </w:r>
+      <w:r>
+        <w:rPr>
+          <w:highlight w:val="yellow"/>
+        </w:rPr>
+        <w:t>.</w:t>
+      </w:r>
+      <w:r>
+        <w:rPr>
+          <w:highlight w:val="yellow"/>
+        </w:rPr>
+        <w:t xml:space="preserve"> </w:t>
+      </w:r>
+      <w:r>
+        <w:rPr>
+          <w:highlight w:val="yellow"/>
+        </w:rPr>
+        <w:t xml:space="preserve">Полученные профили </w:t>
+      </w:r>
+      <w:r>
+        <w:rPr>
+          <w:highlight w:val="yellow"/>
+        </w:rPr>
+        <w:t xml:space="preserve">сканирования </w:t>
+      </w:r>
+      <w:r>
+        <w:rPr>
+          <w:highlight w:val="yellow"/>
+        </w:rPr>
+        <w:t xml:space="preserve">[рис.] </w:t>
+      </w:r>
+      <w:r>
+        <w:rPr>
+          <w:highlight w:val="yellow"/>
+        </w:rPr>
+        <w:t xml:space="preserve">показали, что рабочая область с равномерным откликом составляет </w:t>
+      </w:r>
+      <w:r>
+        <w:rPr>
+          <w:highlight w:val="yellow"/>
+        </w:rPr>
+        <w:t>??</w:t>
+      </w:r>
+      <w:r>
+        <w:rPr>
+          <w:highlight w:val="yellow"/>
+        </w:rPr>
+        <w:t xml:space="preserve"> × </w:t>
+      </w:r>
+      <w:r>
+        <w:rPr>
+          <w:highlight w:val="yellow"/>
+        </w:rPr>
+        <w:t>??</w:t>
+      </w:r>
+      <w:r>
+        <w:rPr>
+          <w:highlight w:val="yellow"/>
+        </w:rPr>
+        <w:t xml:space="preserve"> мм</w:t>
+      </w:r>
+      <w:r>
+        <w:rPr>
+          <w:highlight w:val="yellow"/>
+        </w:rPr>
+        <w:t>^2.</w:t>
+      </w:r>
+    </w:p>
+    <w:p>
+      <w:pPr>
+        <w:pStyle w:val="a0"/>
+        <w:ind w:left="0" w:firstLine="633"/>
+      </w:pPr>
+      <w:r>
+        <w:rPr>
+          <w:highlight w:val="yellow"/>
+        </w:rPr>
+        <w:t>Во второй серии экспериментов исследовалась стойкость фотодиода к длительному облучению. Выбранный участок чувствительной области размером ?? × ?? мм</w:t>
+      </w:r>
+      <w:r>
+        <w:rPr>
+          <w:highlight w:val="yellow"/>
+        </w:rPr>
+        <w:t>^2</w:t>
+      </w:r>
+      <w:r>
+        <w:rPr>
+          <w:highlight w:val="yellow"/>
+        </w:rPr>
+        <w:t xml:space="preserve"> облучался прямым немонохроматическим («белым») пучком в течение 30 мин.</w:t>
+      </w:r>
+      <w:r>
+        <w:rPr>
+          <w:highlight w:val="yellow"/>
+        </w:rPr>
+        <w:t xml:space="preserve"> </w:t>
+      </w:r>
+      <w:r>
+        <w:rPr>
+          <w:highlight w:val="yellow"/>
+        </w:rPr>
+        <w:t>До и после облучения выполнялось вертикальное сканирование диода.</w:t>
+      </w:r>
+      <w:r>
+        <w:rPr>
+          <w:highlight w:val="yellow"/>
+        </w:rPr>
+        <w:t xml:space="preserve"> </w:t>
+      </w:r>
+      <w:r>
+        <w:rPr>
+          <w:highlight w:val="yellow"/>
+        </w:rPr>
+        <w:t>Сравнение профилей не выявило значимых изменений амплитуды сигнала или формы кривой в пределах погрешности измерений.</w:t>
+      </w:r>
+      <w:r>
+        <w:rPr>
+          <w:highlight w:val="yellow"/>
+        </w:rPr>
+        <w:t xml:space="preserve"> Оценочная доза излучения, полученная фотодиодом, составила [].</w:t>
+      </w:r>
+      <w:r>
+        <w:rPr>
+          <w:highlight w:val="yellow"/>
+        </w:rPr>
+        <w:t xml:space="preserve"> </w:t>
+      </w:r>
+      <w:r>
+        <w:rPr>
+          <w:highlight w:val="yellow"/>
+        </w:rPr>
+        <w:t>Таким образом, было выявлено</w:t>
+      </w:r>
+      <w:r>
+        <w:rPr>
+          <w:highlight w:val="yellow"/>
+        </w:rPr>
+        <w:t xml:space="preserve"> отсутстви</w:t>
+      </w:r>
+      <w:r>
+        <w:rPr>
+          <w:highlight w:val="yellow"/>
+        </w:rPr>
+        <w:t>е</w:t>
+      </w:r>
+      <w:r>
+        <w:rPr>
+          <w:highlight w:val="yellow"/>
+        </w:rPr>
+        <w:t xml:space="preserve"> заметной деградации</w:t>
+      </w:r>
+      <w:r>
+        <w:rPr>
+          <w:highlight w:val="yellow"/>
+        </w:rPr>
+        <w:t xml:space="preserve"> рабочих характеристик </w:t>
+      </w:r>
+      <w:r>
+        <w:rPr>
+          <w:highlight w:val="yellow"/>
+          <w:lang w:val="en-US"/>
+        </w:rPr>
+        <w:t>PIN</w:t>
+      </w:r>
+      <w:r>
+        <w:rPr>
+          <w:highlight w:val="yellow"/>
+        </w:rPr>
+        <w:t xml:space="preserve">-фотодиода </w:t>
+      </w:r>
+      <w:r>
+        <w:rPr>
+          <w:highlight w:val="yellow"/>
+        </w:rPr>
+        <w:t>при полученной дозовой нагрузке.</w:t>
+      </w:r>
+    </w:p>
+    <w:p>
+      <w:pPr>
+        <w:pStyle w:val="a0"/>
+        <w:ind w:left="0"/>
+        <w:rPr>
+          <w:lang w:val="en-US"/>
+        </w:rPr>
       </w:pPr>
     </w:p>
     <w:p>

--- a/Статья.docx
+++ b/Статья.docx
@@ -249,7 +249,43 @@
         <w:rPr>
           <w:highlight w:val="yellow"/>
         </w:rPr>
-        <w:t xml:space="preserve"> Monitor, XBPM) подразделяются на несколько основных типов. К первой группе относятся периферийные («ножевые») датчики, фиксирующие изменение фототока при частичном перекрытии пучка</w:t>
+        <w:t xml:space="preserve"> Monitor, XBPM) подразделяются на несколько основных типов. К первой группе относятся </w:t>
+      </w:r>
+      <w:r>
+        <w:rPr>
+          <w:highlight w:val="yellow"/>
+        </w:rPr>
+        <w:t xml:space="preserve">«ножевые» </w:t>
+      </w:r>
+      <w:r>
+        <w:rPr>
+          <w:highlight w:val="yellow"/>
+        </w:rPr>
+        <w:t>(</w:t>
+      </w:r>
+      <w:r>
+        <w:rPr>
+          <w:highlight w:val="yellow"/>
+        </w:rPr>
+        <w:t>периферийные</w:t>
+      </w:r>
+      <w:r>
+        <w:rPr>
+          <w:highlight w:val="yellow"/>
+        </w:rPr>
+        <w:t>)</w:t>
+      </w:r>
+      <w:r>
+        <w:rPr>
+          <w:highlight w:val="yellow"/>
+        </w:rPr>
+        <w:t xml:space="preserve"> </w:t>
+      </w:r>
+      <w:r>
+        <w:rPr>
+          <w:highlight w:val="yellow"/>
+        </w:rPr>
+        <w:t>датчики, фиксирующие изменение фототока при частичном перекрытии пучка</w:t>
       </w:r>
       <w:r>
         <w:rPr>
@@ -288,7 +324,25 @@
         <w:rPr>
           <w:highlight w:val="yellow"/>
         </w:rPr>
-        <w:t xml:space="preserve">Устройства прямой регистрации профиля, такие как </w:t>
+        <w:t>Устройства второго типа</w:t>
+      </w:r>
+      <w:r>
+        <w:rPr>
+          <w:highlight w:val="yellow"/>
+        </w:rPr>
+        <w:t>, таки</w:t>
+      </w:r>
+      <w:r>
+        <w:rPr>
+          <w:highlight w:val="yellow"/>
+        </w:rPr>
+        <w:t>е</w:t>
+      </w:r>
+      <w:r>
+        <w:rPr>
+          <w:highlight w:val="yellow"/>
+        </w:rPr>
+        <w:t xml:space="preserve"> как </w:t>
       </w:r>
       <w:r>
         <w:rPr>
@@ -330,7 +384,85 @@
         <w:rPr>
           <w:highlight w:val="yellow"/>
         </w:rPr>
-        <w:t>беспечивают непосредственное измерение профиля, но требуют вмешательства в пучок; применение их ограничено главным образом операциями настройки, за исключением тонких полупроводниковых детекторов, устойчивых к радиационным и тепловым нагрузкам.</w:t>
+        <w:t>беспечива</w:t>
+      </w:r>
+      <w:r>
+        <w:rPr>
+          <w:highlight w:val="yellow"/>
+        </w:rPr>
+        <w:t>ю</w:t>
+      </w:r>
+      <w:r>
+        <w:rPr>
+          <w:highlight w:val="yellow"/>
+        </w:rPr>
+        <w:t xml:space="preserve">т непосредственное измерение профиля, </w:t>
+      </w:r>
+      <w:r>
+        <w:rPr>
+          <w:highlight w:val="yellow"/>
+        </w:rPr>
+        <w:t>однако</w:t>
+      </w:r>
+      <w:r>
+        <w:rPr>
+          <w:highlight w:val="yellow"/>
+        </w:rPr>
+        <w:t xml:space="preserve"> требуют вмешательства в пучок</w:t>
+      </w:r>
+      <w:r>
+        <w:rPr>
+          <w:highlight w:val="yellow"/>
+        </w:rPr>
+        <w:t xml:space="preserve">; </w:t>
+      </w:r>
+      <w:r>
+        <w:rPr>
+          <w:highlight w:val="yellow"/>
+        </w:rPr>
+        <w:t>применение их ограничено главным образом</w:t>
+      </w:r>
+      <w:r>
+        <w:rPr>
+          <w:highlight w:val="yellow"/>
+        </w:rPr>
+        <w:t xml:space="preserve"> начальной</w:t>
+      </w:r>
+      <w:r>
+        <w:rPr>
+          <w:highlight w:val="yellow"/>
+        </w:rPr>
+        <w:t xml:space="preserve"> </w:t>
+      </w:r>
+      <w:r>
+        <w:rPr>
+          <w:highlight w:val="yellow"/>
+        </w:rPr>
+        <w:t>юстировкой</w:t>
+      </w:r>
+      <w:r>
+        <w:rPr>
+          <w:highlight w:val="yellow"/>
+        </w:rPr>
+        <w:t xml:space="preserve">, за исключением </w:t>
+      </w:r>
+      <w:r>
+        <w:rPr>
+          <w:highlight w:val="yellow"/>
+        </w:rPr>
+        <w:t>устойчивых к радиационным и тепловым нагрузкам</w:t>
+      </w:r>
+      <w:r>
+        <w:rPr>
+          <w:highlight w:val="yellow"/>
+        </w:rPr>
+        <w:t xml:space="preserve"> </w:t>
+      </w:r>
+      <w:r>
+        <w:rPr>
+          <w:highlight w:val="yellow"/>
+        </w:rPr>
+        <w:t>тонких полупроводниковых детекторов.</w:t>
       </w:r>
       <w:r>
         <w:rPr>
@@ -346,6 +478,31 @@
           <w:highlight w:val="yellow"/>
         </w:rPr>
         <w:t>Третью категорию составляют позиционно-чувствительные ионизационные камеры, позволяющие восстанавливать пространственное распределение интенсивности пучка.</w:t>
+      </w:r>
+      <w:r>
+        <w:rPr>
+          <w:highlight w:val="yellow"/>
+        </w:rPr>
+        <w:t xml:space="preserve"> </w:t>
+      </w:r>
+      <w:r>
+        <w:rPr>
+          <w:color w:val="FF0000"/>
+        </w:rPr>
+        <w:t xml:space="preserve">Кажется, лучше переставить категории местами, чтобы плавно перейти к монитору с </w:t>
+      </w:r>
+      <w:r>
+        <w:rPr>
+          <w:color w:val="FF0000"/>
+          <w:lang w:val="en-US"/>
+        </w:rPr>
+        <w:t>PIN</w:t>
+      </w:r>
+      <w:r>
+        <w:rPr>
+          <w:color w:val="FF0000"/>
+        </w:rPr>
+        <w:t>-фотодиодами («первый тип» здесь)</w:t>
       </w:r>
     </w:p>
     <w:p>
@@ -484,7 +641,14 @@
         <w:rPr>
           <w:highlight w:val="darkGray"/>
         </w:rPr>
-        <w:t>), описание принципа действия. Экспериментальная проверка работоспособности (описание эксперимента на ВЭПП-4, результаты измерений однородности, шумов и динамического диапазона, радиационной стойкости). Промежуточный вывод о применимости (например</w:t>
+        <w:t xml:space="preserve">), описание принципа действия. Экспериментальная проверка работоспособности (описание эксперимента на ВЭПП-4, результаты измерений однородности, шумов и динамического диапазона, радиационной стойкости). Промежуточный вывод о применимости </w:t>
+      </w:r>
+      <w:r>
+        <w:rPr>
+          <w:highlight w:val="darkGray"/>
+        </w:rPr>
+        <w:lastRenderedPageBreak/>
+        <w:t>(например</w:t>
       </w:r>
       <w:r>
         <w:rPr>
@@ -531,7 +695,6 @@
         <w:jc w:val="center"/>
       </w:pPr>
       <w:r>
-        <w:lastRenderedPageBreak/>
         <w:t xml:space="preserve">3. МОНИТОР ИНТЕНСИВНОСТИ ПУЧКА СИ НА ОСНОВЕ ОДНОГО </w:t>
       </w:r>
       <w:r>
@@ -554,9 +717,388 @@
       <w:pPr>
         <w:pStyle w:val="a0"/>
         <w:ind w:left="0" w:firstLine="633"/>
+        <w:rPr>
+          <w:highlight w:val="yellow"/>
+        </w:rPr>
       </w:pPr>
       <w:r>
         <w:rPr>
+          <w:noProof/>
+        </w:rPr>
+        <mc:AlternateContent>
+          <mc:Choice Requires="wps">
+            <w:drawing>
+              <wp:anchor distT="0" distB="0" distL="114300" distR="114300" simplePos="0" relativeHeight="251661312" behindDoc="0" locked="0" layoutInCell="1" allowOverlap="1" wp14:anchorId="4638651D" wp14:editId="1CFEFF18">
+                <wp:simplePos x="0" y="0"/>
+                <wp:positionH relativeFrom="column">
+                  <wp:posOffset>804545</wp:posOffset>
+                </wp:positionH>
+                <wp:positionV relativeFrom="paragraph">
+                  <wp:posOffset>4546600</wp:posOffset>
+                </wp:positionV>
+                <wp:extent cx="4331335" cy="635"/>
+                <wp:effectExtent l="0" t="0" r="0" b="0"/>
+                <wp:wrapTopAndBottom/>
+                <wp:docPr id="3" name="Надпись 3"/>
+                <wp:cNvGraphicFramePr/>
+                <a:graphic xmlns:a="http://schemas.openxmlformats.org/drawingml/2006/main">
+                  <a:graphicData uri="http://schemas.microsoft.com/office/word/2010/wordprocessingShape">
+                    <wps:wsp>
+                      <wps:cNvSpPr txBox="1"/>
+                      <wps:spPr>
+                        <a:xfrm>
+                          <a:off x="0" y="0"/>
+                          <a:ext cx="4331335" cy="635"/>
+                        </a:xfrm>
+                        <a:prstGeom prst="rect">
+                          <a:avLst/>
+                        </a:prstGeom>
+                        <a:solidFill>
+                          <a:prstClr val="white"/>
+                        </a:solidFill>
+                        <a:ln>
+                          <a:noFill/>
+                        </a:ln>
+                      </wps:spPr>
+                      <wps:txbx>
+                        <w:txbxContent>
+                          <w:p>
+                            <w:pPr>
+                              <w:pStyle w:val="af"/>
+                              <w:jc w:val="center"/>
+                              <w:rPr>
+                                <w:rFonts w:ascii="Times New Roman" w:eastAsia="Times New Roman" w:hAnsi="Times New Roman" w:cs="Times New Roman"/>
+                                <w:i w:val="0"/>
+                                <w:iCs w:val="0"/>
+                                <w:noProof/>
+                                <w:color w:val="auto"/>
+                                <w:sz w:val="40"/>
+                                <w:szCs w:val="24"/>
+                              </w:rPr>
+                            </w:pPr>
+                            <w:r>
+                              <w:rPr>
+                                <w:rFonts w:ascii="Times New Roman" w:hAnsi="Times New Roman" w:cs="Times New Roman"/>
+                                <w:i w:val="0"/>
+                                <w:iCs w:val="0"/>
+                                <w:color w:val="auto"/>
+                                <w:sz w:val="24"/>
+                                <w:szCs w:val="24"/>
+                                <w:highlight w:val="yellow"/>
+                              </w:rPr>
+                              <w:t xml:space="preserve">Рисунок </w:t>
+                            </w:r>
+                            <w:r>
+                              <w:rPr>
+                                <w:rFonts w:ascii="Times New Roman" w:hAnsi="Times New Roman" w:cs="Times New Roman"/>
+                                <w:i w:val="0"/>
+                                <w:iCs w:val="0"/>
+                                <w:color w:val="auto"/>
+                                <w:sz w:val="24"/>
+                                <w:szCs w:val="24"/>
+                                <w:highlight w:val="yellow"/>
+                              </w:rPr>
+                              <w:fldChar w:fldCharType="begin"/>
+                            </w:r>
+                            <w:r>
+                              <w:rPr>
+                                <w:rFonts w:ascii="Times New Roman" w:hAnsi="Times New Roman" w:cs="Times New Roman"/>
+                                <w:i w:val="0"/>
+                                <w:iCs w:val="0"/>
+                                <w:color w:val="auto"/>
+                                <w:sz w:val="24"/>
+                                <w:szCs w:val="24"/>
+                                <w:highlight w:val="yellow"/>
+                              </w:rPr>
+                              <w:instrText xml:space="preserve"> SEQ Рисунок \* ARABIC </w:instrText>
+                            </w:r>
+                            <w:r>
+                              <w:rPr>
+                                <w:rFonts w:ascii="Times New Roman" w:hAnsi="Times New Roman" w:cs="Times New Roman"/>
+                                <w:i w:val="0"/>
+                                <w:iCs w:val="0"/>
+                                <w:color w:val="auto"/>
+                                <w:sz w:val="24"/>
+                                <w:szCs w:val="24"/>
+                                <w:highlight w:val="yellow"/>
+                              </w:rPr>
+                              <w:fldChar w:fldCharType="separate"/>
+                            </w:r>
+                            <w:r>
+                              <w:rPr>
+                                <w:rFonts w:ascii="Times New Roman" w:hAnsi="Times New Roman" w:cs="Times New Roman"/>
+                                <w:i w:val="0"/>
+                                <w:iCs w:val="0"/>
+                                <w:noProof/>
+                                <w:color w:val="auto"/>
+                                <w:sz w:val="24"/>
+                                <w:szCs w:val="24"/>
+                                <w:highlight w:val="yellow"/>
+                              </w:rPr>
+                              <w:t>1</w:t>
+                            </w:r>
+                            <w:r>
+                              <w:rPr>
+                                <w:rFonts w:ascii="Times New Roman" w:hAnsi="Times New Roman" w:cs="Times New Roman"/>
+                                <w:i w:val="0"/>
+                                <w:iCs w:val="0"/>
+                                <w:color w:val="auto"/>
+                                <w:sz w:val="24"/>
+                                <w:szCs w:val="24"/>
+                                <w:highlight w:val="yellow"/>
+                              </w:rPr>
+                              <w:fldChar w:fldCharType="end"/>
+                            </w:r>
+                            <w:r>
+                              <w:rPr>
+                                <w:rFonts w:ascii="Times New Roman" w:hAnsi="Times New Roman" w:cs="Times New Roman"/>
+                                <w:i w:val="0"/>
+                                <w:iCs w:val="0"/>
+                                <w:color w:val="auto"/>
+                                <w:sz w:val="24"/>
+                                <w:szCs w:val="24"/>
+                                <w:highlight w:val="yellow"/>
+                              </w:rPr>
+                              <w:t xml:space="preserve">. Схема </w:t>
+                            </w:r>
+                            <w:r>
+                              <w:rPr>
+                                <w:rFonts w:ascii="Times New Roman" w:hAnsi="Times New Roman" w:cs="Times New Roman"/>
+                                <w:i w:val="0"/>
+                                <w:iCs w:val="0"/>
+                                <w:color w:val="auto"/>
+                                <w:sz w:val="24"/>
+                                <w:szCs w:val="24"/>
+                                <w:highlight w:val="yellow"/>
+                                <w:lang w:val="en-US"/>
+                              </w:rPr>
+                              <w:t>PIN</w:t>
+                            </w:r>
+                            <w:r>
+                              <w:rPr>
+                                <w:rFonts w:ascii="Times New Roman" w:hAnsi="Times New Roman" w:cs="Times New Roman"/>
+                                <w:i w:val="0"/>
+                                <w:iCs w:val="0"/>
+                                <w:color w:val="auto"/>
+                                <w:sz w:val="24"/>
+                                <w:szCs w:val="24"/>
+                                <w:highlight w:val="yellow"/>
+                              </w:rPr>
+                              <w:t>-фотодиода в разрезе</w:t>
+                            </w:r>
+                          </w:p>
+                        </w:txbxContent>
+                      </wps:txbx>
+                      <wps:bodyPr rot="0" spcFirstLastPara="0" vertOverflow="overflow" horzOverflow="overflow" vert="horz" wrap="square" lIns="0" tIns="0" rIns="0" bIns="0" numCol="1" spcCol="0" rtlCol="0" fromWordArt="0" anchor="t" anchorCtr="0" forceAA="0" compatLnSpc="1">
+                        <a:prstTxWarp prst="textNoShape">
+                          <a:avLst/>
+                        </a:prstTxWarp>
+                        <a:spAutoFit/>
+                      </wps:bodyPr>
+                    </wps:wsp>
+                  </a:graphicData>
+                </a:graphic>
+              </wp:anchor>
+            </w:drawing>
+          </mc:Choice>
+          <mc:Fallback>
+            <w:pict>
+              <v:shapetype w14:anchorId="4638651D" id="_x0000_t202" coordsize="21600,21600" o:spt="202" path="m,l,21600r21600,l21600,xe">
+                <v:stroke joinstyle="miter"/>
+                <v:path gradientshapeok="t" o:connecttype="rect"/>
+              </v:shapetype>
+              <v:shape id="Надпись 3" o:spid="_x0000_s1026" type="#_x0000_t202" style="position:absolute;left:0;text-align:left;margin-left:63.35pt;margin-top:358pt;width:341.05pt;height:.05pt;z-index:251661312;visibility:visible;mso-wrap-style:square;mso-wrap-distance-left:9pt;mso-wrap-distance-top:0;mso-wrap-distance-right:9pt;mso-wrap-distance-bottom:0;mso-position-horizontal:absolute;mso-position-horizontal-relative:text;mso-position-vertical:absolute;mso-position-vertical-relative:text;v-text-anchor:top" o:gfxdata="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" stroked="f">
+                <v:textbox style="mso-fit-shape-to-text:t" inset="0,0,0,0">
+                  <w:txbxContent>
+                    <w:p>
+                      <w:pPr>
+                        <w:pStyle w:val="af"/>
+                        <w:jc w:val="center"/>
+                        <w:rPr>
+                          <w:rFonts w:ascii="Times New Roman" w:eastAsia="Times New Roman" w:hAnsi="Times New Roman" w:cs="Times New Roman"/>
+                          <w:i w:val="0"/>
+                          <w:iCs w:val="0"/>
+                          <w:noProof/>
+                          <w:color w:val="auto"/>
+                          <w:sz w:val="40"/>
+                          <w:szCs w:val="24"/>
+                        </w:rPr>
+                      </w:pPr>
+                      <w:r>
+                        <w:rPr>
+                          <w:rFonts w:ascii="Times New Roman" w:hAnsi="Times New Roman" w:cs="Times New Roman"/>
+                          <w:i w:val="0"/>
+                          <w:iCs w:val="0"/>
+                          <w:color w:val="auto"/>
+                          <w:sz w:val="24"/>
+                          <w:szCs w:val="24"/>
+                          <w:highlight w:val="yellow"/>
+                        </w:rPr>
+                        <w:t xml:space="preserve">Рисунок </w:t>
+                      </w:r>
+                      <w:r>
+                        <w:rPr>
+                          <w:rFonts w:ascii="Times New Roman" w:hAnsi="Times New Roman" w:cs="Times New Roman"/>
+                          <w:i w:val="0"/>
+                          <w:iCs w:val="0"/>
+                          <w:color w:val="auto"/>
+                          <w:sz w:val="24"/>
+                          <w:szCs w:val="24"/>
+                          <w:highlight w:val="yellow"/>
+                        </w:rPr>
+                        <w:fldChar w:fldCharType="begin"/>
+                      </w:r>
+                      <w:r>
+                        <w:rPr>
+                          <w:rFonts w:ascii="Times New Roman" w:hAnsi="Times New Roman" w:cs="Times New Roman"/>
+                          <w:i w:val="0"/>
+                          <w:iCs w:val="0"/>
+                          <w:color w:val="auto"/>
+                          <w:sz w:val="24"/>
+                          <w:szCs w:val="24"/>
+                          <w:highlight w:val="yellow"/>
+                        </w:rPr>
+                        <w:instrText xml:space="preserve"> SEQ Рисунок \* ARABIC </w:instrText>
+                      </w:r>
+                      <w:r>
+                        <w:rPr>
+                          <w:rFonts w:ascii="Times New Roman" w:hAnsi="Times New Roman" w:cs="Times New Roman"/>
+                          <w:i w:val="0"/>
+                          <w:iCs w:val="0"/>
+                          <w:color w:val="auto"/>
+                          <w:sz w:val="24"/>
+                          <w:szCs w:val="24"/>
+                          <w:highlight w:val="yellow"/>
+                        </w:rPr>
+                        <w:fldChar w:fldCharType="separate"/>
+                      </w:r>
+                      <w:r>
+                        <w:rPr>
+                          <w:rFonts w:ascii="Times New Roman" w:hAnsi="Times New Roman" w:cs="Times New Roman"/>
+                          <w:i w:val="0"/>
+                          <w:iCs w:val="0"/>
+                          <w:noProof/>
+                          <w:color w:val="auto"/>
+                          <w:sz w:val="24"/>
+                          <w:szCs w:val="24"/>
+                          <w:highlight w:val="yellow"/>
+                        </w:rPr>
+                        <w:t>1</w:t>
+                      </w:r>
+                      <w:r>
+                        <w:rPr>
+                          <w:rFonts w:ascii="Times New Roman" w:hAnsi="Times New Roman" w:cs="Times New Roman"/>
+                          <w:i w:val="0"/>
+                          <w:iCs w:val="0"/>
+                          <w:color w:val="auto"/>
+                          <w:sz w:val="24"/>
+                          <w:szCs w:val="24"/>
+                          <w:highlight w:val="yellow"/>
+                        </w:rPr>
+                        <w:fldChar w:fldCharType="end"/>
+                      </w:r>
+                      <w:r>
+                        <w:rPr>
+                          <w:rFonts w:ascii="Times New Roman" w:hAnsi="Times New Roman" w:cs="Times New Roman"/>
+                          <w:i w:val="0"/>
+                          <w:iCs w:val="0"/>
+                          <w:color w:val="auto"/>
+                          <w:sz w:val="24"/>
+                          <w:szCs w:val="24"/>
+                          <w:highlight w:val="yellow"/>
+                        </w:rPr>
+                        <w:t xml:space="preserve">. Схема </w:t>
+                      </w:r>
+                      <w:r>
+                        <w:rPr>
+                          <w:rFonts w:ascii="Times New Roman" w:hAnsi="Times New Roman" w:cs="Times New Roman"/>
+                          <w:i w:val="0"/>
+                          <w:iCs w:val="0"/>
+                          <w:color w:val="auto"/>
+                          <w:sz w:val="24"/>
+                          <w:szCs w:val="24"/>
+                          <w:highlight w:val="yellow"/>
+                          <w:lang w:val="en-US"/>
+                        </w:rPr>
+                        <w:t>PIN</w:t>
+                      </w:r>
+                      <w:r>
+                        <w:rPr>
+                          <w:rFonts w:ascii="Times New Roman" w:hAnsi="Times New Roman" w:cs="Times New Roman"/>
+                          <w:i w:val="0"/>
+                          <w:iCs w:val="0"/>
+                          <w:color w:val="auto"/>
+                          <w:sz w:val="24"/>
+                          <w:szCs w:val="24"/>
+                          <w:highlight w:val="yellow"/>
+                        </w:rPr>
+                        <w:t>-фотодиода в разрезе</w:t>
+                      </w:r>
+                    </w:p>
+                  </w:txbxContent>
+                </v:textbox>
+                <w10:wrap type="topAndBottom"/>
+              </v:shape>
+            </w:pict>
+          </mc:Fallback>
+        </mc:AlternateContent>
+      </w:r>
+      <w:r>
+        <w:rPr>
+          <w:noProof/>
+        </w:rPr>
+        <w:drawing>
+          <wp:anchor distT="0" distB="0" distL="114300" distR="114300" simplePos="0" relativeHeight="251658240" behindDoc="0" locked="0" layoutInCell="1" allowOverlap="1" wp14:anchorId="6626C0EB" wp14:editId="71276CB1">
+            <wp:simplePos x="0" y="0"/>
+            <wp:positionH relativeFrom="margin">
+              <wp:align>center</wp:align>
+            </wp:positionH>
+            <wp:positionV relativeFrom="paragraph">
+              <wp:posOffset>2893255</wp:posOffset>
+            </wp:positionV>
+            <wp:extent cx="4331677" cy="1596532"/>
+            <wp:effectExtent l="0" t="0" r="0" b="3810"/>
+            <wp:wrapTopAndBottom/>
+            <wp:docPr id="1" name="Рисунок 1"/>
+            <wp:cNvGraphicFramePr>
+              <a:graphicFrameLocks xmlns:a="http://schemas.openxmlformats.org/drawingml/2006/main" noChangeAspect="1"/>
+            </wp:cNvGraphicFramePr>
+            <a:graphic xmlns:a="http://schemas.openxmlformats.org/drawingml/2006/main">
+              <a:graphicData uri="http://schemas.openxmlformats.org/drawingml/2006/picture">
+                <pic:pic xmlns:pic="http://schemas.openxmlformats.org/drawingml/2006/picture">
+                  <pic:nvPicPr>
+                    <pic:cNvPr id="1" name="Рисунок 1"/>
+                    <pic:cNvPicPr/>
+                  </pic:nvPicPr>
+                  <pic:blipFill>
+                    <a:blip r:embed="rId6">
+                      <a:extLst>
+                        <a:ext uri="{28A0092B-C50C-407E-A947-70E740481C1C}">
+                          <a14:useLocalDpi xmlns:a14="http://schemas.microsoft.com/office/drawing/2010/main" val="0"/>
+                        </a:ext>
+                      </a:extLst>
+                    </a:blip>
+                    <a:stretch>
+                      <a:fillRect/>
+                    </a:stretch>
+                  </pic:blipFill>
+                  <pic:spPr>
+                    <a:xfrm>
+                      <a:off x="0" y="0"/>
+                      <a:ext cx="4331677" cy="1596532"/>
+                    </a:xfrm>
+                    <a:prstGeom prst="rect">
+                      <a:avLst/>
+                    </a:prstGeom>
+                  </pic:spPr>
+                </pic:pic>
+              </a:graphicData>
+            </a:graphic>
+          </wp:anchor>
+        </w:drawing>
+      </w:r>
+      <w:r>
+        <w:rPr>
           <w:highlight w:val="yellow"/>
         </w:rPr>
         <w:t xml:space="preserve">Используемый в составе монитора интенсивности </w:t>
@@ -577,7 +1119,42 @@
         <w:rPr>
           <w:highlight w:val="yellow"/>
         </w:rPr>
-        <w:t xml:space="preserve">[рис.] </w:t>
+        <w:t>[</w:t>
+      </w:r>
+      <w:r>
+        <w:rPr>
+          <w:color w:val="FF0000"/>
+          <w:highlight w:val="yellow"/>
+        </w:rPr>
+        <w:t>рис.</w:t>
+      </w:r>
+      <w:r>
+        <w:rPr>
+          <w:color w:val="FF0000"/>
+          <w:highlight w:val="yellow"/>
+        </w:rPr>
+        <w:t xml:space="preserve"> Надо ли здесь фото </w:t>
+      </w:r>
+      <w:r>
+        <w:rPr>
+          <w:color w:val="FF0000"/>
+          <w:highlight w:val="yellow"/>
+          <w:lang w:val="en-US"/>
+        </w:rPr>
+        <w:t>PIN</w:t>
+      </w:r>
+      <w:r>
+        <w:rPr>
+          <w:color w:val="FF0000"/>
+          <w:highlight w:val="yellow"/>
+        </w:rPr>
+        <w:t>-диода?</w:t>
+      </w:r>
+      <w:r>
+        <w:rPr>
+          <w:highlight w:val="yellow"/>
+        </w:rPr>
+        <w:t xml:space="preserve">] </w:t>
       </w:r>
       <w:r>
         <w:rPr>
@@ -595,7 +1172,19 @@
         <w:rPr>
           <w:highlight w:val="yellow"/>
         </w:rPr>
-        <w:t>. Данная структура</w:t>
+        <w:t xml:space="preserve">. </w:t>
+      </w:r>
+      <w:r>
+        <w:rPr>
+          <w:highlight w:val="yellow"/>
+        </w:rPr>
+        <w:t>С</w:t>
+      </w:r>
+      <w:r>
+        <w:rPr>
+          <w:highlight w:val="yellow"/>
+        </w:rPr>
+        <w:t>труктура</w:t>
       </w:r>
       <w:r>
         <w:rPr>
@@ -607,7 +1196,7 @@
         <w:rPr>
           <w:highlight w:val="yellow"/>
         </w:rPr>
-        <w:t xml:space="preserve"> изготовлена на подложке из высокочистого кремния и включает в себя локальные n⁺- и p⁺-области, формируемые диффузионной загонкой фосфора и ионным легированием бора. Между областями электронной (n) и дырочной (p) проводимостей находится нелегированная кремниевая i-область</w:t>
+        <w:t xml:space="preserve"> изготовлена на подложке из высокочистого кремния и включает в себя локальные n⁺- и p⁺-области, формируемые диффузионной загонкой фосфора и ионным легированием бора. Между областями находится нелегированная кремниевая i-область</w:t>
       </w:r>
       <w:r>
         <w:rPr>
@@ -649,91 +1238,7 @@
         <w:rPr>
           <w:highlight w:val="yellow"/>
         </w:rPr>
-        <w:t xml:space="preserve">₂, сверху нанесена алюминиевая металлизация. Геометрические размеры </w:t>
-      </w:r>
-      <w:r>
-        <w:rPr>
-          <w:highlight w:val="yellow"/>
-        </w:rPr>
-        <w:t>устройства</w:t>
-      </w:r>
-      <w:r>
-        <w:rPr>
-          <w:highlight w:val="yellow"/>
-        </w:rPr>
-        <w:t xml:space="preserve"> составляют 5,1×5,1 мм², при активной чувствительной площади 4,4×4,1 мм²</w:t>
-      </w:r>
-      <w:r>
-        <w:rPr>
-          <w:highlight w:val="yellow"/>
-        </w:rPr>
-        <w:t xml:space="preserve"> </w:t>
-      </w:r>
-      <w:r>
-        <w:rPr>
-          <w:highlight w:val="yellow"/>
-        </w:rPr>
-        <w:t xml:space="preserve">[рис. </w:t>
-      </w:r>
-      <w:r>
-        <w:t>]</w:t>
-      </w:r>
-      <w:r>
-        <w:t xml:space="preserve">. </w:t>
-      </w:r>
-      <w:r>
-        <w:rPr>
-          <w:highlight w:val="yellow"/>
-        </w:rPr>
-        <w:t>Вольт-амперная и вольт-</w:t>
-      </w:r>
-      <w:proofErr w:type="spellStart"/>
-      <w:r>
-        <w:rPr>
-          <w:highlight w:val="yellow"/>
-        </w:rPr>
-        <w:t>фарадная</w:t>
-      </w:r>
-      <w:proofErr w:type="spellEnd"/>
-      <w:r>
-        <w:rPr>
-          <w:highlight w:val="yellow"/>
-        </w:rPr>
-        <w:t xml:space="preserve"> </w:t>
-      </w:r>
-      <w:proofErr w:type="spellStart"/>
-      <w:r>
-        <w:rPr>
-          <w:highlight w:val="yellow"/>
-        </w:rPr>
-        <w:t>харакеристика</w:t>
-      </w:r>
-      <w:proofErr w:type="spellEnd"/>
-      <w:r>
-        <w:rPr>
-          <w:highlight w:val="yellow"/>
-        </w:rPr>
-        <w:t xml:space="preserve"> представлены на </w:t>
-      </w:r>
-      <w:r>
-        <w:rPr>
-          <w:highlight w:val="yellow"/>
-          <w:lang w:val="en-US"/>
-        </w:rPr>
-        <w:t>[</w:t>
-      </w:r>
-      <w:r>
-        <w:rPr>
-          <w:highlight w:val="yellow"/>
-        </w:rPr>
-        <w:t>рис.</w:t>
-      </w:r>
-      <w:r>
-        <w:rPr>
-          <w:highlight w:val="yellow"/>
-          <w:lang w:val="en-US"/>
-        </w:rPr>
-        <w:t>]</w:t>
+        <w:t>₂, сверху нанесена алюминиевая металлизация.</w:t>
       </w:r>
     </w:p>
     <w:p>
@@ -742,268 +1247,9 @@
         <w:ind w:left="0" w:firstLine="633"/>
         <w:rPr>
           <w:highlight w:val="yellow"/>
+          <w:lang w:val="en-US"/>
         </w:rPr>
       </w:pPr>
-      <w:r>
-        <w:rPr>
-          <w:highlight w:val="yellow"/>
-        </w:rPr>
-        <w:t>Первая э</w:t>
-      </w:r>
-      <w:r>
-        <w:rPr>
-          <w:highlight w:val="yellow"/>
-        </w:rPr>
-        <w:t xml:space="preserve">кспериментальная </w:t>
-      </w:r>
-      <w:r>
-        <w:rPr>
-          <w:highlight w:val="yellow"/>
-        </w:rPr>
-        <w:t>проверка работоспособности</w:t>
-      </w:r>
-      <w:r>
-        <w:rPr>
-          <w:highlight w:val="yellow"/>
-        </w:rPr>
-        <w:t xml:space="preserve"> фотодиодного датчика была проведена на технологической станции ВЭПП-4 ИЯФ СО РАН, расположенной на выходе поворотного дипольного</w:t>
-      </w:r>
-      <w:r>
-        <w:rPr>
-          <w:highlight w:val="yellow"/>
-        </w:rPr>
-        <w:t xml:space="preserve"> магнита</w:t>
-      </w:r>
-      <w:r>
-        <w:rPr>
-          <w:highlight w:val="yellow"/>
-        </w:rPr>
-        <w:t>. Расстояние от точки излучения до области размещения фотодиода составляло</w:t>
-      </w:r>
-      <w:r>
-        <w:rPr>
-          <w:b/>
-          <w:bCs/>
-          <w:highlight w:val="yellow"/>
-        </w:rPr>
-        <w:t xml:space="preserve"> </w:t>
-      </w:r>
-      <w:r>
-        <w:rPr>
-          <w:highlight w:val="yellow"/>
-        </w:rPr>
-        <w:t>20 м</w:t>
-      </w:r>
-      <w:r>
-        <w:rPr>
-          <w:highlight w:val="yellow"/>
-        </w:rPr>
-        <w:t>.</w:t>
-      </w:r>
-      <w:r>
-        <w:rPr>
-          <w:highlight w:val="yellow"/>
-        </w:rPr>
-        <w:br/>
-        <w:t xml:space="preserve">Параметры источника приведены в таблице </w:t>
-      </w:r>
-      <w:r>
-        <w:rPr>
-          <w:highlight w:val="yellow"/>
-        </w:rPr>
-        <w:t>[</w:t>
-      </w:r>
-      <w:r>
-        <w:rPr>
-          <w:highlight w:val="yellow"/>
-        </w:rPr>
-        <w:t>??</w:t>
-      </w:r>
-      <w:r>
-        <w:rPr>
-          <w:highlight w:val="yellow"/>
-        </w:rPr>
-        <w:t>]</w:t>
-      </w:r>
-      <w:r>
-        <w:rPr>
-          <w:highlight w:val="yellow"/>
-        </w:rPr>
-        <w:t>.</w:t>
-      </w:r>
-    </w:p>
-    <w:p>
-      <w:pPr>
-        <w:pStyle w:val="a0"/>
-        <w:ind w:left="0" w:firstLine="633"/>
-        <w:rPr>
-          <w:highlight w:val="yellow"/>
-        </w:rPr>
-      </w:pPr>
-      <w:r>
-        <w:rPr>
-          <w:highlight w:val="yellow"/>
-        </w:rPr>
-        <w:t>Формирование</w:t>
-      </w:r>
-      <w:r>
-        <w:rPr>
-          <w:highlight w:val="yellow"/>
-        </w:rPr>
-        <w:t xml:space="preserve"> </w:t>
-      </w:r>
-      <w:r>
-        <w:rPr>
-          <w:highlight w:val="yellow"/>
-        </w:rPr>
-        <w:t xml:space="preserve">геометрии пучка осуществлялось набором </w:t>
-      </w:r>
-      <w:r>
-        <w:rPr>
-          <w:highlight w:val="yellow"/>
-        </w:rPr>
-        <w:t xml:space="preserve">пластин из сплава </w:t>
-      </w:r>
-      <w:proofErr w:type="spellStart"/>
-      <w:r>
-        <w:rPr>
-          <w:highlight w:val="yellow"/>
-        </w:rPr>
-        <w:t>эльконайта</w:t>
-      </w:r>
-      <w:proofErr w:type="spellEnd"/>
-      <w:r>
-        <w:rPr>
-          <w:highlight w:val="yellow"/>
-        </w:rPr>
-        <w:t xml:space="preserve"> т</w:t>
-      </w:r>
-      <w:r>
-        <w:rPr>
-          <w:highlight w:val="yellow"/>
-        </w:rPr>
-        <w:t>олщин</w:t>
-      </w:r>
-      <w:r>
-        <w:rPr>
-          <w:highlight w:val="yellow"/>
-        </w:rPr>
-        <w:t>ой</w:t>
-      </w:r>
-      <w:r>
-        <w:rPr>
-          <w:highlight w:val="yellow"/>
-        </w:rPr>
-        <w:t xml:space="preserve"> 5 мм, установленных на моторизованные приводы с точностью позиционирования</w:t>
-      </w:r>
-      <w:r>
-        <w:rPr>
-          <w:highlight w:val="yellow"/>
-        </w:rPr>
-        <w:t xml:space="preserve"> 10 мкм</w:t>
-      </w:r>
-      <w:r>
-        <w:rPr>
-          <w:highlight w:val="yellow"/>
-        </w:rPr>
-        <w:t xml:space="preserve">. </w:t>
-      </w:r>
-      <w:r>
-        <w:rPr>
-          <w:highlight w:val="yellow"/>
-        </w:rPr>
-        <w:t xml:space="preserve">Далее </w:t>
-      </w:r>
-      <w:r>
-        <w:rPr>
-          <w:highlight w:val="yellow"/>
-        </w:rPr>
-        <w:t>пучок</w:t>
-      </w:r>
-      <w:r>
-        <w:rPr>
-          <w:highlight w:val="yellow"/>
-        </w:rPr>
-        <w:t xml:space="preserve"> СИ</w:t>
-      </w:r>
-      <w:r>
-        <w:rPr>
-          <w:highlight w:val="yellow"/>
-        </w:rPr>
-        <w:t xml:space="preserve"> попадал на разрезной монохроматор </w:t>
-      </w:r>
-      <w:proofErr w:type="spellStart"/>
-      <w:r>
-        <w:rPr>
-          <w:highlight w:val="yellow"/>
-        </w:rPr>
-        <w:t>Si</w:t>
-      </w:r>
-      <w:proofErr w:type="spellEnd"/>
-      <w:r>
-        <w:rPr>
-          <w:highlight w:val="yellow"/>
-        </w:rPr>
-        <w:t>(111)</w:t>
-      </w:r>
-      <w:r>
-        <w:rPr>
-          <w:highlight w:val="yellow"/>
-        </w:rPr>
-        <w:t xml:space="preserve"> </w:t>
-      </w:r>
-      <w:r>
-        <w:rPr>
-          <w:highlight w:val="yellow"/>
-        </w:rPr>
-        <w:t>[</w:t>
-      </w:r>
-      <w:proofErr w:type="spellStart"/>
-      <w:r>
-        <w:rPr>
-          <w:highlight w:val="yellow"/>
-          <w:lang w:val="en-US"/>
-        </w:rPr>
-        <w:t>dE</w:t>
-      </w:r>
-      <w:proofErr w:type="spellEnd"/>
-      <w:r>
-        <w:rPr>
-          <w:highlight w:val="yellow"/>
-        </w:rPr>
-        <w:t>/</w:t>
-      </w:r>
-      <w:r>
-        <w:rPr>
-          <w:highlight w:val="yellow"/>
-          <w:lang w:val="en-US"/>
-        </w:rPr>
-        <w:t>E</w:t>
-      </w:r>
-      <w:r>
-        <w:rPr>
-          <w:highlight w:val="yellow"/>
-        </w:rPr>
-        <w:t>]</w:t>
-      </w:r>
-      <w:r>
-        <w:rPr>
-          <w:highlight w:val="yellow"/>
-        </w:rPr>
-        <w:t>. Ю</w:t>
-      </w:r>
-      <w:r>
-        <w:rPr>
-          <w:highlight w:val="yellow"/>
-        </w:rPr>
-        <w:t>стировка монохроматора выполнялась по K-краю поглощения медной фольги (8.976 кэВ)</w:t>
-      </w:r>
-      <w:r>
-        <w:rPr>
-          <w:highlight w:val="yellow"/>
-        </w:rPr>
-        <w:t>.</w:t>
-      </w:r>
     </w:p>
     <w:p>
       <w:pPr>
@@ -1014,7 +1260,19 @@
         <w:rPr>
           <w:highlight w:val="yellow"/>
         </w:rPr>
-        <w:t>PIN-фотодиод размещался за монохроматором в прямом пучке</w:t>
+        <w:t xml:space="preserve"> Геометрические размеры </w:t>
+      </w:r>
+      <w:r>
+        <w:rPr>
+          <w:highlight w:val="yellow"/>
+        </w:rPr>
+        <w:t>устройства</w:t>
+      </w:r>
+      <w:r>
+        <w:rPr>
+          <w:highlight w:val="yellow"/>
+        </w:rPr>
+        <w:t xml:space="preserve"> составляют 5,1×5,1 мм², при активной чувствительной площади 4,4×4,1 мм²</w:t>
       </w:r>
       <w:r>
         <w:rPr>
@@ -1026,69 +1284,98 @@
         <w:rPr>
           <w:highlight w:val="yellow"/>
         </w:rPr>
+        <w:t>[рис.</w:t>
+      </w:r>
+      <w:r>
+        <w:rPr>
+          <w:highlight w:val="yellow"/>
+        </w:rPr>
+        <w:t xml:space="preserve"> </w:t>
+      </w:r>
+      <w:r>
+        <w:rPr>
+          <w:color w:val="FF0000"/>
+          <w:highlight w:val="yellow"/>
+        </w:rPr>
+        <w:t>Топология нужна?</w:t>
+      </w:r>
+      <w:r>
+        <w:t>]</w:t>
+      </w:r>
+      <w:r>
+        <w:t xml:space="preserve">. </w:t>
+      </w:r>
+      <w:proofErr w:type="gramStart"/>
+      <w:r>
+        <w:rPr>
+          <w:highlight w:val="yellow"/>
+        </w:rPr>
+        <w:t>Вольт-амперная</w:t>
+      </w:r>
+      <w:proofErr w:type="gramEnd"/>
+      <w:r>
+        <w:rPr>
+          <w:highlight w:val="yellow"/>
+        </w:rPr>
+        <w:t xml:space="preserve"> и вольт-</w:t>
+      </w:r>
+      <w:proofErr w:type="spellStart"/>
+      <w:r>
+        <w:rPr>
+          <w:highlight w:val="yellow"/>
+        </w:rPr>
+        <w:t>фарадная</w:t>
+      </w:r>
+      <w:proofErr w:type="spellEnd"/>
+      <w:r>
+        <w:rPr>
+          <w:highlight w:val="yellow"/>
+        </w:rPr>
+        <w:t xml:space="preserve"> </w:t>
+      </w:r>
+      <w:r>
+        <w:rPr>
+          <w:highlight w:val="yellow"/>
+        </w:rPr>
+        <w:t>характеристика</w:t>
+      </w:r>
+      <w:r>
+        <w:rPr>
+          <w:highlight w:val="yellow"/>
+        </w:rPr>
+        <w:t xml:space="preserve"> представлены на </w:t>
+      </w:r>
+      <w:r>
+        <w:rPr>
+          <w:highlight w:val="yellow"/>
+        </w:rPr>
         <w:t>[</w:t>
       </w:r>
       <w:r>
         <w:rPr>
+          <w:color w:val="FF0000"/>
           <w:highlight w:val="yellow"/>
         </w:rPr>
         <w:t>рис.</w:t>
       </w:r>
       <w:r>
         <w:rPr>
+          <w:color w:val="FF0000"/>
+          <w:highlight w:val="yellow"/>
+        </w:rPr>
+        <w:t xml:space="preserve"> Нужно?</w:t>
+      </w:r>
+      <w:r>
+        <w:rPr>
           <w:highlight w:val="yellow"/>
         </w:rPr>
         <w:t>]</w:t>
       </w:r>
       <w:r>
         <w:rPr>
-          <w:highlight w:val="yellow"/>
-        </w:rPr>
-        <w:t xml:space="preserve"> и подключался к радиотехнической схеме, включающей источник обратного смещения, </w:t>
-      </w:r>
-      <w:proofErr w:type="spellStart"/>
-      <w:r>
-        <w:rPr>
-          <w:highlight w:val="yellow"/>
-        </w:rPr>
-        <w:t>трансимпедансный</w:t>
-      </w:r>
-      <w:proofErr w:type="spellEnd"/>
-      <w:r>
-        <w:rPr>
-          <w:highlight w:val="yellow"/>
-        </w:rPr>
-        <w:t xml:space="preserve"> усилитель и АЦП</w:t>
-      </w:r>
-      <w:r>
-        <w:rPr>
-          <w:highlight w:val="yellow"/>
+          <w:noProof/>
         </w:rPr>
         <w:t xml:space="preserve"> </w:t>
-      </w:r>
-      <w:r>
-        <w:rPr>
-          <w:highlight w:val="yellow"/>
-        </w:rPr>
-        <w:t>[</w:t>
-      </w:r>
-      <w:r>
-        <w:rPr>
-          <w:highlight w:val="yellow"/>
-        </w:rPr>
-        <w:t>рис.</w:t>
-      </w:r>
-      <w:r>
-        <w:rPr>
-          <w:highlight w:val="yellow"/>
-        </w:rPr>
-        <w:t>]</w:t>
-      </w:r>
-      <w:r>
-        <w:rPr>
-          <w:highlight w:val="yellow"/>
-        </w:rPr>
-        <w:t xml:space="preserve">. </w:t>
       </w:r>
     </w:p>
     <w:p>
@@ -1101,65 +1388,830 @@
       </w:pPr>
       <w:r>
         <w:rPr>
-          <w:highlight w:val="yellow"/>
-        </w:rPr>
-        <w:t>Для о</w:t>
-      </w:r>
-      <w:r>
-        <w:rPr>
-          <w:highlight w:val="yellow"/>
-        </w:rPr>
-        <w:t>пределения</w:t>
-      </w:r>
-      <w:r>
-        <w:rPr>
-          <w:highlight w:val="yellow"/>
-        </w:rPr>
-        <w:t xml:space="preserve"> пространственной однородности отклика проводилось сканирование </w:t>
-      </w:r>
-      <w:r>
-        <w:rPr>
+          <w:noProof/>
+        </w:rPr>
+        <w:lastRenderedPageBreak/>
+        <w:drawing>
+          <wp:anchor distT="0" distB="0" distL="114300" distR="114300" simplePos="0" relativeHeight="251668480" behindDoc="0" locked="0" layoutInCell="1" allowOverlap="1" wp14:anchorId="5DB2E06C" wp14:editId="63EE807A">
+            <wp:simplePos x="0" y="0"/>
+            <wp:positionH relativeFrom="margin">
+              <wp:align>center</wp:align>
+            </wp:positionH>
+            <wp:positionV relativeFrom="paragraph">
+              <wp:posOffset>98</wp:posOffset>
+            </wp:positionV>
+            <wp:extent cx="2491105" cy="2505075"/>
+            <wp:effectExtent l="0" t="0" r="4445" b="9525"/>
+            <wp:wrapTopAndBottom/>
+            <wp:docPr id="8" name="Рисунок 8" descr="Изображение выглядит как Прямоугольник, снимок экрана&#10;&#10;Автоматически созданное описание"/>
+            <wp:cNvGraphicFramePr>
+              <a:graphicFrameLocks xmlns:a="http://schemas.openxmlformats.org/drawingml/2006/main" noChangeAspect="1"/>
+            </wp:cNvGraphicFramePr>
+            <a:graphic xmlns:a="http://schemas.openxmlformats.org/drawingml/2006/main">
+              <a:graphicData uri="http://schemas.openxmlformats.org/drawingml/2006/picture">
+                <pic:pic xmlns:pic="http://schemas.openxmlformats.org/drawingml/2006/picture">
+                  <pic:nvPicPr>
+                    <pic:cNvPr id="8" name="Рисунок 8" descr="Изображение выглядит как Прямоугольник, снимок экрана&#10;&#10;Автоматически созданное описание"/>
+                    <pic:cNvPicPr/>
+                  </pic:nvPicPr>
+                  <pic:blipFill>
+                    <a:blip r:embed="rId7" cstate="print">
+                      <a:extLst>
+                        <a:ext uri="{28A0092B-C50C-407E-A947-70E740481C1C}">
+                          <a14:useLocalDpi xmlns:a14="http://schemas.microsoft.com/office/drawing/2010/main" val="0"/>
+                        </a:ext>
+                      </a:extLst>
+                    </a:blip>
+                    <a:stretch>
+                      <a:fillRect/>
+                    </a:stretch>
+                  </pic:blipFill>
+                  <pic:spPr>
+                    <a:xfrm>
+                      <a:off x="0" y="0"/>
+                      <a:ext cx="2491105" cy="2505075"/>
+                    </a:xfrm>
+                    <a:prstGeom prst="rect">
+                      <a:avLst/>
+                    </a:prstGeom>
+                  </pic:spPr>
+                </pic:pic>
+              </a:graphicData>
+            </a:graphic>
+            <wp14:sizeRelH relativeFrom="margin">
+              <wp14:pctWidth>0</wp14:pctWidth>
+            </wp14:sizeRelH>
+            <wp14:sizeRelV relativeFrom="margin">
+              <wp14:pctHeight>0</wp14:pctHeight>
+            </wp14:sizeRelV>
+          </wp:anchor>
+        </w:drawing>
+      </w:r>
+      <w:r>
+        <w:rPr>
+          <w:noProof/>
+        </w:rPr>
+        <mc:AlternateContent>
+          <mc:Choice Requires="wps">
+            <w:drawing>
+              <wp:anchor distT="0" distB="0" distL="114300" distR="114300" simplePos="0" relativeHeight="251670528" behindDoc="0" locked="0" layoutInCell="1" allowOverlap="1" wp14:anchorId="1EE44131" wp14:editId="6D920E94">
+                <wp:simplePos x="0" y="0"/>
+                <wp:positionH relativeFrom="column">
+                  <wp:posOffset>1721485</wp:posOffset>
+                </wp:positionH>
+                <wp:positionV relativeFrom="paragraph">
+                  <wp:posOffset>2562225</wp:posOffset>
+                </wp:positionV>
+                <wp:extent cx="2491105" cy="415925"/>
+                <wp:effectExtent l="0" t="0" r="4445" b="3175"/>
+                <wp:wrapTopAndBottom/>
+                <wp:docPr id="9" name="Надпись 9"/>
+                <wp:cNvGraphicFramePr/>
+                <a:graphic xmlns:a="http://schemas.openxmlformats.org/drawingml/2006/main">
+                  <a:graphicData uri="http://schemas.microsoft.com/office/word/2010/wordprocessingShape">
+                    <wps:wsp>
+                      <wps:cNvSpPr txBox="1"/>
+                      <wps:spPr>
+                        <a:xfrm>
+                          <a:off x="0" y="0"/>
+                          <a:ext cx="2491105" cy="415925"/>
+                        </a:xfrm>
+                        <a:prstGeom prst="rect">
+                          <a:avLst/>
+                        </a:prstGeom>
+                        <a:solidFill>
+                          <a:prstClr val="white"/>
+                        </a:solidFill>
+                        <a:ln>
+                          <a:noFill/>
+                        </a:ln>
+                      </wps:spPr>
+                      <wps:txbx>
+                        <w:txbxContent>
+                          <w:p>
+                            <w:pPr>
+                              <w:pStyle w:val="af"/>
+                              <w:rPr>
+                                <w:rFonts w:ascii="Times New Roman" w:eastAsia="Times New Roman" w:hAnsi="Times New Roman" w:cs="Times New Roman"/>
+                                <w:i w:val="0"/>
+                                <w:iCs w:val="0"/>
+                                <w:noProof/>
+                                <w:color w:val="auto"/>
+                                <w:sz w:val="24"/>
+                                <w:szCs w:val="24"/>
+                              </w:rPr>
+                            </w:pPr>
+                            <w:r>
+                              <w:rPr>
+                                <w:rFonts w:ascii="Times New Roman" w:hAnsi="Times New Roman" w:cs="Times New Roman"/>
+                                <w:i w:val="0"/>
+                                <w:iCs w:val="0"/>
+                                <w:color w:val="auto"/>
+                                <w:sz w:val="24"/>
+                                <w:szCs w:val="24"/>
+                              </w:rPr>
+                              <w:t xml:space="preserve">Рисунок </w:t>
+                            </w:r>
+                            <w:r>
+                              <w:rPr>
+                                <w:rFonts w:ascii="Times New Roman" w:hAnsi="Times New Roman" w:cs="Times New Roman"/>
+                                <w:i w:val="0"/>
+                                <w:iCs w:val="0"/>
+                                <w:color w:val="auto"/>
+                                <w:sz w:val="24"/>
+                                <w:szCs w:val="24"/>
+                              </w:rPr>
+                              <w:fldChar w:fldCharType="begin"/>
+                            </w:r>
+                            <w:r>
+                              <w:rPr>
+                                <w:rFonts w:ascii="Times New Roman" w:hAnsi="Times New Roman" w:cs="Times New Roman"/>
+                                <w:i w:val="0"/>
+                                <w:iCs w:val="0"/>
+                                <w:color w:val="auto"/>
+                                <w:sz w:val="24"/>
+                                <w:szCs w:val="24"/>
+                              </w:rPr>
+                              <w:instrText xml:space="preserve"> SEQ Рисунок \* ARABIC </w:instrText>
+                            </w:r>
+                            <w:r>
+                              <w:rPr>
+                                <w:rFonts w:ascii="Times New Roman" w:hAnsi="Times New Roman" w:cs="Times New Roman"/>
+                                <w:i w:val="0"/>
+                                <w:iCs w:val="0"/>
+                                <w:color w:val="auto"/>
+                                <w:sz w:val="24"/>
+                                <w:szCs w:val="24"/>
+                              </w:rPr>
+                              <w:fldChar w:fldCharType="separate"/>
+                            </w:r>
+                            <w:r>
+                              <w:rPr>
+                                <w:rFonts w:ascii="Times New Roman" w:hAnsi="Times New Roman" w:cs="Times New Roman"/>
+                                <w:i w:val="0"/>
+                                <w:iCs w:val="0"/>
+                                <w:noProof/>
+                                <w:color w:val="auto"/>
+                                <w:sz w:val="24"/>
+                                <w:szCs w:val="24"/>
+                              </w:rPr>
+                              <w:t>2</w:t>
+                            </w:r>
+                            <w:r>
+                              <w:rPr>
+                                <w:rFonts w:ascii="Times New Roman" w:hAnsi="Times New Roman" w:cs="Times New Roman"/>
+                                <w:i w:val="0"/>
+                                <w:iCs w:val="0"/>
+                                <w:color w:val="auto"/>
+                                <w:sz w:val="24"/>
+                                <w:szCs w:val="24"/>
+                              </w:rPr>
+                              <w:fldChar w:fldCharType="end"/>
+                            </w:r>
+                            <w:r>
+                              <w:rPr>
+                                <w:rFonts w:ascii="Times New Roman" w:hAnsi="Times New Roman" w:cs="Times New Roman"/>
+                                <w:i w:val="0"/>
+                                <w:iCs w:val="0"/>
+                                <w:color w:val="auto"/>
+                                <w:sz w:val="24"/>
+                                <w:szCs w:val="24"/>
+                              </w:rPr>
+                              <w:t xml:space="preserve">. Топология </w:t>
+                            </w:r>
+                            <w:r>
+                              <w:rPr>
+                                <w:rFonts w:ascii="Times New Roman" w:hAnsi="Times New Roman" w:cs="Times New Roman"/>
+                                <w:i w:val="0"/>
+                                <w:iCs w:val="0"/>
+                                <w:color w:val="auto"/>
+                                <w:sz w:val="24"/>
+                                <w:szCs w:val="24"/>
+                                <w:lang w:val="en-US"/>
+                              </w:rPr>
+                              <w:t>PIN-</w:t>
+                            </w:r>
+                            <w:r>
+                              <w:rPr>
+                                <w:rFonts w:ascii="Times New Roman" w:hAnsi="Times New Roman" w:cs="Times New Roman"/>
+                                <w:i w:val="0"/>
+                                <w:iCs w:val="0"/>
+                                <w:color w:val="auto"/>
+                                <w:sz w:val="24"/>
+                                <w:szCs w:val="24"/>
+                              </w:rPr>
+                              <w:t>фотодиода</w:t>
+                            </w:r>
+                          </w:p>
+                        </w:txbxContent>
+                      </wps:txbx>
+                      <wps:bodyPr rot="0" spcFirstLastPara="0" vertOverflow="overflow" horzOverflow="overflow" vert="horz" wrap="square" lIns="0" tIns="0" rIns="0" bIns="0" numCol="1" spcCol="0" rtlCol="0" fromWordArt="0" anchor="t" anchorCtr="0" forceAA="0" compatLnSpc="1">
+                        <a:prstTxWarp prst="textNoShape">
+                          <a:avLst/>
+                        </a:prstTxWarp>
+                        <a:noAutofit/>
+                      </wps:bodyPr>
+                    </wps:wsp>
+                  </a:graphicData>
+                </a:graphic>
+                <wp14:sizeRelV relativeFrom="margin">
+                  <wp14:pctHeight>0</wp14:pctHeight>
+                </wp14:sizeRelV>
+              </wp:anchor>
+            </w:drawing>
+          </mc:Choice>
+          <mc:Fallback>
+            <w:pict>
+              <v:shape w14:anchorId="1EE44131" id="Надпись 9" o:spid="_x0000_s1027" type="#_x0000_t202" style="position:absolute;left:0;text-align:left;margin-left:135.55pt;margin-top:201.75pt;width:196.15pt;height:32.75pt;z-index:251670528;visibility:visible;mso-wrap-style:square;mso-height-percent:0;mso-wrap-distance-left:9pt;mso-wrap-distance-top:0;mso-wrap-distance-right:9pt;mso-wrap-distance-bottom:0;mso-position-horizontal:absolute;mso-position-horizontal-relative:text;mso-position-vertical:absolute;mso-position-vertical-relative:text;mso-height-percent:0;mso-height-relative:margin;v-text-anchor:top" o:gfxdata="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" stroked="f">
+                <v:textbox inset="0,0,0,0">
+                  <w:txbxContent>
+                    <w:p>
+                      <w:pPr>
+                        <w:pStyle w:val="af"/>
+                        <w:rPr>
+                          <w:rFonts w:ascii="Times New Roman" w:eastAsia="Times New Roman" w:hAnsi="Times New Roman" w:cs="Times New Roman"/>
+                          <w:i w:val="0"/>
+                          <w:iCs w:val="0"/>
+                          <w:noProof/>
+                          <w:color w:val="auto"/>
+                          <w:sz w:val="24"/>
+                          <w:szCs w:val="24"/>
+                        </w:rPr>
+                      </w:pPr>
+                      <w:r>
+                        <w:rPr>
+                          <w:rFonts w:ascii="Times New Roman" w:hAnsi="Times New Roman" w:cs="Times New Roman"/>
+                          <w:i w:val="0"/>
+                          <w:iCs w:val="0"/>
+                          <w:color w:val="auto"/>
+                          <w:sz w:val="24"/>
+                          <w:szCs w:val="24"/>
+                        </w:rPr>
+                        <w:t xml:space="preserve">Рисунок </w:t>
+                      </w:r>
+                      <w:r>
+                        <w:rPr>
+                          <w:rFonts w:ascii="Times New Roman" w:hAnsi="Times New Roman" w:cs="Times New Roman"/>
+                          <w:i w:val="0"/>
+                          <w:iCs w:val="0"/>
+                          <w:color w:val="auto"/>
+                          <w:sz w:val="24"/>
+                          <w:szCs w:val="24"/>
+                        </w:rPr>
+                        <w:fldChar w:fldCharType="begin"/>
+                      </w:r>
+                      <w:r>
+                        <w:rPr>
+                          <w:rFonts w:ascii="Times New Roman" w:hAnsi="Times New Roman" w:cs="Times New Roman"/>
+                          <w:i w:val="0"/>
+                          <w:iCs w:val="0"/>
+                          <w:color w:val="auto"/>
+                          <w:sz w:val="24"/>
+                          <w:szCs w:val="24"/>
+                        </w:rPr>
+                        <w:instrText xml:space="preserve"> SEQ Рисунок \* ARABIC </w:instrText>
+                      </w:r>
+                      <w:r>
+                        <w:rPr>
+                          <w:rFonts w:ascii="Times New Roman" w:hAnsi="Times New Roman" w:cs="Times New Roman"/>
+                          <w:i w:val="0"/>
+                          <w:iCs w:val="0"/>
+                          <w:color w:val="auto"/>
+                          <w:sz w:val="24"/>
+                          <w:szCs w:val="24"/>
+                        </w:rPr>
+                        <w:fldChar w:fldCharType="separate"/>
+                      </w:r>
+                      <w:r>
+                        <w:rPr>
+                          <w:rFonts w:ascii="Times New Roman" w:hAnsi="Times New Roman" w:cs="Times New Roman"/>
+                          <w:i w:val="0"/>
+                          <w:iCs w:val="0"/>
+                          <w:noProof/>
+                          <w:color w:val="auto"/>
+                          <w:sz w:val="24"/>
+                          <w:szCs w:val="24"/>
+                        </w:rPr>
+                        <w:t>2</w:t>
+                      </w:r>
+                      <w:r>
+                        <w:rPr>
+                          <w:rFonts w:ascii="Times New Roman" w:hAnsi="Times New Roman" w:cs="Times New Roman"/>
+                          <w:i w:val="0"/>
+                          <w:iCs w:val="0"/>
+                          <w:color w:val="auto"/>
+                          <w:sz w:val="24"/>
+                          <w:szCs w:val="24"/>
+                        </w:rPr>
+                        <w:fldChar w:fldCharType="end"/>
+                      </w:r>
+                      <w:r>
+                        <w:rPr>
+                          <w:rFonts w:ascii="Times New Roman" w:hAnsi="Times New Roman" w:cs="Times New Roman"/>
+                          <w:i w:val="0"/>
+                          <w:iCs w:val="0"/>
+                          <w:color w:val="auto"/>
+                          <w:sz w:val="24"/>
+                          <w:szCs w:val="24"/>
+                        </w:rPr>
+                        <w:t xml:space="preserve">. Топология </w:t>
+                      </w:r>
+                      <w:r>
+                        <w:rPr>
+                          <w:rFonts w:ascii="Times New Roman" w:hAnsi="Times New Roman" w:cs="Times New Roman"/>
+                          <w:i w:val="0"/>
+                          <w:iCs w:val="0"/>
+                          <w:color w:val="auto"/>
+                          <w:sz w:val="24"/>
+                          <w:szCs w:val="24"/>
+                          <w:lang w:val="en-US"/>
+                        </w:rPr>
+                        <w:t>PIN-</w:t>
+                      </w:r>
+                      <w:r>
+                        <w:rPr>
+                          <w:rFonts w:ascii="Times New Roman" w:hAnsi="Times New Roman" w:cs="Times New Roman"/>
+                          <w:i w:val="0"/>
+                          <w:iCs w:val="0"/>
+                          <w:color w:val="auto"/>
+                          <w:sz w:val="24"/>
+                          <w:szCs w:val="24"/>
+                        </w:rPr>
+                        <w:t>фотодиода</w:t>
+                      </w:r>
+                    </w:p>
+                  </w:txbxContent>
+                </v:textbox>
+                <w10:wrap type="topAndBottom"/>
+              </v:shape>
+            </w:pict>
+          </mc:Fallback>
+        </mc:AlternateContent>
+      </w:r>
+      <w:r>
+        <w:rPr>
+          <w:highlight w:val="yellow"/>
+        </w:rPr>
+        <w:t>Первая экспериментальная проверка работоспособности фотодиодного датчика была проведена на технологической станции ВЭПП-4 ИЯФ СО РАН, расположенной на выходе поворотного дипольного магнита. Расстояние от точки излучения до области размещения фотодиода составляло</w:t>
+      </w:r>
+      <w:r>
+        <w:rPr>
+          <w:b/>
+          <w:bCs/>
+          <w:highlight w:val="yellow"/>
+        </w:rPr>
+        <w:t xml:space="preserve"> </w:t>
+      </w:r>
+      <w:r>
+        <w:rPr>
+          <w:highlight w:val="yellow"/>
+        </w:rPr>
+        <w:t>20 м.</w:t>
+      </w:r>
+      <w:r>
+        <w:rPr>
+          <w:highlight w:val="yellow"/>
+        </w:rPr>
+        <w:br/>
+        <w:t>Параметры источника приведены в таблице [</w:t>
+      </w:r>
+      <w:r>
+        <w:rPr>
+          <w:highlight w:val="yellow"/>
+        </w:rPr>
+        <w:t>1</w:t>
+      </w:r>
+      <w:r>
+        <w:rPr>
+          <w:highlight w:val="yellow"/>
+        </w:rPr>
+        <w:t>].</w:t>
+      </w:r>
+    </w:p>
+    <w:tbl>
+      <w:tblPr>
+        <w:tblStyle w:val="ae"/>
+        <w:tblW w:w="0" w:type="auto"/>
+        <w:tblInd w:w="1580" w:type="dxa"/>
+        <w:tblLook w:val="04A0" w:firstRow="1" w:lastRow="0" w:firstColumn="1" w:lastColumn="0" w:noHBand="0" w:noVBand="1"/>
+      </w:tblPr>
+      <w:tblGrid>
+        <w:gridCol w:w="4815"/>
+        <w:gridCol w:w="1843"/>
+      </w:tblGrid>
+      <w:tr>
+        <w:tc>
+          <w:tcPr>
+            <w:tcW w:w="4815" w:type="dxa"/>
+            <w:vAlign w:val="center"/>
+          </w:tcPr>
+          <w:p>
+            <w:pPr>
+              <w:pStyle w:val="a0"/>
+              <w:ind w:left="0"/>
+              <w:jc w:val="center"/>
+              <w:rPr>
+                <w:highlight w:val="yellow"/>
+              </w:rPr>
+            </w:pPr>
+            <w:r>
+              <w:rPr>
+                <w:highlight w:val="yellow"/>
+              </w:rPr>
+              <w:t>Параметр</w:t>
+            </w:r>
+          </w:p>
+        </w:tc>
+        <w:tc>
+          <w:tcPr>
+            <w:tcW w:w="1843" w:type="dxa"/>
+            <w:vAlign w:val="center"/>
+          </w:tcPr>
+          <w:p>
+            <w:pPr>
+              <w:pStyle w:val="a0"/>
+              <w:ind w:left="0"/>
+              <w:jc w:val="center"/>
+              <w:rPr>
+                <w:highlight w:val="yellow"/>
+              </w:rPr>
+            </w:pPr>
+            <w:r>
+              <w:rPr>
+                <w:highlight w:val="yellow"/>
+              </w:rPr>
+              <w:t>Значение</w:t>
+            </w:r>
+          </w:p>
+        </w:tc>
+      </w:tr>
+      <w:tr>
+        <w:tc>
+          <w:tcPr>
+            <w:tcW w:w="4815" w:type="dxa"/>
+          </w:tcPr>
+          <w:p>
+            <w:pPr>
+              <w:pStyle w:val="a0"/>
+              <w:ind w:left="0"/>
+              <w:rPr>
+                <w:highlight w:val="yellow"/>
+              </w:rPr>
+            </w:pPr>
+            <w:r>
+              <w:rPr>
+                <w:highlight w:val="yellow"/>
+              </w:rPr>
+              <w:t>Энергия электронов, ГэВ</w:t>
+            </w:r>
+          </w:p>
+        </w:tc>
+        <w:tc>
+          <w:tcPr>
+            <w:tcW w:w="1843" w:type="dxa"/>
+            <w:vAlign w:val="center"/>
+          </w:tcPr>
+          <w:p>
+            <w:pPr>
+              <w:pStyle w:val="a0"/>
+              <w:ind w:left="0"/>
+              <w:jc w:val="center"/>
+              <w:rPr>
+                <w:highlight w:val="yellow"/>
+              </w:rPr>
+            </w:pPr>
+            <w:r>
+              <w:rPr>
+                <w:highlight w:val="yellow"/>
+              </w:rPr>
+              <w:t>4,5</w:t>
+            </w:r>
+          </w:p>
+        </w:tc>
+      </w:tr>
+      <w:tr>
+        <w:tc>
+          <w:tcPr>
+            <w:tcW w:w="4815" w:type="dxa"/>
+          </w:tcPr>
+          <w:p>
+            <w:pPr>
+              <w:pStyle w:val="a0"/>
+              <w:ind w:left="0"/>
+              <w:rPr>
+                <w:highlight w:val="yellow"/>
+              </w:rPr>
+            </w:pPr>
+            <w:r>
+              <w:rPr>
+                <w:highlight w:val="yellow"/>
+              </w:rPr>
+              <w:t>Магнитное поле в точке излучения, Тл</w:t>
+            </w:r>
+          </w:p>
+        </w:tc>
+        <w:tc>
+          <w:tcPr>
+            <w:tcW w:w="1843" w:type="dxa"/>
+            <w:vAlign w:val="center"/>
+          </w:tcPr>
+          <w:p>
+            <w:pPr>
+              <w:pStyle w:val="a0"/>
+              <w:ind w:left="0"/>
+              <w:jc w:val="center"/>
+              <w:rPr>
+                <w:highlight w:val="yellow"/>
+              </w:rPr>
+            </w:pPr>
+            <w:r>
+              <w:rPr>
+                <w:highlight w:val="yellow"/>
+              </w:rPr>
+              <w:t>0</w:t>
+            </w:r>
+            <w:r>
+              <w:rPr>
+                <w:highlight w:val="yellow"/>
+              </w:rPr>
+              <w:t>,</w:t>
+            </w:r>
+            <w:r>
+              <w:rPr>
+                <w:highlight w:val="yellow"/>
+              </w:rPr>
+              <w:t>434</w:t>
+            </w:r>
+          </w:p>
+        </w:tc>
+      </w:tr>
+      <w:tr>
+        <w:tc>
+          <w:tcPr>
+            <w:tcW w:w="4815" w:type="dxa"/>
+          </w:tcPr>
+          <w:p>
+            <w:pPr>
+              <w:pStyle w:val="a0"/>
+              <w:ind w:left="0"/>
+              <w:rPr>
+                <w:highlight w:val="yellow"/>
+              </w:rPr>
+            </w:pPr>
+            <w:r>
+              <w:rPr>
+                <w:highlight w:val="yellow"/>
+              </w:rPr>
+              <w:t>Критическая энергия, кэВ</w:t>
+            </w:r>
+          </w:p>
+        </w:tc>
+        <w:tc>
+          <w:tcPr>
+            <w:tcW w:w="1843" w:type="dxa"/>
+            <w:vAlign w:val="center"/>
+          </w:tcPr>
+          <w:p>
+            <w:pPr>
+              <w:pStyle w:val="a0"/>
+              <w:ind w:left="0"/>
+              <w:jc w:val="center"/>
+              <w:rPr>
+                <w:highlight w:val="yellow"/>
+              </w:rPr>
+            </w:pPr>
+            <w:r>
+              <w:rPr>
+                <w:highlight w:val="yellow"/>
+              </w:rPr>
+              <w:t>5,86</w:t>
+            </w:r>
+          </w:p>
+        </w:tc>
+      </w:tr>
+      <w:tr>
+        <w:tc>
+          <w:tcPr>
+            <w:tcW w:w="4815" w:type="dxa"/>
+          </w:tcPr>
+          <w:p>
+            <w:pPr>
+              <w:pStyle w:val="a0"/>
+              <w:ind w:left="0"/>
+              <w:rPr>
+                <w:highlight w:val="yellow"/>
+              </w:rPr>
+            </w:pPr>
+            <w:r>
+              <w:rPr>
+                <w:highlight w:val="yellow"/>
+              </w:rPr>
+              <w:t>Натуральный эмиттанс, пм∙рад</w:t>
+            </w:r>
+          </w:p>
+        </w:tc>
+        <w:tc>
+          <w:tcPr>
+            <w:tcW w:w="1843" w:type="dxa"/>
+            <w:vAlign w:val="center"/>
+          </w:tcPr>
+          <w:p>
+            <w:pPr>
+              <w:pStyle w:val="a0"/>
+              <w:ind w:left="0"/>
+              <w:jc w:val="center"/>
+              <w:rPr>
+                <w:highlight w:val="yellow"/>
+              </w:rPr>
+            </w:pPr>
+            <w:r>
+              <w:rPr>
+                <w:highlight w:val="yellow"/>
+              </w:rPr>
+              <w:t>141</w:t>
+            </w:r>
+          </w:p>
+        </w:tc>
+      </w:tr>
+    </w:tbl>
+    <w:p>
+      <w:pPr>
+        <w:pStyle w:val="a0"/>
+        <w:ind w:left="0" w:firstLine="633"/>
+        <w:jc w:val="center"/>
+        <w:rPr>
+          <w:highlight w:val="yellow"/>
+        </w:rPr>
+      </w:pPr>
+      <w:r>
+        <w:rPr>
+          <w:highlight w:val="yellow"/>
+        </w:rPr>
+        <w:t>Таблица 1. Основные параметры накопителя ВЭПП-4М на Технологической станции СИ</w:t>
+      </w:r>
+    </w:p>
+    <w:p>
+      <w:pPr>
+        <w:pStyle w:val="a0"/>
+        <w:ind w:left="0" w:firstLine="633"/>
+        <w:rPr>
+          <w:highlight w:val="yellow"/>
+        </w:rPr>
+      </w:pPr>
+    </w:p>
+    <w:p>
+      <w:pPr>
+        <w:pStyle w:val="a0"/>
+        <w:ind w:left="0" w:firstLine="633"/>
+        <w:rPr>
+          <w:highlight w:val="yellow"/>
+        </w:rPr>
+      </w:pPr>
+      <w:r>
+        <w:rPr>
+          <w:highlight w:val="yellow"/>
+        </w:rPr>
+        <w:t xml:space="preserve">Формирование геометрии пучка осуществлялось набором </w:t>
+      </w:r>
+      <w:r>
+        <w:rPr>
+          <w:highlight w:val="yellow"/>
+        </w:rPr>
+        <w:t xml:space="preserve">пластин из сплава </w:t>
+      </w:r>
+      <w:proofErr w:type="spellStart"/>
+      <w:r>
+        <w:rPr>
+          <w:highlight w:val="yellow"/>
+        </w:rPr>
+        <w:t>эльконайта</w:t>
+      </w:r>
+      <w:proofErr w:type="spellEnd"/>
+      <w:r>
+        <w:rPr>
+          <w:highlight w:val="yellow"/>
+        </w:rPr>
+        <w:t xml:space="preserve"> т</w:t>
+      </w:r>
+      <w:r>
+        <w:rPr>
+          <w:highlight w:val="yellow"/>
+        </w:rPr>
+        <w:t>олщин</w:t>
+      </w:r>
+      <w:r>
+        <w:rPr>
+          <w:highlight w:val="yellow"/>
+        </w:rPr>
+        <w:t>ой</w:t>
+      </w:r>
+      <w:r>
+        <w:rPr>
+          <w:highlight w:val="yellow"/>
+        </w:rPr>
+        <w:t xml:space="preserve"> 5 мм, установленных на моторизованные приводы с точностью позиционирования</w:t>
+      </w:r>
+      <w:r>
+        <w:rPr>
+          <w:highlight w:val="yellow"/>
+        </w:rPr>
+        <w:t xml:space="preserve"> 10 мкм</w:t>
+      </w:r>
+      <w:r>
+        <w:rPr>
+          <w:highlight w:val="yellow"/>
+        </w:rPr>
+        <w:t xml:space="preserve">. </w:t>
+      </w:r>
+      <w:r>
+        <w:rPr>
+          <w:highlight w:val="yellow"/>
+        </w:rPr>
+        <w:t xml:space="preserve">Далее </w:t>
+      </w:r>
+      <w:r>
+        <w:rPr>
+          <w:highlight w:val="yellow"/>
+        </w:rPr>
+        <w:t>пучок</w:t>
+      </w:r>
+      <w:r>
+        <w:rPr>
+          <w:highlight w:val="yellow"/>
+        </w:rPr>
+        <w:t xml:space="preserve"> СИ</w:t>
+      </w:r>
+      <w:r>
+        <w:rPr>
+          <w:highlight w:val="yellow"/>
+        </w:rPr>
+        <w:t xml:space="preserve"> попадал на разрезной монохроматор </w:t>
+      </w:r>
+      <w:proofErr w:type="spellStart"/>
+      <w:proofErr w:type="gramStart"/>
+      <w:r>
+        <w:rPr>
+          <w:highlight w:val="yellow"/>
+        </w:rPr>
+        <w:t>Si</w:t>
+      </w:r>
+      <w:proofErr w:type="spellEnd"/>
+      <w:r>
+        <w:rPr>
+          <w:highlight w:val="yellow"/>
+        </w:rPr>
+        <w:t>(</w:t>
+      </w:r>
+      <w:proofErr w:type="gramEnd"/>
+      <w:r>
+        <w:rPr>
+          <w:highlight w:val="yellow"/>
+        </w:rPr>
+        <w:t>111)</w:t>
+      </w:r>
+      <w:r>
+        <w:rPr>
+          <w:highlight w:val="yellow"/>
+        </w:rPr>
+        <w:t xml:space="preserve"> </w:t>
+      </w:r>
+      <w:r>
+        <w:rPr>
+          <w:highlight w:val="yellow"/>
+        </w:rPr>
+        <w:t>[</w:t>
+      </w:r>
+      <w:proofErr w:type="spellStart"/>
+      <w:r>
+        <w:rPr>
+          <w:color w:val="FF0000"/>
           <w:highlight w:val="yellow"/>
           <w:lang w:val="en-US"/>
         </w:rPr>
-        <w:t>PIN</w:t>
-      </w:r>
-      <w:r>
-        <w:rPr>
-          <w:highlight w:val="yellow"/>
-        </w:rPr>
-        <w:t>-</w:t>
-      </w:r>
-      <w:r>
-        <w:rPr>
-          <w:highlight w:val="yellow"/>
-        </w:rPr>
-        <w:t>фотодиода по горизонтали и вертикали относительно пучка</w:t>
-      </w:r>
-      <w:r>
-        <w:rPr>
-          <w:highlight w:val="yellow"/>
-        </w:rPr>
-        <w:t xml:space="preserve"> </w:t>
-      </w:r>
-      <w:r>
-        <w:rPr>
-          <w:highlight w:val="yellow"/>
-        </w:rPr>
-        <w:lastRenderedPageBreak/>
-        <w:t>(</w:t>
-      </w:r>
-      <w:r>
-        <w:rPr>
-          <w:highlight w:val="yellow"/>
-        </w:rPr>
-        <w:t>[</w:t>
-      </w:r>
-      <w:r>
-        <w:rPr>
-          <w:highlight w:val="yellow"/>
-        </w:rPr>
-        <w:t>рис</w:t>
+        <w:t>dE</w:t>
+      </w:r>
+      <w:proofErr w:type="spellEnd"/>
+      <w:r>
+        <w:rPr>
+          <w:color w:val="FF0000"/>
+          <w:highlight w:val="yellow"/>
+        </w:rPr>
+        <w:t>/</w:t>
+      </w:r>
+      <w:r>
+        <w:rPr>
+          <w:color w:val="FF0000"/>
+          <w:highlight w:val="yellow"/>
+          <w:lang w:val="en-US"/>
+        </w:rPr>
+        <w:t>E</w:t>
+      </w:r>
+      <w:r>
+        <w:rPr>
+          <w:color w:val="FF0000"/>
+          <w:highlight w:val="yellow"/>
+        </w:rPr>
+        <w:t>?</w:t>
       </w:r>
       <w:r>
         <w:rPr>
@@ -1171,97 +2223,31 @@
         <w:rPr>
           <w:highlight w:val="yellow"/>
         </w:rPr>
-        <w:t>)</w:t>
-      </w:r>
-      <w:r>
-        <w:rPr>
-          <w:highlight w:val="yellow"/>
-        </w:rPr>
-        <w:t xml:space="preserve">, </w:t>
-      </w:r>
-      <w:r>
-        <w:rPr>
-          <w:highlight w:val="yellow"/>
-        </w:rPr>
-        <w:t>ограниченно</w:t>
-      </w:r>
-      <w:r>
-        <w:rPr>
-          <w:highlight w:val="yellow"/>
-        </w:rPr>
-        <w:t>го вертикальной щелью шириной 1 мм</w:t>
-      </w:r>
-      <w:r>
-        <w:rPr>
-          <w:highlight w:val="yellow"/>
-        </w:rPr>
-        <w:t xml:space="preserve"> вблизи максимума интенсивности</w:t>
+        <w:t>. Ю</w:t>
+      </w:r>
+      <w:r>
+        <w:rPr>
+          <w:highlight w:val="yellow"/>
+        </w:rPr>
+        <w:t>стировка монохроматора выполнялась по K-краю поглощения медной фольги (8</w:t>
+      </w:r>
+      <w:r>
+        <w:rPr>
+          <w:highlight w:val="yellow"/>
+        </w:rPr>
+        <w:t>,</w:t>
+      </w:r>
+      <w:r>
+        <w:rPr>
+          <w:highlight w:val="yellow"/>
+        </w:rPr>
+        <w:t>976 кэВ)</w:t>
       </w:r>
       <w:r>
         <w:rPr>
           <w:highlight w:val="yellow"/>
         </w:rPr>
         <w:t>.</w:t>
-      </w:r>
-      <w:r>
-        <w:rPr>
-          <w:highlight w:val="yellow"/>
-        </w:rPr>
-        <w:t xml:space="preserve"> </w:t>
-      </w:r>
-      <w:r>
-        <w:rPr>
-          <w:highlight w:val="yellow"/>
-        </w:rPr>
-        <w:t xml:space="preserve">Полученные профили </w:t>
-      </w:r>
-      <w:r>
-        <w:rPr>
-          <w:highlight w:val="yellow"/>
-        </w:rPr>
-        <w:t xml:space="preserve">сканирования </w:t>
-      </w:r>
-      <w:r>
-        <w:rPr>
-          <w:highlight w:val="yellow"/>
-        </w:rPr>
-        <w:t xml:space="preserve">[рис.] </w:t>
-      </w:r>
-      <w:r>
-        <w:rPr>
-          <w:highlight w:val="yellow"/>
-        </w:rPr>
-        <w:t xml:space="preserve">показали, что рабочая область с равномерным откликом составляет </w:t>
-      </w:r>
-      <w:r>
-        <w:rPr>
-          <w:highlight w:val="yellow"/>
-        </w:rPr>
-        <w:t>??</w:t>
-      </w:r>
-      <w:r>
-        <w:rPr>
-          <w:highlight w:val="yellow"/>
-        </w:rPr>
-        <w:t xml:space="preserve"> × </w:t>
-      </w:r>
-      <w:r>
-        <w:rPr>
-          <w:highlight w:val="yellow"/>
-        </w:rPr>
-        <w:t>??</w:t>
-      </w:r>
-      <w:r>
-        <w:rPr>
-          <w:highlight w:val="yellow"/>
-        </w:rPr>
-        <w:t xml:space="preserve"> мм</w:t>
-      </w:r>
-      <w:r>
-        <w:rPr>
-          <w:highlight w:val="yellow"/>
-        </w:rPr>
-        <w:t>^2.</w:t>
       </w:r>
     </w:p>
     <w:p>
@@ -1271,15 +2257,1070 @@
       </w:pPr>
       <w:r>
         <w:rPr>
-          <w:highlight w:val="yellow"/>
-        </w:rPr>
-        <w:t>Во второй серии экспериментов исследовалась стойкость фотодиода к длительному облучению. Выбранный участок чувствительной области размером ?? × ?? мм</w:t>
-      </w:r>
-      <w:r>
-        <w:rPr>
-          <w:highlight w:val="yellow"/>
-        </w:rPr>
-        <w:t>^2</w:t>
+          <w:noProof/>
+        </w:rPr>
+        <w:lastRenderedPageBreak/>
+        <mc:AlternateContent>
+          <mc:Choice Requires="wps">
+            <w:drawing>
+              <wp:anchor distT="0" distB="0" distL="114300" distR="114300" simplePos="0" relativeHeight="251665408" behindDoc="0" locked="0" layoutInCell="1" allowOverlap="1" wp14:anchorId="5C4F1ED8" wp14:editId="5F0C412B">
+                <wp:simplePos x="0" y="0"/>
+                <wp:positionH relativeFrom="margin">
+                  <wp:align>center</wp:align>
+                </wp:positionH>
+                <wp:positionV relativeFrom="paragraph">
+                  <wp:posOffset>3128889</wp:posOffset>
+                </wp:positionV>
+                <wp:extent cx="2736850" cy="635"/>
+                <wp:effectExtent l="0" t="0" r="6350" b="2540"/>
+                <wp:wrapTopAndBottom/>
+                <wp:docPr id="6" name="Надпись 6"/>
+                <wp:cNvGraphicFramePr/>
+                <a:graphic xmlns:a="http://schemas.openxmlformats.org/drawingml/2006/main">
+                  <a:graphicData uri="http://schemas.microsoft.com/office/word/2010/wordprocessingShape">
+                    <wps:wsp>
+                      <wps:cNvSpPr txBox="1"/>
+                      <wps:spPr>
+                        <a:xfrm>
+                          <a:off x="0" y="0"/>
+                          <a:ext cx="2736850" cy="635"/>
+                        </a:xfrm>
+                        <a:prstGeom prst="rect">
+                          <a:avLst/>
+                        </a:prstGeom>
+                        <a:solidFill>
+                          <a:prstClr val="white"/>
+                        </a:solidFill>
+                        <a:ln>
+                          <a:noFill/>
+                        </a:ln>
+                      </wps:spPr>
+                      <wps:txbx>
+                        <w:txbxContent>
+                          <w:p>
+                            <w:pPr>
+                              <w:pStyle w:val="af"/>
+                              <w:rPr>
+                                <w:rFonts w:ascii="Times New Roman" w:eastAsia="Times New Roman" w:hAnsi="Times New Roman" w:cs="Times New Roman"/>
+                                <w:i w:val="0"/>
+                                <w:iCs w:val="0"/>
+                                <w:noProof/>
+                                <w:color w:val="auto"/>
+                                <w:sz w:val="24"/>
+                                <w:szCs w:val="24"/>
+                              </w:rPr>
+                            </w:pPr>
+                            <w:r>
+                              <w:rPr>
+                                <w:rFonts w:ascii="Times New Roman" w:hAnsi="Times New Roman" w:cs="Times New Roman"/>
+                                <w:i w:val="0"/>
+                                <w:iCs w:val="0"/>
+                                <w:color w:val="auto"/>
+                                <w:sz w:val="24"/>
+                                <w:szCs w:val="24"/>
+                              </w:rPr>
+                              <w:t xml:space="preserve">Рисунок </w:t>
+                            </w:r>
+                            <w:r>
+                              <w:rPr>
+                                <w:rFonts w:ascii="Times New Roman" w:hAnsi="Times New Roman" w:cs="Times New Roman"/>
+                                <w:i w:val="0"/>
+                                <w:iCs w:val="0"/>
+                                <w:color w:val="auto"/>
+                                <w:sz w:val="24"/>
+                                <w:szCs w:val="24"/>
+                              </w:rPr>
+                              <w:fldChar w:fldCharType="begin"/>
+                            </w:r>
+                            <w:r>
+                              <w:rPr>
+                                <w:rFonts w:ascii="Times New Roman" w:hAnsi="Times New Roman" w:cs="Times New Roman"/>
+                                <w:i w:val="0"/>
+                                <w:iCs w:val="0"/>
+                                <w:color w:val="auto"/>
+                                <w:sz w:val="24"/>
+                                <w:szCs w:val="24"/>
+                              </w:rPr>
+                              <w:instrText xml:space="preserve"> SEQ Рисунок \* ARABIC </w:instrText>
+                            </w:r>
+                            <w:r>
+                              <w:rPr>
+                                <w:rFonts w:ascii="Times New Roman" w:hAnsi="Times New Roman" w:cs="Times New Roman"/>
+                                <w:i w:val="0"/>
+                                <w:iCs w:val="0"/>
+                                <w:color w:val="auto"/>
+                                <w:sz w:val="24"/>
+                                <w:szCs w:val="24"/>
+                              </w:rPr>
+                              <w:fldChar w:fldCharType="separate"/>
+                            </w:r>
+                            <w:r>
+                              <w:rPr>
+                                <w:rFonts w:ascii="Times New Roman" w:hAnsi="Times New Roman" w:cs="Times New Roman"/>
+                                <w:i w:val="0"/>
+                                <w:iCs w:val="0"/>
+                                <w:noProof/>
+                                <w:color w:val="auto"/>
+                                <w:sz w:val="24"/>
+                                <w:szCs w:val="24"/>
+                              </w:rPr>
+                              <w:t>3</w:t>
+                            </w:r>
+                            <w:r>
+                              <w:rPr>
+                                <w:rFonts w:ascii="Times New Roman" w:hAnsi="Times New Roman" w:cs="Times New Roman"/>
+                                <w:i w:val="0"/>
+                                <w:iCs w:val="0"/>
+                                <w:color w:val="auto"/>
+                                <w:sz w:val="24"/>
+                                <w:szCs w:val="24"/>
+                              </w:rPr>
+                              <w:fldChar w:fldCharType="end"/>
+                            </w:r>
+                            <w:r>
+                              <w:rPr>
+                                <w:rFonts w:ascii="Times New Roman" w:hAnsi="Times New Roman" w:cs="Times New Roman"/>
+                                <w:i w:val="0"/>
+                                <w:iCs w:val="0"/>
+                                <w:color w:val="auto"/>
+                                <w:sz w:val="24"/>
+                                <w:szCs w:val="24"/>
+                              </w:rPr>
+                              <w:t xml:space="preserve">. Тестируемый </w:t>
+                            </w:r>
+                            <w:r>
+                              <w:rPr>
+                                <w:rFonts w:ascii="Times New Roman" w:hAnsi="Times New Roman" w:cs="Times New Roman"/>
+                                <w:i w:val="0"/>
+                                <w:iCs w:val="0"/>
+                                <w:color w:val="auto"/>
+                                <w:sz w:val="24"/>
+                                <w:szCs w:val="24"/>
+                                <w:lang w:val="en-US"/>
+                              </w:rPr>
+                              <w:t>PIN-</w:t>
+                            </w:r>
+                            <w:r>
+                              <w:rPr>
+                                <w:rFonts w:ascii="Times New Roman" w:hAnsi="Times New Roman" w:cs="Times New Roman"/>
+                                <w:i w:val="0"/>
+                                <w:iCs w:val="0"/>
+                                <w:color w:val="auto"/>
+                                <w:sz w:val="24"/>
+                                <w:szCs w:val="24"/>
+                              </w:rPr>
+                              <w:t>фотодиод</w:t>
+                            </w:r>
+                          </w:p>
+                        </w:txbxContent>
+                      </wps:txbx>
+                      <wps:bodyPr rot="0" spcFirstLastPara="0" vertOverflow="overflow" horzOverflow="overflow" vert="horz" wrap="square" lIns="0" tIns="0" rIns="0" bIns="0" numCol="1" spcCol="0" rtlCol="0" fromWordArt="0" anchor="t" anchorCtr="0" forceAA="0" compatLnSpc="1">
+                        <a:prstTxWarp prst="textNoShape">
+                          <a:avLst/>
+                        </a:prstTxWarp>
+                        <a:spAutoFit/>
+                      </wps:bodyPr>
+                    </wps:wsp>
+                  </a:graphicData>
+                </a:graphic>
+                <wp14:sizeRelH relativeFrom="margin">
+                  <wp14:pctWidth>0</wp14:pctWidth>
+                </wp14:sizeRelH>
+              </wp:anchor>
+            </w:drawing>
+          </mc:Choice>
+          <mc:Fallback>
+            <w:pict>
+              <v:shape w14:anchorId="5C4F1ED8" id="Надпись 6" o:spid="_x0000_s1028" type="#_x0000_t202" style="position:absolute;left:0;text-align:left;margin-left:0;margin-top:246.35pt;width:215.5pt;height:.05pt;z-index:251665408;visibility:visible;mso-wrap-style:square;mso-width-percent:0;mso-wrap-distance-left:9pt;mso-wrap-distance-top:0;mso-wrap-distance-right:9pt;mso-wrap-distance-bottom:0;mso-position-horizontal:center;mso-position-horizontal-relative:margin;mso-position-vertical:absolute;mso-position-vertical-relative:text;mso-width-percent:0;mso-width-relative:margin;v-text-anchor:top" o:gfxdata="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" stroked="f">
+                <v:textbox style="mso-fit-shape-to-text:t" inset="0,0,0,0">
+                  <w:txbxContent>
+                    <w:p>
+                      <w:pPr>
+                        <w:pStyle w:val="af"/>
+                        <w:rPr>
+                          <w:rFonts w:ascii="Times New Roman" w:eastAsia="Times New Roman" w:hAnsi="Times New Roman" w:cs="Times New Roman"/>
+                          <w:i w:val="0"/>
+                          <w:iCs w:val="0"/>
+                          <w:noProof/>
+                          <w:color w:val="auto"/>
+                          <w:sz w:val="24"/>
+                          <w:szCs w:val="24"/>
+                        </w:rPr>
+                      </w:pPr>
+                      <w:r>
+                        <w:rPr>
+                          <w:rFonts w:ascii="Times New Roman" w:hAnsi="Times New Roman" w:cs="Times New Roman"/>
+                          <w:i w:val="0"/>
+                          <w:iCs w:val="0"/>
+                          <w:color w:val="auto"/>
+                          <w:sz w:val="24"/>
+                          <w:szCs w:val="24"/>
+                        </w:rPr>
+                        <w:t xml:space="preserve">Рисунок </w:t>
+                      </w:r>
+                      <w:r>
+                        <w:rPr>
+                          <w:rFonts w:ascii="Times New Roman" w:hAnsi="Times New Roman" w:cs="Times New Roman"/>
+                          <w:i w:val="0"/>
+                          <w:iCs w:val="0"/>
+                          <w:color w:val="auto"/>
+                          <w:sz w:val="24"/>
+                          <w:szCs w:val="24"/>
+                        </w:rPr>
+                        <w:fldChar w:fldCharType="begin"/>
+                      </w:r>
+                      <w:r>
+                        <w:rPr>
+                          <w:rFonts w:ascii="Times New Roman" w:hAnsi="Times New Roman" w:cs="Times New Roman"/>
+                          <w:i w:val="0"/>
+                          <w:iCs w:val="0"/>
+                          <w:color w:val="auto"/>
+                          <w:sz w:val="24"/>
+                          <w:szCs w:val="24"/>
+                        </w:rPr>
+                        <w:instrText xml:space="preserve"> SEQ Рисунок \* ARABIC </w:instrText>
+                      </w:r>
+                      <w:r>
+                        <w:rPr>
+                          <w:rFonts w:ascii="Times New Roman" w:hAnsi="Times New Roman" w:cs="Times New Roman"/>
+                          <w:i w:val="0"/>
+                          <w:iCs w:val="0"/>
+                          <w:color w:val="auto"/>
+                          <w:sz w:val="24"/>
+                          <w:szCs w:val="24"/>
+                        </w:rPr>
+                        <w:fldChar w:fldCharType="separate"/>
+                      </w:r>
+                      <w:r>
+                        <w:rPr>
+                          <w:rFonts w:ascii="Times New Roman" w:hAnsi="Times New Roman" w:cs="Times New Roman"/>
+                          <w:i w:val="0"/>
+                          <w:iCs w:val="0"/>
+                          <w:noProof/>
+                          <w:color w:val="auto"/>
+                          <w:sz w:val="24"/>
+                          <w:szCs w:val="24"/>
+                        </w:rPr>
+                        <w:t>3</w:t>
+                      </w:r>
+                      <w:r>
+                        <w:rPr>
+                          <w:rFonts w:ascii="Times New Roman" w:hAnsi="Times New Roman" w:cs="Times New Roman"/>
+                          <w:i w:val="0"/>
+                          <w:iCs w:val="0"/>
+                          <w:color w:val="auto"/>
+                          <w:sz w:val="24"/>
+                          <w:szCs w:val="24"/>
+                        </w:rPr>
+                        <w:fldChar w:fldCharType="end"/>
+                      </w:r>
+                      <w:r>
+                        <w:rPr>
+                          <w:rFonts w:ascii="Times New Roman" w:hAnsi="Times New Roman" w:cs="Times New Roman"/>
+                          <w:i w:val="0"/>
+                          <w:iCs w:val="0"/>
+                          <w:color w:val="auto"/>
+                          <w:sz w:val="24"/>
+                          <w:szCs w:val="24"/>
+                        </w:rPr>
+                        <w:t xml:space="preserve">. Тестируемый </w:t>
+                      </w:r>
+                      <w:r>
+                        <w:rPr>
+                          <w:rFonts w:ascii="Times New Roman" w:hAnsi="Times New Roman" w:cs="Times New Roman"/>
+                          <w:i w:val="0"/>
+                          <w:iCs w:val="0"/>
+                          <w:color w:val="auto"/>
+                          <w:sz w:val="24"/>
+                          <w:szCs w:val="24"/>
+                          <w:lang w:val="en-US"/>
+                        </w:rPr>
+                        <w:t>PIN-</w:t>
+                      </w:r>
+                      <w:r>
+                        <w:rPr>
+                          <w:rFonts w:ascii="Times New Roman" w:hAnsi="Times New Roman" w:cs="Times New Roman"/>
+                          <w:i w:val="0"/>
+                          <w:iCs w:val="0"/>
+                          <w:color w:val="auto"/>
+                          <w:sz w:val="24"/>
+                          <w:szCs w:val="24"/>
+                        </w:rPr>
+                        <w:t>фотодиод</w:t>
+                      </w:r>
+                    </w:p>
+                  </w:txbxContent>
+                </v:textbox>
+                <w10:wrap type="topAndBottom" anchorx="margin"/>
+              </v:shape>
+            </w:pict>
+          </mc:Fallback>
+        </mc:AlternateContent>
+      </w:r>
+      <w:r>
+        <w:rPr>
+          <w:noProof/>
+        </w:rPr>
+        <w:drawing>
+          <wp:anchor distT="0" distB="0" distL="114300" distR="114300" simplePos="0" relativeHeight="251662336" behindDoc="0" locked="0" layoutInCell="1" allowOverlap="1" wp14:anchorId="698E7D7F" wp14:editId="742CFF63">
+            <wp:simplePos x="0" y="0"/>
+            <wp:positionH relativeFrom="margin">
+              <wp:align>center</wp:align>
+            </wp:positionH>
+            <wp:positionV relativeFrom="paragraph">
+              <wp:posOffset>936674</wp:posOffset>
+            </wp:positionV>
+            <wp:extent cx="2215515" cy="2174240"/>
+            <wp:effectExtent l="0" t="0" r="0" b="0"/>
+            <wp:wrapTopAndBottom/>
+            <wp:docPr id="4" name="Рисунок 4" descr="Изображение выглядит как машина, Электронная техника, электроника, Электрическая проводка&#10;&#10;Автоматически созданное описание"/>
+            <wp:cNvGraphicFramePr>
+              <a:graphicFrameLocks xmlns:a="http://schemas.openxmlformats.org/drawingml/2006/main" noChangeAspect="1"/>
+            </wp:cNvGraphicFramePr>
+            <a:graphic xmlns:a="http://schemas.openxmlformats.org/drawingml/2006/main">
+              <a:graphicData uri="http://schemas.openxmlformats.org/drawingml/2006/picture">
+                <pic:pic xmlns:pic="http://schemas.openxmlformats.org/drawingml/2006/picture">
+                  <pic:nvPicPr>
+                    <pic:cNvPr id="4" name="Рисунок 4" descr="Изображение выглядит как машина, Электронная техника, электроника, Электрическая проводка&#10;&#10;Автоматически созданное описание"/>
+                    <pic:cNvPicPr/>
+                  </pic:nvPicPr>
+                  <pic:blipFill rotWithShape="1">
+                    <a:blip r:embed="rId8">
+                      <a:extLst>
+                        <a:ext uri="{28A0092B-C50C-407E-A947-70E740481C1C}">
+                          <a14:useLocalDpi xmlns:a14="http://schemas.microsoft.com/office/drawing/2010/main" val="0"/>
+                        </a:ext>
+                      </a:extLst>
+                    </a:blip>
+                    <a:srcRect b="28505"/>
+                    <a:stretch/>
+                  </pic:blipFill>
+                  <pic:spPr bwMode="auto">
+                    <a:xfrm>
+                      <a:off x="0" y="0"/>
+                      <a:ext cx="2215515" cy="2174240"/>
+                    </a:xfrm>
+                    <a:prstGeom prst="rect">
+                      <a:avLst/>
+                    </a:prstGeom>
+                    <a:ln>
+                      <a:noFill/>
+                    </a:ln>
+                    <a:extLst>
+                      <a:ext uri="{53640926-AAD7-44D8-BBD7-CCE9431645EC}">
+                        <a14:shadowObscured xmlns:a14="http://schemas.microsoft.com/office/drawing/2010/main"/>
+                      </a:ext>
+                    </a:extLst>
+                  </pic:spPr>
+                </pic:pic>
+              </a:graphicData>
+            </a:graphic>
+            <wp14:sizeRelH relativeFrom="margin">
+              <wp14:pctWidth>0</wp14:pctWidth>
+            </wp14:sizeRelH>
+            <wp14:sizeRelV relativeFrom="margin">
+              <wp14:pctHeight>0</wp14:pctHeight>
+            </wp14:sizeRelV>
+          </wp:anchor>
+        </w:drawing>
+      </w:r>
+      <w:r>
+        <w:rPr>
+          <w:highlight w:val="yellow"/>
+        </w:rPr>
+        <w:t>PIN-фотодиод размещался за монохроматором в прямом пучке</w:t>
+      </w:r>
+      <w:r>
+        <w:rPr>
+          <w:highlight w:val="yellow"/>
+        </w:rPr>
+        <w:t xml:space="preserve"> </w:t>
+      </w:r>
+      <w:r>
+        <w:rPr>
+          <w:highlight w:val="yellow"/>
+        </w:rPr>
+        <w:t>[</w:t>
+      </w:r>
+      <w:r>
+        <w:rPr>
+          <w:highlight w:val="yellow"/>
+        </w:rPr>
+        <w:t>рис.</w:t>
+      </w:r>
+      <w:r>
+        <w:rPr>
+          <w:highlight w:val="yellow"/>
+        </w:rPr>
+        <w:t>]</w:t>
+      </w:r>
+      <w:r>
+        <w:rPr>
+          <w:highlight w:val="yellow"/>
+        </w:rPr>
+        <w:t xml:space="preserve"> и подключался к радиотехнической схеме, включающей источник обратного смещения, </w:t>
+      </w:r>
+      <w:proofErr w:type="spellStart"/>
+      <w:r>
+        <w:rPr>
+          <w:highlight w:val="yellow"/>
+        </w:rPr>
+        <w:t>трансимпедансный</w:t>
+      </w:r>
+      <w:proofErr w:type="spellEnd"/>
+      <w:r>
+        <w:rPr>
+          <w:highlight w:val="yellow"/>
+        </w:rPr>
+        <w:t xml:space="preserve"> усилитель и АЦП</w:t>
+      </w:r>
+      <w:r>
+        <w:rPr>
+          <w:highlight w:val="yellow"/>
+        </w:rPr>
+        <w:t xml:space="preserve"> </w:t>
+      </w:r>
+      <w:r>
+        <w:rPr>
+          <w:highlight w:val="yellow"/>
+        </w:rPr>
+        <w:t>[</w:t>
+      </w:r>
+      <w:r>
+        <w:rPr>
+          <w:color w:val="FF0000"/>
+          <w:highlight w:val="yellow"/>
+        </w:rPr>
+        <w:t>рис.</w:t>
+      </w:r>
+      <w:r>
+        <w:rPr>
+          <w:color w:val="FF0000"/>
+          <w:highlight w:val="yellow"/>
+        </w:rPr>
+        <w:t xml:space="preserve"> В курсовых у нас упрощенная схема, а у </w:t>
+      </w:r>
+      <w:proofErr w:type="spellStart"/>
+      <w:r>
+        <w:rPr>
+          <w:color w:val="FF0000"/>
+          <w:highlight w:val="yellow"/>
+        </w:rPr>
+        <w:t>Светохина</w:t>
+      </w:r>
+      <w:proofErr w:type="spellEnd"/>
+      <w:r>
+        <w:rPr>
+          <w:color w:val="FF0000"/>
+          <w:highlight w:val="yellow"/>
+        </w:rPr>
+        <w:t xml:space="preserve"> только </w:t>
+      </w:r>
+      <w:r>
+        <w:rPr>
+          <w:color w:val="FF0000"/>
+          <w:highlight w:val="yellow"/>
+        </w:rPr>
+        <w:t>схема для четырех диодов</w:t>
+      </w:r>
+      <w:r>
+        <w:rPr>
+          <w:highlight w:val="yellow"/>
+        </w:rPr>
+        <w:t>]</w:t>
+      </w:r>
+      <w:r>
+        <w:rPr>
+          <w:highlight w:val="yellow"/>
+        </w:rPr>
+        <w:t xml:space="preserve">. </w:t>
+      </w:r>
+    </w:p>
+    <w:p>
+      <w:pPr>
+        <w:pStyle w:val="a0"/>
+        <w:ind w:left="0" w:firstLine="633"/>
+        <w:rPr>
+          <w:highlight w:val="yellow"/>
+        </w:rPr>
+      </w:pPr>
+      <w:r>
+        <w:rPr>
+          <w:noProof/>
+        </w:rPr>
+        <mc:AlternateContent>
+          <mc:Choice Requires="wps">
+            <w:drawing>
+              <wp:anchor distT="0" distB="0" distL="114300" distR="114300" simplePos="0" relativeHeight="251667456" behindDoc="0" locked="0" layoutInCell="1" allowOverlap="1" wp14:anchorId="768F4C79" wp14:editId="0D481485">
+                <wp:simplePos x="0" y="0"/>
+                <wp:positionH relativeFrom="column">
+                  <wp:posOffset>759460</wp:posOffset>
+                </wp:positionH>
+                <wp:positionV relativeFrom="paragraph">
+                  <wp:posOffset>4552950</wp:posOffset>
+                </wp:positionV>
+                <wp:extent cx="4337685" cy="635"/>
+                <wp:effectExtent l="0" t="0" r="0" b="0"/>
+                <wp:wrapTopAndBottom/>
+                <wp:docPr id="7" name="Надпись 7"/>
+                <wp:cNvGraphicFramePr/>
+                <a:graphic xmlns:a="http://schemas.openxmlformats.org/drawingml/2006/main">
+                  <a:graphicData uri="http://schemas.microsoft.com/office/word/2010/wordprocessingShape">
+                    <wps:wsp>
+                      <wps:cNvSpPr txBox="1"/>
+                      <wps:spPr>
+                        <a:xfrm>
+                          <a:off x="0" y="0"/>
+                          <a:ext cx="4337685" cy="635"/>
+                        </a:xfrm>
+                        <a:prstGeom prst="rect">
+                          <a:avLst/>
+                        </a:prstGeom>
+                        <a:solidFill>
+                          <a:prstClr val="white"/>
+                        </a:solidFill>
+                        <a:ln>
+                          <a:noFill/>
+                        </a:ln>
+                      </wps:spPr>
+                      <wps:txbx>
+                        <w:txbxContent>
+                          <w:p>
+                            <w:pPr>
+                              <w:pStyle w:val="af"/>
+                              <w:jc w:val="center"/>
+                              <w:rPr>
+                                <w:rFonts w:ascii="Times New Roman" w:eastAsia="Times New Roman" w:hAnsi="Times New Roman" w:cs="Times New Roman"/>
+                                <w:i w:val="0"/>
+                                <w:iCs w:val="0"/>
+                                <w:color w:val="auto"/>
+                                <w:sz w:val="24"/>
+                                <w:szCs w:val="24"/>
+                              </w:rPr>
+                            </w:pPr>
+                            <w:r>
+                              <w:rPr>
+                                <w:rFonts w:ascii="Times New Roman" w:hAnsi="Times New Roman" w:cs="Times New Roman"/>
+                                <w:i w:val="0"/>
+                                <w:iCs w:val="0"/>
+                                <w:color w:val="auto"/>
+                                <w:sz w:val="24"/>
+                                <w:szCs w:val="24"/>
+                              </w:rPr>
+                              <w:t xml:space="preserve">Рисунок </w:t>
+                            </w:r>
+                            <w:r>
+                              <w:rPr>
+                                <w:rFonts w:ascii="Times New Roman" w:hAnsi="Times New Roman" w:cs="Times New Roman"/>
+                                <w:i w:val="0"/>
+                                <w:iCs w:val="0"/>
+                                <w:color w:val="auto"/>
+                                <w:sz w:val="24"/>
+                                <w:szCs w:val="24"/>
+                              </w:rPr>
+                              <w:fldChar w:fldCharType="begin"/>
+                            </w:r>
+                            <w:r>
+                              <w:rPr>
+                                <w:rFonts w:ascii="Times New Roman" w:hAnsi="Times New Roman" w:cs="Times New Roman"/>
+                                <w:i w:val="0"/>
+                                <w:iCs w:val="0"/>
+                                <w:color w:val="auto"/>
+                                <w:sz w:val="24"/>
+                                <w:szCs w:val="24"/>
+                              </w:rPr>
+                              <w:instrText xml:space="preserve"> SEQ Рисунок \* ARABIC </w:instrText>
+                            </w:r>
+                            <w:r>
+                              <w:rPr>
+                                <w:rFonts w:ascii="Times New Roman" w:hAnsi="Times New Roman" w:cs="Times New Roman"/>
+                                <w:i w:val="0"/>
+                                <w:iCs w:val="0"/>
+                                <w:color w:val="auto"/>
+                                <w:sz w:val="24"/>
+                                <w:szCs w:val="24"/>
+                              </w:rPr>
+                              <w:fldChar w:fldCharType="separate"/>
+                            </w:r>
+                            <w:r>
+                              <w:rPr>
+                                <w:rFonts w:ascii="Times New Roman" w:hAnsi="Times New Roman" w:cs="Times New Roman"/>
+                                <w:i w:val="0"/>
+                                <w:iCs w:val="0"/>
+                                <w:noProof/>
+                                <w:color w:val="auto"/>
+                                <w:sz w:val="24"/>
+                                <w:szCs w:val="24"/>
+                              </w:rPr>
+                              <w:t>4</w:t>
+                            </w:r>
+                            <w:r>
+                              <w:rPr>
+                                <w:rFonts w:ascii="Times New Roman" w:hAnsi="Times New Roman" w:cs="Times New Roman"/>
+                                <w:i w:val="0"/>
+                                <w:iCs w:val="0"/>
+                                <w:color w:val="auto"/>
+                                <w:sz w:val="24"/>
+                                <w:szCs w:val="24"/>
+                              </w:rPr>
+                              <w:fldChar w:fldCharType="end"/>
+                            </w:r>
+                            <w:r>
+                              <w:rPr>
+                                <w:rFonts w:ascii="Times New Roman" w:hAnsi="Times New Roman" w:cs="Times New Roman"/>
+                                <w:i w:val="0"/>
+                                <w:iCs w:val="0"/>
+                                <w:color w:val="auto"/>
+                                <w:sz w:val="24"/>
+                                <w:szCs w:val="24"/>
+                              </w:rPr>
+                              <w:t>. Профиль пучка СИ по вертикальной координате</w:t>
+                            </w:r>
+                          </w:p>
+                        </w:txbxContent>
+                      </wps:txbx>
+                      <wps:bodyPr rot="0" spcFirstLastPara="0" vertOverflow="overflow" horzOverflow="overflow" vert="horz" wrap="square" lIns="0" tIns="0" rIns="0" bIns="0" numCol="1" spcCol="0" rtlCol="0" fromWordArt="0" anchor="t" anchorCtr="0" forceAA="0" compatLnSpc="1">
+                        <a:prstTxWarp prst="textNoShape">
+                          <a:avLst/>
+                        </a:prstTxWarp>
+                        <a:spAutoFit/>
+                      </wps:bodyPr>
+                    </wps:wsp>
+                  </a:graphicData>
+                </a:graphic>
+              </wp:anchor>
+            </w:drawing>
+          </mc:Choice>
+          <mc:Fallback>
+            <w:pict>
+              <v:shape w14:anchorId="768F4C79" id="Надпись 7" o:spid="_x0000_s1029" type="#_x0000_t202" style="position:absolute;left:0;text-align:left;margin-left:59.8pt;margin-top:358.5pt;width:341.55pt;height:.05pt;z-index:251667456;visibility:visible;mso-wrap-style:square;mso-wrap-distance-left:9pt;mso-wrap-distance-top:0;mso-wrap-distance-right:9pt;mso-wrap-distance-bottom:0;mso-position-horizontal:absolute;mso-position-horizontal-relative:text;mso-position-vertical:absolute;mso-position-vertical-relative:text;v-text-anchor:top" o:gfxdata="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" stroked="f">
+                <v:textbox style="mso-fit-shape-to-text:t" inset="0,0,0,0">
+                  <w:txbxContent>
+                    <w:p>
+                      <w:pPr>
+                        <w:pStyle w:val="af"/>
+                        <w:jc w:val="center"/>
+                        <w:rPr>
+                          <w:rFonts w:ascii="Times New Roman" w:eastAsia="Times New Roman" w:hAnsi="Times New Roman" w:cs="Times New Roman"/>
+                          <w:i w:val="0"/>
+                          <w:iCs w:val="0"/>
+                          <w:color w:val="auto"/>
+                          <w:sz w:val="24"/>
+                          <w:szCs w:val="24"/>
+                        </w:rPr>
+                      </w:pPr>
+                      <w:r>
+                        <w:rPr>
+                          <w:rFonts w:ascii="Times New Roman" w:hAnsi="Times New Roman" w:cs="Times New Roman"/>
+                          <w:i w:val="0"/>
+                          <w:iCs w:val="0"/>
+                          <w:color w:val="auto"/>
+                          <w:sz w:val="24"/>
+                          <w:szCs w:val="24"/>
+                        </w:rPr>
+                        <w:t xml:space="preserve">Рисунок </w:t>
+                      </w:r>
+                      <w:r>
+                        <w:rPr>
+                          <w:rFonts w:ascii="Times New Roman" w:hAnsi="Times New Roman" w:cs="Times New Roman"/>
+                          <w:i w:val="0"/>
+                          <w:iCs w:val="0"/>
+                          <w:color w:val="auto"/>
+                          <w:sz w:val="24"/>
+                          <w:szCs w:val="24"/>
+                        </w:rPr>
+                        <w:fldChar w:fldCharType="begin"/>
+                      </w:r>
+                      <w:r>
+                        <w:rPr>
+                          <w:rFonts w:ascii="Times New Roman" w:hAnsi="Times New Roman" w:cs="Times New Roman"/>
+                          <w:i w:val="0"/>
+                          <w:iCs w:val="0"/>
+                          <w:color w:val="auto"/>
+                          <w:sz w:val="24"/>
+                          <w:szCs w:val="24"/>
+                        </w:rPr>
+                        <w:instrText xml:space="preserve"> SEQ Рисунок \* ARABIC </w:instrText>
+                      </w:r>
+                      <w:r>
+                        <w:rPr>
+                          <w:rFonts w:ascii="Times New Roman" w:hAnsi="Times New Roman" w:cs="Times New Roman"/>
+                          <w:i w:val="0"/>
+                          <w:iCs w:val="0"/>
+                          <w:color w:val="auto"/>
+                          <w:sz w:val="24"/>
+                          <w:szCs w:val="24"/>
+                        </w:rPr>
+                        <w:fldChar w:fldCharType="separate"/>
+                      </w:r>
+                      <w:r>
+                        <w:rPr>
+                          <w:rFonts w:ascii="Times New Roman" w:hAnsi="Times New Roman" w:cs="Times New Roman"/>
+                          <w:i w:val="0"/>
+                          <w:iCs w:val="0"/>
+                          <w:noProof/>
+                          <w:color w:val="auto"/>
+                          <w:sz w:val="24"/>
+                          <w:szCs w:val="24"/>
+                        </w:rPr>
+                        <w:t>4</w:t>
+                      </w:r>
+                      <w:r>
+                        <w:rPr>
+                          <w:rFonts w:ascii="Times New Roman" w:hAnsi="Times New Roman" w:cs="Times New Roman"/>
+                          <w:i w:val="0"/>
+                          <w:iCs w:val="0"/>
+                          <w:color w:val="auto"/>
+                          <w:sz w:val="24"/>
+                          <w:szCs w:val="24"/>
+                        </w:rPr>
+                        <w:fldChar w:fldCharType="end"/>
+                      </w:r>
+                      <w:r>
+                        <w:rPr>
+                          <w:rFonts w:ascii="Times New Roman" w:hAnsi="Times New Roman" w:cs="Times New Roman"/>
+                          <w:i w:val="0"/>
+                          <w:iCs w:val="0"/>
+                          <w:color w:val="auto"/>
+                          <w:sz w:val="24"/>
+                          <w:szCs w:val="24"/>
+                        </w:rPr>
+                        <w:t>. Профиль пучка СИ по вертикальной координате</w:t>
+                      </w:r>
+                    </w:p>
+                  </w:txbxContent>
+                </v:textbox>
+                <w10:wrap type="topAndBottom"/>
+              </v:shape>
+            </w:pict>
+          </mc:Fallback>
+        </mc:AlternateContent>
+      </w:r>
+      <w:r>
+        <w:rPr>
+          <w:noProof/>
+        </w:rPr>
+        <w:drawing>
+          <wp:anchor distT="0" distB="0" distL="114300" distR="114300" simplePos="0" relativeHeight="251663360" behindDoc="0" locked="0" layoutInCell="1" allowOverlap="1" wp14:anchorId="37E8A3C9" wp14:editId="385BBBE9">
+            <wp:simplePos x="0" y="0"/>
+            <wp:positionH relativeFrom="margin">
+              <wp:posOffset>828138</wp:posOffset>
+            </wp:positionH>
+            <wp:positionV relativeFrom="paragraph">
+              <wp:posOffset>1301506</wp:posOffset>
+            </wp:positionV>
+            <wp:extent cx="4337693" cy="3253154"/>
+            <wp:effectExtent l="0" t="0" r="5715" b="4445"/>
+            <wp:wrapTopAndBottom/>
+            <wp:docPr id="5" name="Рисунок 5" descr="Изображение выглядит как текст, График, линия, диаграмма&#10;&#10;Автоматически созданное описание"/>
+            <wp:cNvGraphicFramePr>
+              <a:graphicFrameLocks xmlns:a="http://schemas.openxmlformats.org/drawingml/2006/main" noChangeAspect="1"/>
+            </wp:cNvGraphicFramePr>
+            <a:graphic xmlns:a="http://schemas.openxmlformats.org/drawingml/2006/main">
+              <a:graphicData uri="http://schemas.openxmlformats.org/drawingml/2006/picture">
+                <pic:pic xmlns:pic="http://schemas.openxmlformats.org/drawingml/2006/picture">
+                  <pic:nvPicPr>
+                    <pic:cNvPr id="5" name="Рисунок 5" descr="Изображение выглядит как текст, График, линия, диаграмма&#10;&#10;Автоматически созданное описание"/>
+                    <pic:cNvPicPr/>
+                  </pic:nvPicPr>
+                  <pic:blipFill>
+                    <a:blip r:embed="rId9" cstate="print">
+                      <a:extLst>
+                        <a:ext uri="{28A0092B-C50C-407E-A947-70E740481C1C}">
+                          <a14:useLocalDpi xmlns:a14="http://schemas.microsoft.com/office/drawing/2010/main" val="0"/>
+                        </a:ext>
+                      </a:extLst>
+                    </a:blip>
+                    <a:stretch>
+                      <a:fillRect/>
+                    </a:stretch>
+                  </pic:blipFill>
+                  <pic:spPr>
+                    <a:xfrm>
+                      <a:off x="0" y="0"/>
+                      <a:ext cx="4337693" cy="3253154"/>
+                    </a:xfrm>
+                    <a:prstGeom prst="rect">
+                      <a:avLst/>
+                    </a:prstGeom>
+                  </pic:spPr>
+                </pic:pic>
+              </a:graphicData>
+            </a:graphic>
+          </wp:anchor>
+        </w:drawing>
+      </w:r>
+      <w:r>
+        <w:rPr>
+          <w:highlight w:val="yellow"/>
+        </w:rPr>
+        <w:t>Для о</w:t>
+      </w:r>
+      <w:r>
+        <w:rPr>
+          <w:highlight w:val="yellow"/>
+        </w:rPr>
+        <w:t>пределения</w:t>
+      </w:r>
+      <w:r>
+        <w:rPr>
+          <w:highlight w:val="yellow"/>
+        </w:rPr>
+        <w:t xml:space="preserve"> пространственной однородности отклика проводилось сканирование </w:t>
+      </w:r>
+      <w:r>
+        <w:rPr>
+          <w:highlight w:val="yellow"/>
+          <w:lang w:val="en-US"/>
+        </w:rPr>
+        <w:t>PIN</w:t>
+      </w:r>
+      <w:r>
+        <w:rPr>
+          <w:highlight w:val="yellow"/>
+        </w:rPr>
+        <w:t>-</w:t>
+      </w:r>
+      <w:r>
+        <w:rPr>
+          <w:highlight w:val="yellow"/>
+        </w:rPr>
+        <w:t>фотодиода по горизонтали и вертикали относительно пучка</w:t>
+      </w:r>
+      <w:r>
+        <w:rPr>
+          <w:highlight w:val="yellow"/>
+        </w:rPr>
+        <w:t xml:space="preserve"> (</w:t>
+      </w:r>
+      <w:r>
+        <w:rPr>
+          <w:highlight w:val="yellow"/>
+        </w:rPr>
+        <w:t>[</w:t>
+      </w:r>
+      <w:r>
+        <w:rPr>
+          <w:highlight w:val="yellow"/>
+        </w:rPr>
+        <w:t>рис</w:t>
+      </w:r>
+      <w:r>
+        <w:rPr>
+          <w:highlight w:val="yellow"/>
+        </w:rPr>
+        <w:t>]</w:t>
+      </w:r>
+      <w:r>
+        <w:rPr>
+          <w:highlight w:val="yellow"/>
+        </w:rPr>
+        <w:t>)</w:t>
+      </w:r>
+      <w:r>
+        <w:rPr>
+          <w:highlight w:val="yellow"/>
+        </w:rPr>
+        <w:t xml:space="preserve">, </w:t>
+      </w:r>
+      <w:r>
+        <w:rPr>
+          <w:highlight w:val="yellow"/>
+        </w:rPr>
+        <w:t>ограниченно</w:t>
+      </w:r>
+      <w:r>
+        <w:rPr>
+          <w:highlight w:val="yellow"/>
+        </w:rPr>
+        <w:t>го вертикальной щелью шириной 1 мм</w:t>
+      </w:r>
+      <w:r>
+        <w:rPr>
+          <w:highlight w:val="yellow"/>
+        </w:rPr>
+        <w:t xml:space="preserve"> вблизи максимума интенсивности</w:t>
+      </w:r>
+      <w:r>
+        <w:rPr>
+          <w:highlight w:val="yellow"/>
+        </w:rPr>
+        <w:t>.</w:t>
+      </w:r>
+      <w:r>
+        <w:rPr>
+          <w:highlight w:val="yellow"/>
+        </w:rPr>
+        <w:t xml:space="preserve"> Анализ п</w:t>
+      </w:r>
+      <w:r>
+        <w:rPr>
+          <w:highlight w:val="yellow"/>
+        </w:rPr>
+        <w:t>олученны</w:t>
+      </w:r>
+      <w:r>
+        <w:rPr>
+          <w:highlight w:val="yellow"/>
+        </w:rPr>
+        <w:t>х</w:t>
+      </w:r>
+      <w:r>
+        <w:rPr>
+          <w:highlight w:val="yellow"/>
+        </w:rPr>
+        <w:t xml:space="preserve"> профил</w:t>
+      </w:r>
+      <w:r>
+        <w:rPr>
+          <w:highlight w:val="yellow"/>
+        </w:rPr>
+        <w:t>ей</w:t>
+      </w:r>
+      <w:r>
+        <w:rPr>
+          <w:highlight w:val="yellow"/>
+        </w:rPr>
+        <w:t xml:space="preserve"> </w:t>
+      </w:r>
+      <w:r>
+        <w:rPr>
+          <w:highlight w:val="yellow"/>
+        </w:rPr>
+        <w:t xml:space="preserve">сканирования </w:t>
+      </w:r>
+      <w:r>
+        <w:rPr>
+          <w:highlight w:val="yellow"/>
+        </w:rPr>
+        <w:t>[</w:t>
+      </w:r>
+      <w:r>
+        <w:rPr>
+          <w:color w:val="FF0000"/>
+          <w:highlight w:val="yellow"/>
+        </w:rPr>
+        <w:t>рис.</w:t>
+      </w:r>
+      <w:r>
+        <w:rPr>
+          <w:color w:val="FF0000"/>
+          <w:highlight w:val="yellow"/>
+        </w:rPr>
+        <w:t xml:space="preserve"> </w:t>
+      </w:r>
+      <w:r>
+        <w:rPr>
+          <w:color w:val="FF0000"/>
+          <w:highlight w:val="yellow"/>
+        </w:rPr>
+        <w:t>н</w:t>
+      </w:r>
+      <w:r>
+        <w:rPr>
+          <w:color w:val="FF0000"/>
+          <w:highlight w:val="yellow"/>
+        </w:rPr>
+        <w:t>емного переделаю графики</w:t>
+      </w:r>
+      <w:r>
+        <w:rPr>
+          <w:highlight w:val="yellow"/>
+        </w:rPr>
+        <w:t xml:space="preserve">] </w:t>
+      </w:r>
+      <w:r>
+        <w:rPr>
+          <w:highlight w:val="yellow"/>
+        </w:rPr>
+        <w:t xml:space="preserve">показал, что рабочая область с равномерным откликом </w:t>
+      </w:r>
+      <w:proofErr w:type="gramStart"/>
+      <w:r>
+        <w:rPr>
+          <w:highlight w:val="yellow"/>
+        </w:rPr>
+        <w:t xml:space="preserve">составляет </w:t>
+      </w:r>
+      <w:r>
+        <w:rPr>
+          <w:highlight w:val="yellow"/>
+        </w:rPr>
+        <w:t>??</w:t>
+      </w:r>
+      <w:proofErr w:type="gramEnd"/>
+      <w:r>
+        <w:rPr>
+          <w:highlight w:val="yellow"/>
+        </w:rPr>
+        <w:t xml:space="preserve"> × </w:t>
+      </w:r>
+      <w:r>
+        <w:rPr>
+          <w:highlight w:val="yellow"/>
+        </w:rPr>
+        <w:t>??</w:t>
+      </w:r>
+      <w:r>
+        <w:rPr>
+          <w:highlight w:val="yellow"/>
+        </w:rPr>
+        <w:t xml:space="preserve"> мм</w:t>
+      </w:r>
+      <w:r>
+        <w:rPr>
+          <w:highlight w:val="yellow"/>
+          <w:vertAlign w:val="superscript"/>
+        </w:rPr>
+        <w:t>2</w:t>
+      </w:r>
+      <w:r>
+        <w:rPr>
+          <w:highlight w:val="yellow"/>
+        </w:rPr>
+        <w:t>.</w:t>
+      </w:r>
+    </w:p>
+    <w:p>
+      <w:pPr>
+        <w:pStyle w:val="a0"/>
+        <w:ind w:left="0" w:firstLine="633"/>
+        <w:rPr>
+          <w:highlight w:val="yellow"/>
+        </w:rPr>
+      </w:pPr>
+    </w:p>
+    <w:p>
+      <w:pPr>
+        <w:pStyle w:val="a0"/>
+        <w:ind w:left="0" w:firstLine="633"/>
+      </w:pPr>
+      <w:r>
+        <w:rPr>
+          <w:highlight w:val="yellow"/>
+        </w:rPr>
+        <w:t xml:space="preserve">Во второй серии экспериментов исследовалась стойкость фотодиода к длительному облучению. Выбранный участок чувствительной области </w:t>
+      </w:r>
+      <w:proofErr w:type="gramStart"/>
+      <w:r>
+        <w:rPr>
+          <w:highlight w:val="yellow"/>
+        </w:rPr>
+        <w:t>размером ??</w:t>
+      </w:r>
+      <w:proofErr w:type="gramEnd"/>
+      <w:r>
+        <w:rPr>
+          <w:highlight w:val="yellow"/>
+        </w:rPr>
+        <w:t xml:space="preserve"> × ?? мм</w:t>
+      </w:r>
+      <w:r>
+        <w:rPr>
+          <w:highlight w:val="yellow"/>
+          <w:vertAlign w:val="superscript"/>
+        </w:rPr>
+        <w:t>2</w:t>
       </w:r>
       <w:r>
         <w:rPr>
@@ -1315,7 +3356,19 @@
         <w:rPr>
           <w:highlight w:val="yellow"/>
         </w:rPr>
-        <w:t xml:space="preserve"> Оценочная доза излучения, полученная фотодиодом, составила [].</w:t>
+        <w:t xml:space="preserve"> Оценочная доза излучения, полученная фотодиодом, составила [</w:t>
+      </w:r>
+      <w:r>
+        <w:rPr>
+          <w:highlight w:val="yellow"/>
+        </w:rPr>
+        <w:t>??</w:t>
+      </w:r>
+      <w:r>
+        <w:rPr>
+          <w:highlight w:val="yellow"/>
+        </w:rPr>
+        <w:t>].</w:t>
       </w:r>
       <w:r>
         <w:rPr>
@@ -1327,7 +3380,13 @@
         <w:rPr>
           <w:highlight w:val="yellow"/>
         </w:rPr>
-        <w:t>Таким образом, было выявлено</w:t>
+        <w:t xml:space="preserve">Таким образом, было </w:t>
+      </w:r>
+      <w:r>
+        <w:rPr>
+          <w:highlight w:val="yellow"/>
+        </w:rPr>
+        <w:t>показано</w:t>
       </w:r>
       <w:r>
         <w:rPr>
@@ -1377,9 +3436,6 @@
       <w:pPr>
         <w:pStyle w:val="a0"/>
         <w:ind w:left="0"/>
-        <w:rPr>
-          <w:lang w:val="en-US"/>
-        </w:rPr>
       </w:pPr>
     </w:p>
     <w:p>
@@ -2424,6 +4480,44 @@
       <w:contextualSpacing/>
     </w:pPr>
   </w:style>
+  <w:style w:type="table" w:styleId="ae">
+    <w:name w:val="Table Grid"/>
+    <w:basedOn w:val="a2"/>
+    <w:uiPriority w:val="39"/>
+    <w:rsid w:val="00136D44"/>
+    <w:pPr>
+      <w:spacing w:after="0" w:line="240" w:lineRule="auto"/>
+    </w:pPr>
+    <w:tblPr>
+      <w:tblBorders>
+        <w:top w:val="single" w:sz="4" w:space="0" w:color="auto"/>
+        <w:left w:val="single" w:sz="4" w:space="0" w:color="auto"/>
+        <w:bottom w:val="single" w:sz="4" w:space="0" w:color="auto"/>
+        <w:right w:val="single" w:sz="4" w:space="0" w:color="auto"/>
+        <w:insideH w:val="single" w:sz="4" w:space="0" w:color="auto"/>
+        <w:insideV w:val="single" w:sz="4" w:space="0" w:color="auto"/>
+      </w:tblBorders>
+    </w:tblPr>
+  </w:style>
+  <w:style w:type="paragraph" w:styleId="af">
+    <w:name w:val="caption"/>
+    <w:basedOn w:val="a"/>
+    <w:next w:val="a"/>
+    <w:uiPriority w:val="35"/>
+    <w:unhideWhenUsed/>
+    <w:qFormat/>
+    <w:rsid w:val="00350EF6"/>
+    <w:pPr>
+      <w:spacing w:after="200" w:line="240" w:lineRule="auto"/>
+    </w:pPr>
+    <w:rPr>
+      <w:i/>
+      <w:iCs/>
+      <w:color w:val="44546A" w:themeColor="text2"/>
+      <w:sz w:val="18"/>
+      <w:szCs w:val="18"/>
+    </w:rPr>
+  </w:style>
 </w:styles>
 </file>
 
@@ -2720,4 +4814,16 @@
     </a:ext>
   </a:extLst>
 </a:theme>
+</file>
+
+<file path=customXml/item1.xml><?xml version="1.0" encoding="utf-8"?>
+<b:Sources xmlns:b="http://schemas.openxmlformats.org/officeDocument/2006/bibliography" xmlns="http://schemas.openxmlformats.org/officeDocument/2006/bibliography" SelectedStyle="\APASixthEditionOfficeOnline.xsl" StyleName="APA" Version="6"/>
+</file>
+
+<file path=customXml/itemProps1.xml><?xml version="1.0" encoding="utf-8"?>
+<ds:datastoreItem xmlns:ds="http://schemas.openxmlformats.org/officeDocument/2006/customXml" ds:itemID="{F14A2265-AD17-49AA-8A84-93E4A7990930}">
+  <ds:schemaRefs>
+    <ds:schemaRef ds:uri="http://schemas.openxmlformats.org/officeDocument/2006/bibliography"/>
+  </ds:schemaRefs>
+</ds:datastoreItem>
 </file>
--- a/Статья.docx
+++ b/Статья.docx
@@ -517,9 +517,6 @@
         <w:t xml:space="preserve"> </w:t>
       </w:r>
       <w:r>
-        <w:rPr>
-          <w:lang w:val="en-US"/>
-        </w:rPr>
         <w:t>[</w:t>
       </w:r>
       <w:r>
@@ -529,9 +526,6 @@
         <w:t>это важно?</w:t>
       </w:r>
       <w:r>
-        <w:rPr>
-          <w:lang w:val="en-US"/>
-        </w:rPr>
         <w:t>]</w:t>
       </w:r>
       <w:r>
@@ -1280,7 +1274,7 @@
     <w:p>
       <w:pPr>
         <w:pStyle w:val="a0"/>
-        <w:ind w:left="0" w:firstLine="633"/>
+        <w:ind w:firstLine="633"/>
         <w:rPr>
           <w:highlight w:val="yellow"/>
         </w:rPr>
@@ -1290,19 +1284,139 @@
           <w:noProof/>
         </w:rPr>
         <w:lastRenderedPageBreak/>
+        <w:drawing>
+          <wp:anchor distT="0" distB="0" distL="114300" distR="114300" simplePos="0" relativeHeight="251691008" behindDoc="0" locked="0" layoutInCell="1" allowOverlap="1" wp14:anchorId="777FD3C3" wp14:editId="0355B1D6">
+            <wp:simplePos x="0" y="0"/>
+            <wp:positionH relativeFrom="margin">
+              <wp:posOffset>3057525</wp:posOffset>
+            </wp:positionH>
+            <wp:positionV relativeFrom="paragraph">
+              <wp:posOffset>5444490</wp:posOffset>
+            </wp:positionV>
+            <wp:extent cx="2552700" cy="1913890"/>
+            <wp:effectExtent l="0" t="0" r="0" b="0"/>
+            <wp:wrapTopAndBottom/>
+            <wp:docPr id="3" name="Рисунок 3"/>
+            <wp:cNvGraphicFramePr>
+              <a:graphicFrameLocks xmlns:a="http://schemas.openxmlformats.org/drawingml/2006/main" noChangeAspect="1"/>
+            </wp:cNvGraphicFramePr>
+            <a:graphic xmlns:a="http://schemas.openxmlformats.org/drawingml/2006/main">
+              <a:graphicData uri="http://schemas.openxmlformats.org/drawingml/2006/picture">
+                <pic:pic xmlns:pic="http://schemas.openxmlformats.org/drawingml/2006/picture">
+                  <pic:nvPicPr>
+                    <pic:cNvPr id="3" name="Рисунок 3"/>
+                    <pic:cNvPicPr/>
+                  </pic:nvPicPr>
+                  <pic:blipFill>
+                    <a:blip r:embed="rId10" cstate="print">
+                      <a:extLst>
+                        <a:ext uri="{28A0092B-C50C-407E-A947-70E740481C1C}">
+                          <a14:useLocalDpi xmlns:a14="http://schemas.microsoft.com/office/drawing/2010/main" val="0"/>
+                        </a:ext>
+                      </a:extLst>
+                    </a:blip>
+                    <a:stretch>
+                      <a:fillRect/>
+                    </a:stretch>
+                  </pic:blipFill>
+                  <pic:spPr>
+                    <a:xfrm>
+                      <a:off x="0" y="0"/>
+                      <a:ext cx="2552700" cy="1913890"/>
+                    </a:xfrm>
+                    <a:prstGeom prst="rect">
+                      <a:avLst/>
+                    </a:prstGeom>
+                  </pic:spPr>
+                </pic:pic>
+              </a:graphicData>
+            </a:graphic>
+            <wp14:sizeRelH relativeFrom="margin">
+              <wp14:pctWidth>0</wp14:pctWidth>
+            </wp14:sizeRelH>
+            <wp14:sizeRelV relativeFrom="margin">
+              <wp14:pctHeight>0</wp14:pctHeight>
+            </wp14:sizeRelV>
+          </wp:anchor>
+        </w:drawing>
+      </w:r>
+      <w:r>
+        <w:rPr>
+          <w:noProof/>
+        </w:rPr>
+        <w:drawing>
+          <wp:anchor distT="0" distB="0" distL="114300" distR="114300" simplePos="0" relativeHeight="251663360" behindDoc="0" locked="0" layoutInCell="1" allowOverlap="1" wp14:anchorId="37E8A3C9" wp14:editId="2C2ADC64">
+            <wp:simplePos x="0" y="0"/>
+            <wp:positionH relativeFrom="page">
+              <wp:posOffset>2077085</wp:posOffset>
+            </wp:positionH>
+            <wp:positionV relativeFrom="paragraph">
+              <wp:posOffset>1031240</wp:posOffset>
+            </wp:positionV>
+            <wp:extent cx="3721100" cy="2790190"/>
+            <wp:effectExtent l="0" t="0" r="0" b="0"/>
+            <wp:wrapTopAndBottom/>
+            <wp:docPr id="5" name="Рисунок 5" descr="Изображение выглядит как текст, График, линия, диаграмма&#10;&#10;Автоматически созданное описание"/>
+            <wp:cNvGraphicFramePr>
+              <a:graphicFrameLocks xmlns:a="http://schemas.openxmlformats.org/drawingml/2006/main" noChangeAspect="1"/>
+            </wp:cNvGraphicFramePr>
+            <a:graphic xmlns:a="http://schemas.openxmlformats.org/drawingml/2006/main">
+              <a:graphicData uri="http://schemas.openxmlformats.org/drawingml/2006/picture">
+                <pic:pic xmlns:pic="http://schemas.openxmlformats.org/drawingml/2006/picture">
+                  <pic:nvPicPr>
+                    <pic:cNvPr id="5" name="Рисунок 5" descr="Изображение выглядит как текст, График, линия, диаграмма&#10;&#10;Автоматически созданное описание"/>
+                    <pic:cNvPicPr/>
+                  </pic:nvPicPr>
+                  <pic:blipFill>
+                    <a:blip r:embed="rId11" cstate="print">
+                      <a:extLst>
+                        <a:ext uri="{28A0092B-C50C-407E-A947-70E740481C1C}">
+                          <a14:useLocalDpi xmlns:a14="http://schemas.microsoft.com/office/drawing/2010/main" val="0"/>
+                        </a:ext>
+                      </a:extLst>
+                    </a:blip>
+                    <a:stretch>
+                      <a:fillRect/>
+                    </a:stretch>
+                  </pic:blipFill>
+                  <pic:spPr>
+                    <a:xfrm>
+                      <a:off x="0" y="0"/>
+                      <a:ext cx="3721100" cy="2790190"/>
+                    </a:xfrm>
+                    <a:prstGeom prst="rect">
+                      <a:avLst/>
+                    </a:prstGeom>
+                  </pic:spPr>
+                </pic:pic>
+              </a:graphicData>
+            </a:graphic>
+            <wp14:sizeRelH relativeFrom="margin">
+              <wp14:pctWidth>0</wp14:pctWidth>
+            </wp14:sizeRelH>
+            <wp14:sizeRelV relativeFrom="margin">
+              <wp14:pctHeight>0</wp14:pctHeight>
+            </wp14:sizeRelV>
+          </wp:anchor>
+        </w:drawing>
+      </w:r>
+      <w:r>
+        <w:rPr>
+          <w:noProof/>
+        </w:rPr>
         <mc:AlternateContent>
           <mc:Choice Requires="wps">
             <w:drawing>
-              <wp:anchor distT="0" distB="0" distL="114300" distR="114300" simplePos="0" relativeHeight="251670528" behindDoc="0" locked="0" layoutInCell="1" allowOverlap="1" wp14:anchorId="3AF1940E" wp14:editId="209FF567">
+              <wp:anchor distT="0" distB="0" distL="114300" distR="114300" simplePos="0" relativeHeight="251670528" behindDoc="0" locked="0" layoutInCell="1" allowOverlap="1" wp14:anchorId="3AF1940E" wp14:editId="1CE4A29A">
                 <wp:simplePos x="0" y="0"/>
-                <wp:positionH relativeFrom="column">
-                  <wp:posOffset>976630</wp:posOffset>
+                <wp:positionH relativeFrom="margin">
+                  <wp:posOffset>43815</wp:posOffset>
                 </wp:positionH>
                 <wp:positionV relativeFrom="paragraph">
-                  <wp:posOffset>8138160</wp:posOffset>
+                  <wp:posOffset>7423785</wp:posOffset>
                 </wp:positionV>
-                <wp:extent cx="3987800" cy="635"/>
-                <wp:effectExtent l="0" t="0" r="0" b="0"/>
+                <wp:extent cx="5895975" cy="635"/>
+                <wp:effectExtent l="0" t="0" r="9525" b="0"/>
                 <wp:wrapTopAndBottom/>
                 <wp:docPr id="2" name="Надпись 2"/>
                 <wp:cNvGraphicFramePr/>
@@ -1313,7 +1427,7 @@
                       <wps:spPr>
                         <a:xfrm>
                           <a:off x="0" y="0"/>
-                          <a:ext cx="3987800" cy="635"/>
+                          <a:ext cx="5895975" cy="635"/>
                         </a:xfrm>
                         <a:prstGeom prst="rect">
                           <a:avLst/>
@@ -1330,6 +1444,7 @@
                           <w:p>
                             <w:pPr>
                               <w:pStyle w:val="af"/>
+                              <w:jc w:val="center"/>
                               <w:rPr>
                                 <w:rFonts w:ascii="Times New Roman" w:eastAsia="Times New Roman" w:hAnsi="Times New Roman" w:cs="Times New Roman"/>
                                 <w:i w:val="0"/>
@@ -1360,18 +1475,7 @@
                                 <w:sz w:val="24"/>
                                 <w:szCs w:val="24"/>
                               </w:rPr>
-                              <w:t xml:space="preserve"> </w:t>
-                            </w:r>
-                            <w:r>
-                              <w:rPr>
-                                <w:rFonts w:ascii="Times New Roman" w:hAnsi="Times New Roman" w:cs="Times New Roman"/>
-                                <w:i w:val="0"/>
-                                <w:iCs w:val="0"/>
-                                <w:color w:val="auto"/>
-                                <w:sz w:val="24"/>
-                                <w:szCs w:val="24"/>
-                              </w:rPr>
-                              <w:t xml:space="preserve">Сканирование </w:t>
+                              <w:t xml:space="preserve"> Сканирование </w:t>
                             </w:r>
                             <w:r>
                               <w:rPr>
@@ -1394,7 +1498,7 @@
                                 <w:sz w:val="24"/>
                                 <w:szCs w:val="24"/>
                               </w:rPr>
-                              <w:t>-</w:t>
+                              <w:t>-фотодиода по горизонтальной координате</w:t>
                             </w:r>
                             <w:r>
                               <w:rPr>
@@ -1405,7 +1509,18 @@
                                 <w:sz w:val="24"/>
                                 <w:szCs w:val="24"/>
                               </w:rPr>
-                              <w:t>фотодиода по горизонтальной координате. Точки представлены усредненной выборкой из 10 измерений.</w:t>
+                              <w:t xml:space="preserve"> (слева) и по вертикальной координате до и после облучения БП (справа)</w:t>
+                            </w:r>
+                            <w:r>
+                              <w:rPr>
+                                <w:rFonts w:ascii="Times New Roman" w:hAnsi="Times New Roman" w:cs="Times New Roman"/>
+                                <w:i w:val="0"/>
+                                <w:iCs w:val="0"/>
+                                <w:color w:val="auto"/>
+                                <w:sz w:val="24"/>
+                                <w:szCs w:val="24"/>
+                              </w:rPr>
+                              <w:t>. Точки представлены усредненной выборкой из 10 измерений</w:t>
                             </w:r>
                           </w:p>
                         </w:txbxContent>
@@ -1419,6 +1534,9 @@
                     </wps:wsp>
                   </a:graphicData>
                 </a:graphic>
+                <wp14:sizeRelH relativeFrom="margin">
+                  <wp14:pctWidth>0</wp14:pctWidth>
+                </wp14:sizeRelH>
               </wp:anchor>
             </w:drawing>
           </mc:Choice>
@@ -1428,12 +1546,13 @@
                 <v:stroke joinstyle="miter"/>
                 <v:path gradientshapeok="t" o:connecttype="rect"/>
               </v:shapetype>
-              <v:shape id="Надпись 2" o:spid="_x0000_s1026" type="#_x0000_t202" style="position:absolute;left:0;text-align:left;margin-left:76.9pt;margin-top:640.8pt;width:314pt;height:.05pt;z-index:251670528;visibility:visible;mso-wrap-style:square;mso-wrap-distance-left:9pt;mso-wrap-distance-top:0;mso-wrap-distance-right:9pt;mso-wrap-distance-bottom:0;mso-position-horizontal:absolute;mso-position-horizontal-relative:text;mso-position-vertical:absolute;mso-position-vertical-relative:text;v-text-anchor:top" o:gfxdata="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" stroked="f">
+              <v:shape id="Надпись 2" o:spid="_x0000_s1026" type="#_x0000_t202" style="position:absolute;left:0;text-align:left;margin-left:3.45pt;margin-top:584.55pt;width:464.25pt;height:.05pt;z-index:251670528;visibility:visible;mso-wrap-style:square;mso-width-percent:0;mso-wrap-distance-left:9pt;mso-wrap-distance-top:0;mso-wrap-distance-right:9pt;mso-wrap-distance-bottom:0;mso-position-horizontal:absolute;mso-position-horizontal-relative:margin;mso-position-vertical:absolute;mso-position-vertical-relative:text;mso-width-percent:0;mso-width-relative:margin;v-text-anchor:top" o:gfxdata="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" stroked="f">
                 <v:textbox style="mso-fit-shape-to-text:t" inset="0,0,0,0">
                   <w:txbxContent>
                     <w:p>
                       <w:pPr>
                         <w:pStyle w:val="af"/>
+                        <w:jc w:val="center"/>
                         <w:rPr>
                           <w:rFonts w:ascii="Times New Roman" w:eastAsia="Times New Roman" w:hAnsi="Times New Roman" w:cs="Times New Roman"/>
                           <w:i w:val="0"/>
@@ -1464,18 +1583,7 @@
                           <w:sz w:val="24"/>
                           <w:szCs w:val="24"/>
                         </w:rPr>
-                        <w:t xml:space="preserve"> </w:t>
-                      </w:r>
-                      <w:r>
-                        <w:rPr>
-                          <w:rFonts w:ascii="Times New Roman" w:hAnsi="Times New Roman" w:cs="Times New Roman"/>
-                          <w:i w:val="0"/>
-                          <w:iCs w:val="0"/>
-                          <w:color w:val="auto"/>
-                          <w:sz w:val="24"/>
-                          <w:szCs w:val="24"/>
-                        </w:rPr>
-                        <w:t xml:space="preserve">Сканирование </w:t>
+                        <w:t xml:space="preserve"> Сканирование </w:t>
                       </w:r>
                       <w:r>
                         <w:rPr>
@@ -1498,7 +1606,7 @@
                           <w:sz w:val="24"/>
                           <w:szCs w:val="24"/>
                         </w:rPr>
-                        <w:t>-</w:t>
+                        <w:t>-фотодиода по горизонтальной координате</w:t>
                       </w:r>
                       <w:r>
                         <w:rPr>
@@ -1509,12 +1617,23 @@
                           <w:sz w:val="24"/>
                           <w:szCs w:val="24"/>
                         </w:rPr>
-                        <w:t>фотодиода по горизонтальной координате. Точки представлены усредненной выборкой из 10 измерений.</w:t>
+                        <w:t xml:space="preserve"> (слева) и по вертикальной координате до и после облучения БП (справа)</w:t>
+                      </w:r>
+                      <w:r>
+                        <w:rPr>
+                          <w:rFonts w:ascii="Times New Roman" w:hAnsi="Times New Roman" w:cs="Times New Roman"/>
+                          <w:i w:val="0"/>
+                          <w:iCs w:val="0"/>
+                          <w:color w:val="auto"/>
+                          <w:sz w:val="24"/>
+                          <w:szCs w:val="24"/>
+                        </w:rPr>
+                        <w:t>. Точки представлены усредненной выборкой из 10 измерений</w:t>
                       </w:r>
                     </w:p>
                   </w:txbxContent>
                 </v:textbox>
-                <w10:wrap type="topAndBottom"/>
+                <w10:wrap type="topAndBottom" anchorx="margin"/>
               </v:shape>
             </w:pict>
           </mc:Fallback>
@@ -1525,16 +1644,16 @@
           <w:noProof/>
         </w:rPr>
         <w:drawing>
-          <wp:anchor distT="0" distB="0" distL="114300" distR="114300" simplePos="0" relativeHeight="251668480" behindDoc="0" locked="0" layoutInCell="1" allowOverlap="1" wp14:anchorId="24FB9199" wp14:editId="5D66233C">
+          <wp:anchor distT="0" distB="0" distL="114300" distR="114300" simplePos="0" relativeHeight="251668480" behindDoc="0" locked="0" layoutInCell="1" allowOverlap="1" wp14:anchorId="24FB9199" wp14:editId="514B8B4A">
             <wp:simplePos x="0" y="0"/>
             <wp:positionH relativeFrom="margin">
-              <wp:posOffset>976630</wp:posOffset>
+              <wp:posOffset>257175</wp:posOffset>
             </wp:positionH>
             <wp:positionV relativeFrom="paragraph">
-              <wp:posOffset>5090795</wp:posOffset>
+              <wp:posOffset>5423535</wp:posOffset>
             </wp:positionV>
-            <wp:extent cx="3987800" cy="2990215"/>
-            <wp:effectExtent l="0" t="0" r="0" b="635"/>
+            <wp:extent cx="2654300" cy="1990725"/>
+            <wp:effectExtent l="0" t="0" r="0" b="9525"/>
             <wp:wrapTopAndBottom/>
             <wp:docPr id="1" name="Рисунок 1"/>
             <wp:cNvGraphicFramePr>
@@ -1548,7 +1667,7 @@
                     <pic:cNvPicPr/>
                   </pic:nvPicPr>
                   <pic:blipFill>
-                    <a:blip r:embed="rId10" cstate="print">
+                    <a:blip r:embed="rId12" cstate="print">
                       <a:extLst>
                         <a:ext uri="{28A0092B-C50C-407E-A947-70E740481C1C}">
                           <a14:useLocalDpi xmlns:a14="http://schemas.microsoft.com/office/drawing/2010/main" val="0"/>
@@ -1562,7 +1681,7 @@
                   <pic:spPr>
                     <a:xfrm>
                       <a:off x="0" y="0"/>
-                      <a:ext cx="3987800" cy="2990215"/>
+                      <a:ext cx="2654300" cy="1990725"/>
                     </a:xfrm>
                     <a:prstGeom prst="rect">
                       <a:avLst/>
@@ -1587,7 +1706,7 @@
         <mc:AlternateContent>
           <mc:Choice Requires="wps">
             <w:drawing>
-              <wp:anchor distT="0" distB="0" distL="114300" distR="114300" simplePos="0" relativeHeight="251667456" behindDoc="0" locked="0" layoutInCell="1" allowOverlap="1" wp14:anchorId="768F4C79" wp14:editId="3FB9EE4E">
+              <wp:anchor distT="0" distB="0" distL="114300" distR="114300" simplePos="0" relativeHeight="251667456" behindDoc="0" locked="0" layoutInCell="1" allowOverlap="1" wp14:anchorId="768F4C79" wp14:editId="3E0F2AF1">
                 <wp:simplePos x="0" y="0"/>
                 <wp:positionH relativeFrom="column">
                   <wp:posOffset>670560</wp:posOffset>
@@ -1743,66 +1862,6 @@
         </mc:AlternateContent>
       </w:r>
       <w:r>
-        <w:rPr>
-          <w:noProof/>
-        </w:rPr>
-        <w:drawing>
-          <wp:anchor distT="0" distB="0" distL="114300" distR="114300" simplePos="0" relativeHeight="251663360" behindDoc="0" locked="0" layoutInCell="1" allowOverlap="1" wp14:anchorId="37E8A3C9" wp14:editId="63F2319C">
-            <wp:simplePos x="0" y="0"/>
-            <wp:positionH relativeFrom="page">
-              <wp:align>center</wp:align>
-            </wp:positionH>
-            <wp:positionV relativeFrom="paragraph">
-              <wp:posOffset>914400</wp:posOffset>
-            </wp:positionV>
-            <wp:extent cx="3721100" cy="2790190"/>
-            <wp:effectExtent l="0" t="0" r="0" b="0"/>
-            <wp:wrapTopAndBottom/>
-            <wp:docPr id="5" name="Рисунок 5" descr="Изображение выглядит как текст, График, линия, диаграмма&#10;&#10;Автоматически созданное описание"/>
-            <wp:cNvGraphicFramePr>
-              <a:graphicFrameLocks xmlns:a="http://schemas.openxmlformats.org/drawingml/2006/main" noChangeAspect="1"/>
-            </wp:cNvGraphicFramePr>
-            <a:graphic xmlns:a="http://schemas.openxmlformats.org/drawingml/2006/main">
-              <a:graphicData uri="http://schemas.openxmlformats.org/drawingml/2006/picture">
-                <pic:pic xmlns:pic="http://schemas.openxmlformats.org/drawingml/2006/picture">
-                  <pic:nvPicPr>
-                    <pic:cNvPr id="5" name="Рисунок 5" descr="Изображение выглядит как текст, График, линия, диаграмма&#10;&#10;Автоматически созданное описание"/>
-                    <pic:cNvPicPr/>
-                  </pic:nvPicPr>
-                  <pic:blipFill>
-                    <a:blip r:embed="rId11" cstate="print">
-                      <a:extLst>
-                        <a:ext uri="{28A0092B-C50C-407E-A947-70E740481C1C}">
-                          <a14:useLocalDpi xmlns:a14="http://schemas.microsoft.com/office/drawing/2010/main" val="0"/>
-                        </a:ext>
-                      </a:extLst>
-                    </a:blip>
-                    <a:stretch>
-                      <a:fillRect/>
-                    </a:stretch>
-                  </pic:blipFill>
-                  <pic:spPr>
-                    <a:xfrm>
-                      <a:off x="0" y="0"/>
-                      <a:ext cx="3721100" cy="2790190"/>
-                    </a:xfrm>
-                    <a:prstGeom prst="rect">
-                      <a:avLst/>
-                    </a:prstGeom>
-                  </pic:spPr>
-                </pic:pic>
-              </a:graphicData>
-            </a:graphic>
-            <wp14:sizeRelH relativeFrom="margin">
-              <wp14:pctWidth>0</wp14:pctWidth>
-            </wp14:sizeRelH>
-            <wp14:sizeRelV relativeFrom="margin">
-              <wp14:pctHeight>0</wp14:pctHeight>
-            </wp14:sizeRelV>
-          </wp:anchor>
-        </w:drawing>
-      </w:r>
-      <w:r>
         <w:t>Для о</w:t>
       </w:r>
       <w:r>
@@ -1911,7 +1970,13 @@
         <w:rPr>
           <w:highlight w:val="yellow"/>
         </w:rPr>
-        <w:t>??</w:t>
+        <w:t xml:space="preserve">4,46 ± 0,04 </w:t>
+      </w:r>
+      <w:r>
+        <w:rPr>
+          <w:highlight w:val="yellow"/>
+        </w:rPr>
+        <w:t>мм</w:t>
       </w:r>
       <w:r>
         <w:rPr>
@@ -1923,20 +1988,13 @@
         <w:rPr>
           <w:highlight w:val="yellow"/>
         </w:rPr>
-        <w:t>??</w:t>
+        <w:t>3,85 ± 0,11</w:t>
       </w:r>
       <w:r>
         <w:rPr>
           <w:highlight w:val="yellow"/>
         </w:rPr>
         <w:t xml:space="preserve"> мм</w:t>
-      </w:r>
-      <w:r>
-        <w:rPr>
-          <w:highlight w:val="yellow"/>
-          <w:vertAlign w:val="superscript"/>
-        </w:rPr>
-        <w:t>2</w:t>
       </w:r>
       <w:r>
         <w:rPr>
@@ -1954,47 +2012,66 @@
         <w:rPr>
           <w:highlight w:val="yellow"/>
         </w:rPr>
+        <w:t xml:space="preserve">Во второй серии экспериментов исследовалась стойкость фотодиода к длительному облучению. Выбранный участок чувствительной области размером </w:t>
+      </w:r>
+      <w:r>
+        <w:rPr>
+          <w:color w:val="FF0000"/>
+          <w:highlight w:val="yellow"/>
+        </w:rPr>
+        <w:t>1</w:t>
+      </w:r>
+      <w:r>
+        <w:rPr>
+          <w:color w:val="FF0000"/>
+          <w:highlight w:val="yellow"/>
+        </w:rPr>
+        <w:t xml:space="preserve"> × </w:t>
+      </w:r>
+      <w:r>
+        <w:rPr>
+          <w:color w:val="FF0000"/>
+          <w:highlight w:val="yellow"/>
+        </w:rPr>
+        <w:t>0,3</w:t>
+      </w:r>
+      <w:r>
+        <w:rPr>
+          <w:highlight w:val="yellow"/>
+        </w:rPr>
+        <w:t xml:space="preserve"> мм</w:t>
+      </w:r>
+      <w:r>
+        <w:rPr>
+          <w:highlight w:val="yellow"/>
+          <w:vertAlign w:val="superscript"/>
+        </w:rPr>
+        <w:t>2</w:t>
+      </w:r>
+      <w:r>
+        <w:rPr>
+          <w:highlight w:val="yellow"/>
+        </w:rPr>
+        <w:t xml:space="preserve"> облучался прямым немонохроматическим («белым») пучком в течение 30 мин.</w:t>
+      </w:r>
+      <w:r>
+        <w:rPr>
+          <w:highlight w:val="yellow"/>
+        </w:rPr>
+        <w:t xml:space="preserve"> </w:t>
+      </w:r>
+      <w:r>
+        <w:rPr>
+          <w:highlight w:val="yellow"/>
+        </w:rPr>
+        <w:t xml:space="preserve">До и после облучения выполнялось вертикальное </w:t>
+      </w:r>
+      <w:r>
+        <w:rPr>
+          <w:highlight w:val="yellow"/>
+        </w:rPr>
         <w:lastRenderedPageBreak/>
-        <w:t xml:space="preserve">Во второй серии экспериментов исследовалась стойкость фотодиода к длительному облучению. Выбранный участок чувствительной области </w:t>
-      </w:r>
-      <w:proofErr w:type="gramStart"/>
-      <w:r>
-        <w:rPr>
-          <w:highlight w:val="yellow"/>
-        </w:rPr>
-        <w:t>размером ??</w:t>
-      </w:r>
-      <w:proofErr w:type="gramEnd"/>
-      <w:r>
-        <w:rPr>
-          <w:highlight w:val="yellow"/>
-        </w:rPr>
-        <w:t xml:space="preserve"> × ?? мм</w:t>
-      </w:r>
-      <w:r>
-        <w:rPr>
-          <w:highlight w:val="yellow"/>
-          <w:vertAlign w:val="superscript"/>
-        </w:rPr>
-        <w:t>2</w:t>
-      </w:r>
-      <w:r>
-        <w:rPr>
-          <w:highlight w:val="yellow"/>
-        </w:rPr>
-        <w:t xml:space="preserve"> облучался прямым немонохроматическим («белым») пучком в течение 30 мин.</w:t>
-      </w:r>
-      <w:r>
-        <w:rPr>
-          <w:highlight w:val="yellow"/>
-        </w:rPr>
-        <w:t xml:space="preserve"> </w:t>
-      </w:r>
-      <w:r>
-        <w:rPr>
-          <w:highlight w:val="yellow"/>
-        </w:rPr>
-        <w:t>До и после облучения выполнялось вертикальное сканирование диода.</w:t>
+        <w:t>сканирование диода.</w:t>
       </w:r>
       <w:r>
         <w:rPr>
@@ -2104,25 +2181,7 @@
         <w:rPr>
           <w:highlight w:val="yellow"/>
         </w:rPr>
-        <w:t>3</w:t>
-      </w:r>
-      <w:r>
-        <w:rPr>
-          <w:highlight w:val="yellow"/>
-        </w:rPr>
-        <w:t xml:space="preserve">. МОНИТОР ИНТЕНСИВНОСТИ ПУЧКА СИ НА ОСНОВЕ </w:t>
-      </w:r>
-      <w:r>
-        <w:rPr>
-          <w:highlight w:val="yellow"/>
-        </w:rPr>
-        <w:t>ЧЕТЫРЕХ</w:t>
-      </w:r>
-      <w:r>
-        <w:rPr>
-          <w:highlight w:val="yellow"/>
-        </w:rPr>
-        <w:t xml:space="preserve"> </w:t>
+        <w:t xml:space="preserve">3. МОНИТОР ИНТЕНСИВНОСТИ ПУЧКА СИ НА ОСНОВЕ ЧЕТЫРЕХ </w:t>
       </w:r>
       <w:r>
         <w:rPr>
@@ -2135,13 +2194,7 @@
         <w:rPr>
           <w:highlight w:val="yellow"/>
         </w:rPr>
-        <w:t>-ФОТОДИОД</w:t>
-      </w:r>
-      <w:r>
-        <w:rPr>
-          <w:highlight w:val="yellow"/>
-        </w:rPr>
-        <w:t>ОВ</w:t>
+        <w:t>-ФОТОДИОДОВ</w:t>
       </w:r>
     </w:p>
     <w:p>
@@ -2155,9 +2208,6 @@
       <w:pPr>
         <w:pStyle w:val="a0"/>
         <w:ind w:left="0" w:firstLine="708"/>
-        <w:rPr>
-          <w:lang w:val="en-US"/>
-        </w:rPr>
       </w:pPr>
       <w:r>
         <w:rPr>
@@ -2222,106 +2272,7 @@
                                 <w:sz w:val="24"/>
                                 <w:szCs w:val="24"/>
                               </w:rPr>
-                              <w:t xml:space="preserve">Рисунок 4. </w:t>
-                            </w:r>
-                            <w:r>
-                              <w:rPr>
-                                <w:rFonts w:ascii="Times New Roman" w:hAnsi="Times New Roman" w:cs="Times New Roman"/>
-                                <w:i w:val="0"/>
-                                <w:iCs w:val="0"/>
-                                <w:color w:val="auto"/>
-                                <w:sz w:val="24"/>
-                                <w:szCs w:val="24"/>
-                              </w:rPr>
-                              <w:t xml:space="preserve">Модель размещения фотодиодов </w:t>
-                            </w:r>
-                            <w:r>
-                              <w:rPr>
-                                <w:rFonts w:ascii="Times New Roman" w:hAnsi="Times New Roman" w:cs="Times New Roman"/>
-                                <w:i w:val="0"/>
-                                <w:iCs w:val="0"/>
-                                <w:color w:val="auto"/>
-                                <w:sz w:val="24"/>
-                                <w:szCs w:val="24"/>
-                              </w:rPr>
-                              <w:t>(</w:t>
-                            </w:r>
-                            <w:r>
-                              <w:rPr>
-                                <w:rFonts w:ascii="Times New Roman" w:hAnsi="Times New Roman" w:cs="Times New Roman"/>
-                                <w:i w:val="0"/>
-                                <w:iCs w:val="0"/>
-                                <w:color w:val="auto"/>
-                                <w:sz w:val="24"/>
-                                <w:szCs w:val="24"/>
-                              </w:rPr>
-                              <w:t>слева</w:t>
-                            </w:r>
-                            <w:r>
-                              <w:rPr>
-                                <w:rFonts w:ascii="Times New Roman" w:hAnsi="Times New Roman" w:cs="Times New Roman"/>
-                                <w:i w:val="0"/>
-                                <w:iCs w:val="0"/>
-                                <w:color w:val="auto"/>
-                                <w:sz w:val="24"/>
-                                <w:szCs w:val="24"/>
-                              </w:rPr>
-                              <w:t>)</w:t>
-                            </w:r>
-                            <w:r>
-                              <w:rPr>
-                                <w:rFonts w:ascii="Times New Roman" w:hAnsi="Times New Roman" w:cs="Times New Roman"/>
-                                <w:i w:val="0"/>
-                                <w:iCs w:val="0"/>
-                                <w:color w:val="auto"/>
-                                <w:sz w:val="24"/>
-                                <w:szCs w:val="24"/>
-                              </w:rPr>
-                              <w:t xml:space="preserve"> и готовая оснастка </w:t>
-                            </w:r>
-                            <w:r>
-                              <w:rPr>
-                                <w:rFonts w:ascii="Times New Roman" w:hAnsi="Times New Roman" w:cs="Times New Roman"/>
-                                <w:i w:val="0"/>
-                                <w:iCs w:val="0"/>
-                                <w:color w:val="auto"/>
-                                <w:sz w:val="24"/>
-                                <w:szCs w:val="24"/>
-                              </w:rPr>
-                              <w:t>(</w:t>
-                            </w:r>
-                            <w:r>
-                              <w:rPr>
-                                <w:rFonts w:ascii="Times New Roman" w:hAnsi="Times New Roman" w:cs="Times New Roman"/>
-                                <w:i w:val="0"/>
-                                <w:iCs w:val="0"/>
-                                <w:color w:val="auto"/>
-                                <w:sz w:val="24"/>
-                                <w:szCs w:val="24"/>
-                              </w:rPr>
-                              <w:t>справа</w:t>
-                            </w:r>
-                            <w:r>
-                              <w:rPr>
-                                <w:rFonts w:ascii="Times New Roman" w:hAnsi="Times New Roman" w:cs="Times New Roman"/>
-                                <w:i w:val="0"/>
-                                <w:iCs w:val="0"/>
-                                <w:color w:val="auto"/>
-                                <w:sz w:val="24"/>
-                                <w:szCs w:val="24"/>
-                              </w:rPr>
-                              <w:t>)</w:t>
-                            </w:r>
-                            <w:r>
-                              <w:rPr>
-                                <w:rFonts w:ascii="Times New Roman" w:hAnsi="Times New Roman" w:cs="Times New Roman"/>
-                                <w:i w:val="0"/>
-                                <w:iCs w:val="0"/>
-                                <w:color w:val="auto"/>
-                                <w:sz w:val="24"/>
-                                <w:szCs w:val="24"/>
-                              </w:rPr>
-                              <w:t>.</w:t>
+                              <w:t>Рисунок 4. Модель размещения фотодиодов (слева) и готовая оснастка (справа).</w:t>
                             </w:r>
                             <w:r>
                               <w:rPr>
@@ -2343,18 +2294,7 @@
                                 <w:sz w:val="24"/>
                                 <w:szCs w:val="24"/>
                               </w:rPr>
-                              <w:t xml:space="preserve">Цифрами обозначены: </w:t>
-                            </w:r>
-                            <w:r>
-                              <w:rPr>
-                                <w:rFonts w:ascii="Times New Roman" w:hAnsi="Times New Roman" w:cs="Times New Roman"/>
-                                <w:i w:val="0"/>
-                                <w:iCs w:val="0"/>
-                                <w:color w:val="auto"/>
-                                <w:sz w:val="24"/>
-                                <w:szCs w:val="24"/>
-                              </w:rPr>
-                              <w:t>1-</w:t>
+                              <w:t>Цифрами обозначены: 1-</w:t>
                             </w:r>
                             <w:r>
                               <w:rPr>
@@ -2377,29 +2317,7 @@
                                 <w:sz w:val="24"/>
                                 <w:szCs w:val="24"/>
                               </w:rPr>
-                              <w:t>-фотодиоды</w:t>
-                            </w:r>
-                            <w:r>
-                              <w:rPr>
-                                <w:rFonts w:ascii="Times New Roman" w:hAnsi="Times New Roman" w:cs="Times New Roman"/>
-                                <w:i w:val="0"/>
-                                <w:iCs w:val="0"/>
-                                <w:color w:val="auto"/>
-                                <w:sz w:val="24"/>
-                                <w:szCs w:val="24"/>
-                              </w:rPr>
-                              <w:t>; 2-</w:t>
-                            </w:r>
-                            <w:r>
-                              <w:rPr>
-                                <w:rFonts w:ascii="Times New Roman" w:hAnsi="Times New Roman" w:cs="Times New Roman"/>
-                                <w:i w:val="0"/>
-                                <w:iCs w:val="0"/>
-                                <w:color w:val="auto"/>
-                                <w:sz w:val="24"/>
-                                <w:szCs w:val="24"/>
-                              </w:rPr>
-                              <w:t>апертура для прохождения пучка</w:t>
+                              <w:t>-фотодиоды; 2-апертура для прохождения пучка</w:t>
                             </w:r>
                           </w:p>
                         </w:txbxContent>
@@ -2443,106 +2361,7 @@
                           <w:sz w:val="24"/>
                           <w:szCs w:val="24"/>
                         </w:rPr>
-                        <w:t xml:space="preserve">Рисунок 4. </w:t>
-                      </w:r>
-                      <w:r>
-                        <w:rPr>
-                          <w:rFonts w:ascii="Times New Roman" w:hAnsi="Times New Roman" w:cs="Times New Roman"/>
-                          <w:i w:val="0"/>
-                          <w:iCs w:val="0"/>
-                          <w:color w:val="auto"/>
-                          <w:sz w:val="24"/>
-                          <w:szCs w:val="24"/>
-                        </w:rPr>
-                        <w:t xml:space="preserve">Модель размещения фотодиодов </w:t>
-                      </w:r>
-                      <w:r>
-                        <w:rPr>
-                          <w:rFonts w:ascii="Times New Roman" w:hAnsi="Times New Roman" w:cs="Times New Roman"/>
-                          <w:i w:val="0"/>
-                          <w:iCs w:val="0"/>
-                          <w:color w:val="auto"/>
-                          <w:sz w:val="24"/>
-                          <w:szCs w:val="24"/>
-                        </w:rPr>
-                        <w:t>(</w:t>
-                      </w:r>
-                      <w:r>
-                        <w:rPr>
-                          <w:rFonts w:ascii="Times New Roman" w:hAnsi="Times New Roman" w:cs="Times New Roman"/>
-                          <w:i w:val="0"/>
-                          <w:iCs w:val="0"/>
-                          <w:color w:val="auto"/>
-                          <w:sz w:val="24"/>
-                          <w:szCs w:val="24"/>
-                        </w:rPr>
-                        <w:t>слева</w:t>
-                      </w:r>
-                      <w:r>
-                        <w:rPr>
-                          <w:rFonts w:ascii="Times New Roman" w:hAnsi="Times New Roman" w:cs="Times New Roman"/>
-                          <w:i w:val="0"/>
-                          <w:iCs w:val="0"/>
-                          <w:color w:val="auto"/>
-                          <w:sz w:val="24"/>
-                          <w:szCs w:val="24"/>
-                        </w:rPr>
-                        <w:t>)</w:t>
-                      </w:r>
-                      <w:r>
-                        <w:rPr>
-                          <w:rFonts w:ascii="Times New Roman" w:hAnsi="Times New Roman" w:cs="Times New Roman"/>
-                          <w:i w:val="0"/>
-                          <w:iCs w:val="0"/>
-                          <w:color w:val="auto"/>
-                          <w:sz w:val="24"/>
-                          <w:szCs w:val="24"/>
-                        </w:rPr>
-                        <w:t xml:space="preserve"> и готовая оснастка </w:t>
-                      </w:r>
-                      <w:r>
-                        <w:rPr>
-                          <w:rFonts w:ascii="Times New Roman" w:hAnsi="Times New Roman" w:cs="Times New Roman"/>
-                          <w:i w:val="0"/>
-                          <w:iCs w:val="0"/>
-                          <w:color w:val="auto"/>
-                          <w:sz w:val="24"/>
-                          <w:szCs w:val="24"/>
-                        </w:rPr>
-                        <w:t>(</w:t>
-                      </w:r>
-                      <w:r>
-                        <w:rPr>
-                          <w:rFonts w:ascii="Times New Roman" w:hAnsi="Times New Roman" w:cs="Times New Roman"/>
-                          <w:i w:val="0"/>
-                          <w:iCs w:val="0"/>
-                          <w:color w:val="auto"/>
-                          <w:sz w:val="24"/>
-                          <w:szCs w:val="24"/>
-                        </w:rPr>
-                        <w:t>справа</w:t>
-                      </w:r>
-                      <w:r>
-                        <w:rPr>
-                          <w:rFonts w:ascii="Times New Roman" w:hAnsi="Times New Roman" w:cs="Times New Roman"/>
-                          <w:i w:val="0"/>
-                          <w:iCs w:val="0"/>
-                          <w:color w:val="auto"/>
-                          <w:sz w:val="24"/>
-                          <w:szCs w:val="24"/>
-                        </w:rPr>
-                        <w:t>)</w:t>
-                      </w:r>
-                      <w:r>
-                        <w:rPr>
-                          <w:rFonts w:ascii="Times New Roman" w:hAnsi="Times New Roman" w:cs="Times New Roman"/>
-                          <w:i w:val="0"/>
-                          <w:iCs w:val="0"/>
-                          <w:color w:val="auto"/>
-                          <w:sz w:val="24"/>
-                          <w:szCs w:val="24"/>
-                        </w:rPr>
-                        <w:t>.</w:t>
+                        <w:t>Рисунок 4. Модель размещения фотодиодов (слева) и готовая оснастка (справа).</w:t>
                       </w:r>
                       <w:r>
                         <w:rPr>
@@ -2564,18 +2383,7 @@
                           <w:sz w:val="24"/>
                           <w:szCs w:val="24"/>
                         </w:rPr>
-                        <w:t xml:space="preserve">Цифрами обозначены: </w:t>
-                      </w:r>
-                      <w:r>
-                        <w:rPr>
-                          <w:rFonts w:ascii="Times New Roman" w:hAnsi="Times New Roman" w:cs="Times New Roman"/>
-                          <w:i w:val="0"/>
-                          <w:iCs w:val="0"/>
-                          <w:color w:val="auto"/>
-                          <w:sz w:val="24"/>
-                          <w:szCs w:val="24"/>
-                        </w:rPr>
-                        <w:t>1-</w:t>
+                        <w:t>Цифрами обозначены: 1-</w:t>
                       </w:r>
                       <w:r>
                         <w:rPr>
@@ -2598,29 +2406,7 @@
                           <w:sz w:val="24"/>
                           <w:szCs w:val="24"/>
                         </w:rPr>
-                        <w:t>-фотодиоды</w:t>
-                      </w:r>
-                      <w:r>
-                        <w:rPr>
-                          <w:rFonts w:ascii="Times New Roman" w:hAnsi="Times New Roman" w:cs="Times New Roman"/>
-                          <w:i w:val="0"/>
-                          <w:iCs w:val="0"/>
-                          <w:color w:val="auto"/>
-                          <w:sz w:val="24"/>
-                          <w:szCs w:val="24"/>
-                        </w:rPr>
-                        <w:t>; 2-</w:t>
-                      </w:r>
-                      <w:r>
-                        <w:rPr>
-                          <w:rFonts w:ascii="Times New Roman" w:hAnsi="Times New Roman" w:cs="Times New Roman"/>
-                          <w:i w:val="0"/>
-                          <w:iCs w:val="0"/>
-                          <w:color w:val="auto"/>
-                          <w:sz w:val="24"/>
-                          <w:szCs w:val="24"/>
-                        </w:rPr>
-                        <w:t>апертура для прохождения пучка</w:t>
+                        <w:t>-фотодиоды; 2-апертура для прохождения пучка</w:t>
                       </w:r>
                     </w:p>
                   </w:txbxContent>
@@ -2659,7 +2445,7 @@
                     <pic:cNvPicPr/>
                   </pic:nvPicPr>
                   <pic:blipFill>
-                    <a:blip r:embed="rId12" cstate="print">
+                    <a:blip r:embed="rId13" cstate="print">
                       <a:extLst>
                         <a:ext uri="{28A0092B-C50C-407E-A947-70E740481C1C}">
                           <a14:useLocalDpi xmlns:a14="http://schemas.microsoft.com/office/drawing/2010/main" val="0"/>
@@ -2708,19 +2494,7 @@
         <w:rPr>
           <w:highlight w:val="yellow"/>
         </w:rPr>
-        <w:t>-фотодиодов б</w:t>
-      </w:r>
-      <w:r>
-        <w:rPr>
-          <w:highlight w:val="yellow"/>
-        </w:rPr>
-        <w:t>ыл разработан прототип квадрантного детектора</w:t>
-      </w:r>
-      <w:r>
-        <w:rPr>
-          <w:highlight w:val="yellow"/>
-        </w:rPr>
-        <w:t>, фотография которого изображена на рис. [</w:t>
+        <w:t>-фотодиодов был разработан прототип квадрантного детектора, фотография которого изображена на рис. [</w:t>
       </w:r>
       <w:r>
         <w:rPr>
@@ -2732,43 +2506,7 @@
         <w:rPr>
           <w:highlight w:val="yellow"/>
         </w:rPr>
-        <w:t>]</w:t>
-      </w:r>
-      <w:r>
-        <w:rPr>
-          <w:highlight w:val="yellow"/>
-        </w:rPr>
-        <w:t xml:space="preserve">. </w:t>
-      </w:r>
-      <w:r>
-        <w:rPr>
-          <w:highlight w:val="yellow"/>
-        </w:rPr>
-        <w:t xml:space="preserve">Секции монитора расположены </w:t>
-      </w:r>
-      <w:r>
-        <w:rPr>
-          <w:highlight w:val="yellow"/>
-        </w:rPr>
-        <w:t xml:space="preserve">на периферии области </w:t>
-      </w:r>
-      <w:r>
-        <w:rPr>
-          <w:highlight w:val="yellow"/>
-        </w:rPr>
-        <w:t xml:space="preserve">пучка СИ </w:t>
-      </w:r>
-      <w:r>
-        <w:rPr>
-          <w:highlight w:val="yellow"/>
-        </w:rPr>
-        <w:t>с характерным размером порядка 1 мм по горизонтали и вертикали для обеспечения максимальной чувствительности</w:t>
-      </w:r>
-      <w:r>
-        <w:rPr>
-          <w:highlight w:val="yellow"/>
-        </w:rPr>
-        <w:t>.</w:t>
+        <w:t>]. Секции монитора расположены на периферии области пучка СИ с характерным размером порядка 1 мм по горизонтали и вертикали для обеспечения максимальной чувствительности.</w:t>
       </w:r>
     </w:p>
     <w:p>
@@ -2805,78 +2543,7 @@
           <w:szCs w:val="28"/>
           <w:highlight w:val="yellow"/>
         </w:rPr>
-        <w:t>, изготовленной из стеклотекстолита</w:t>
-      </w:r>
-      <w:r>
-        <w:rPr>
-          <w:szCs w:val="28"/>
-          <w:highlight w:val="yellow"/>
-        </w:rPr>
-        <w:t xml:space="preserve"> с ц</w:t>
-      </w:r>
-      <w:r>
-        <w:rPr>
-          <w:szCs w:val="28"/>
-          <w:highlight w:val="yellow"/>
-        </w:rPr>
-        <w:t>ентральн</w:t>
-      </w:r>
-      <w:r>
-        <w:rPr>
-          <w:szCs w:val="28"/>
-          <w:highlight w:val="yellow"/>
-        </w:rPr>
-        <w:t>ым</w:t>
-      </w:r>
-      <w:r>
-        <w:rPr>
-          <w:szCs w:val="28"/>
-          <w:highlight w:val="yellow"/>
-        </w:rPr>
-        <w:t xml:space="preserve"> окно</w:t>
-      </w:r>
-      <w:r>
-        <w:rPr>
-          <w:szCs w:val="28"/>
-          <w:highlight w:val="yellow"/>
-        </w:rPr>
-        <w:t>м</w:t>
-      </w:r>
-      <w:r>
-        <w:rPr>
-          <w:szCs w:val="28"/>
-          <w:highlight w:val="yellow"/>
-        </w:rPr>
-        <w:t xml:space="preserve"> размерами 10 × 2 </w:t>
-      </w:r>
-      <w:r>
-        <w:rPr>
-          <w:szCs w:val="28"/>
-          <w:highlight w:val="yellow"/>
-        </w:rPr>
-        <w:lastRenderedPageBreak/>
-        <w:t>мм²</w:t>
-      </w:r>
-      <w:r>
-        <w:rPr>
-          <w:szCs w:val="28"/>
-          <w:highlight w:val="yellow"/>
-        </w:rPr>
-        <w:t>, необходимым</w:t>
-      </w:r>
-      <w:r>
-        <w:rPr>
-          <w:szCs w:val="28"/>
-          <w:highlight w:val="yellow"/>
-        </w:rPr>
-        <w:t xml:space="preserve"> для прохождения пучка</w:t>
-      </w:r>
-      <w:r>
-        <w:rPr>
-          <w:szCs w:val="28"/>
-          <w:highlight w:val="yellow"/>
-        </w:rPr>
-        <w:t xml:space="preserve"> синхротронного излучения</w:t>
+        <w:t>, изготовленной из стеклотекстолита с центральным окном размерами 10 × 2 мм², необходимым для прохождения пучка синхротронного излучения</w:t>
       </w:r>
       <w:r>
         <w:rPr>
@@ -2922,6 +2589,7 @@
         <w:rPr>
           <w:noProof/>
         </w:rPr>
+        <w:lastRenderedPageBreak/>
         <w:drawing>
           <wp:anchor distT="0" distB="0" distL="114300" distR="114300" simplePos="0" relativeHeight="251674624" behindDoc="0" locked="0" layoutInCell="1" allowOverlap="1" wp14:anchorId="6CB18C06" wp14:editId="13DA87F3">
             <wp:simplePos x="0" y="0"/>
@@ -2946,7 +2614,7 @@
                     <pic:cNvPicPr/>
                   </pic:nvPicPr>
                   <pic:blipFill>
-                    <a:blip r:embed="rId13" cstate="print">
+                    <a:blip r:embed="rId14" cstate="print">
                       <a:extLst>
                         <a:ext uri="{28A0092B-C50C-407E-A947-70E740481C1C}">
                           <a14:useLocalDpi xmlns:a14="http://schemas.microsoft.com/office/drawing/2010/main" val="0"/>
@@ -3042,29 +2710,7 @@
                                 <w:sz w:val="24"/>
                                 <w:szCs w:val="24"/>
                               </w:rPr>
-                              <w:t xml:space="preserve">Рисунок 5 </w:t>
-                            </w:r>
-                            <w:r>
-                              <w:rPr>
-                                <w:rFonts w:ascii="Times New Roman" w:hAnsi="Times New Roman" w:cs="Times New Roman"/>
-                                <w:i w:val="0"/>
-                                <w:iCs w:val="0"/>
-                                <w:color w:val="auto"/>
-                                <w:sz w:val="24"/>
-                                <w:szCs w:val="24"/>
-                              </w:rPr>
-                              <w:t>Принципиальная схема предусилител</w:t>
-                            </w:r>
-                            <w:r>
-                              <w:rPr>
-                                <w:rFonts w:ascii="Times New Roman" w:hAnsi="Times New Roman" w:cs="Times New Roman"/>
-                                <w:i w:val="0"/>
-                                <w:iCs w:val="0"/>
-                                <w:color w:val="auto"/>
-                                <w:sz w:val="24"/>
-                                <w:szCs w:val="24"/>
-                              </w:rPr>
-                              <w:t>я</w:t>
+                              <w:t>Рисунок 5 Принципиальная схема предусилителя</w:t>
                             </w:r>
                           </w:p>
                         </w:txbxContent>
@@ -3109,29 +2755,7 @@
                           <w:sz w:val="24"/>
                           <w:szCs w:val="24"/>
                         </w:rPr>
-                        <w:t xml:space="preserve">Рисунок 5 </w:t>
-                      </w:r>
-                      <w:r>
-                        <w:rPr>
-                          <w:rFonts w:ascii="Times New Roman" w:hAnsi="Times New Roman" w:cs="Times New Roman"/>
-                          <w:i w:val="0"/>
-                          <w:iCs w:val="0"/>
-                          <w:color w:val="auto"/>
-                          <w:sz w:val="24"/>
-                          <w:szCs w:val="24"/>
-                        </w:rPr>
-                        <w:t>Принципиальная схема предусилител</w:t>
-                      </w:r>
-                      <w:r>
-                        <w:rPr>
-                          <w:rFonts w:ascii="Times New Roman" w:hAnsi="Times New Roman" w:cs="Times New Roman"/>
-                          <w:i w:val="0"/>
-                          <w:iCs w:val="0"/>
-                          <w:color w:val="auto"/>
-                          <w:sz w:val="24"/>
-                          <w:szCs w:val="24"/>
-                        </w:rPr>
-                        <w:t>я</w:t>
+                        <w:t>Рисунок 5 Принципиальная схема предусилителя</w:t>
                       </w:r>
                     </w:p>
                   </w:txbxContent>
@@ -3160,13 +2784,13 @@
           <w:noProof/>
         </w:rPr>
         <w:drawing>
-          <wp:anchor distT="0" distB="0" distL="114300" distR="114300" simplePos="0" relativeHeight="251677696" behindDoc="0" locked="0" layoutInCell="1" allowOverlap="1" wp14:anchorId="501D23BD" wp14:editId="4C1D76D4">
+          <wp:anchor distT="0" distB="0" distL="114300" distR="114300" simplePos="0" relativeHeight="251677696" behindDoc="0" locked="0" layoutInCell="1" allowOverlap="1" wp14:anchorId="501D23BD" wp14:editId="66BBC8BE">
             <wp:simplePos x="0" y="0"/>
             <wp:positionH relativeFrom="margin">
-              <wp:posOffset>1186815</wp:posOffset>
+              <wp:posOffset>1320165</wp:posOffset>
             </wp:positionH>
             <wp:positionV relativeFrom="paragraph">
-              <wp:posOffset>1332230</wp:posOffset>
+              <wp:posOffset>5885180</wp:posOffset>
             </wp:positionV>
             <wp:extent cx="3303905" cy="2400300"/>
             <wp:effectExtent l="0" t="0" r="0" b="0"/>
@@ -3183,7 +2807,7 @@
                     <pic:cNvPicPr/>
                   </pic:nvPicPr>
                   <pic:blipFill>
-                    <a:blip r:embed="rId14" cstate="print">
+                    <a:blip r:embed="rId15" cstate="print">
                       <a:extLst>
                         <a:ext uri="{28A0092B-C50C-407E-A947-70E740481C1C}">
                           <a14:useLocalDpi xmlns:a14="http://schemas.microsoft.com/office/drawing/2010/main" val="0"/>
@@ -3222,13 +2846,13 @@
         <mc:AlternateContent>
           <mc:Choice Requires="wps">
             <w:drawing>
-              <wp:anchor distT="0" distB="0" distL="114300" distR="114300" simplePos="0" relativeHeight="251679744" behindDoc="0" locked="0" layoutInCell="1" allowOverlap="1" wp14:anchorId="34C56D0F" wp14:editId="74ED3BD6">
+              <wp:anchor distT="0" distB="0" distL="114300" distR="114300" simplePos="0" relativeHeight="251679744" behindDoc="0" locked="0" layoutInCell="1" allowOverlap="1" wp14:anchorId="34C56D0F" wp14:editId="24BFA222">
                 <wp:simplePos x="0" y="0"/>
                 <wp:positionH relativeFrom="column">
-                  <wp:posOffset>1186815</wp:posOffset>
+                  <wp:posOffset>1320165</wp:posOffset>
                 </wp:positionH>
                 <wp:positionV relativeFrom="paragraph">
-                  <wp:posOffset>3789680</wp:posOffset>
+                  <wp:posOffset>8330565</wp:posOffset>
                 </wp:positionV>
                 <wp:extent cx="3303905" cy="635"/>
                 <wp:effectExtent l="0" t="0" r="0" b="2540"/>
@@ -3279,18 +2903,7 @@
                                 <w:sz w:val="24"/>
                                 <w:szCs w:val="24"/>
                               </w:rPr>
-                              <w:t xml:space="preserve">Рисунок 6. </w:t>
-                            </w:r>
-                            <w:r>
-                              <w:rPr>
-                                <w:rFonts w:ascii="Times New Roman" w:hAnsi="Times New Roman" w:cs="Times New Roman"/>
-                                <w:i w:val="0"/>
-                                <w:iCs w:val="0"/>
-                                <w:color w:val="auto"/>
-                                <w:sz w:val="24"/>
-                                <w:szCs w:val="24"/>
-                              </w:rPr>
-                              <w:t>Готовая плата предусилителя</w:t>
+                              <w:t>Рисунок 6. Готовая плата предусилителя</w:t>
                             </w:r>
                           </w:p>
                         </w:txbxContent>
@@ -3309,7 +2922,11 @@
           </mc:Choice>
           <mc:Fallback>
             <w:pict>
-              <v:shape w14:anchorId="34C56D0F" id="Надпись 14" o:spid="_x0000_s1030" type="#_x0000_t202" style="position:absolute;left:0;text-align:left;margin-left:93.45pt;margin-top:298.4pt;width:260.15pt;height:.05pt;z-index:251679744;visibility:visible;mso-wrap-style:square;mso-wrap-distance-left:9pt;mso-wrap-distance-top:0;mso-wrap-distance-right:9pt;mso-wrap-distance-bottom:0;mso-position-horizontal:absolute;mso-position-horizontal-relative:text;mso-position-vertical:absolute;mso-position-vertical-relative:text;v-text-anchor:top" o:gfxdata="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" stroked="f">
+              <v:shapetype w14:anchorId="34C56D0F" id="_x0000_t202" coordsize="21600,21600" o:spt="202" path="m,l,21600r21600,l21600,xe">
+                <v:stroke joinstyle="miter"/>
+                <v:path gradientshapeok="t" o:connecttype="rect"/>
+              </v:shapetype>
+              <v:shape id="Надпись 14" o:spid="_x0000_s1030" type="#_x0000_t202" style="position:absolute;left:0;text-align:left;margin-left:103.95pt;margin-top:655.95pt;width:260.15pt;height:.05pt;z-index:251679744;visibility:visible;mso-wrap-style:square;mso-wrap-distance-left:9pt;mso-wrap-distance-top:0;mso-wrap-distance-right:9pt;mso-wrap-distance-bottom:0;mso-position-horizontal:absolute;mso-position-horizontal-relative:text;mso-position-vertical:absolute;mso-position-vertical-relative:text;v-text-anchor:top" o:gfxdata="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" stroked="f">
                 <v:textbox style="mso-fit-shape-to-text:t" inset="0,0,0,0">
                   <w:txbxContent>
                     <w:p>
@@ -3335,18 +2952,7 @@
                           <w:sz w:val="24"/>
                           <w:szCs w:val="24"/>
                         </w:rPr>
-                        <w:t xml:space="preserve">Рисунок 6. </w:t>
-                      </w:r>
-                      <w:r>
-                        <w:rPr>
-                          <w:rFonts w:ascii="Times New Roman" w:hAnsi="Times New Roman" w:cs="Times New Roman"/>
-                          <w:i w:val="0"/>
-                          <w:iCs w:val="0"/>
-                          <w:color w:val="auto"/>
-                          <w:sz w:val="24"/>
-                          <w:szCs w:val="24"/>
-                        </w:rPr>
-                        <w:t>Готовая плата предусилителя</w:t>
+                        <w:t>Рисунок 6. Готовая плата предусилителя</w:t>
                       </w:r>
                     </w:p>
                   </w:txbxContent>
@@ -3479,20 +3085,7 @@
         <w:rPr>
           <w:highlight w:val="yellow"/>
         </w:rPr>
-        <w:t xml:space="preserve">, собранный </w:t>
-      </w:r>
-      <w:r>
-        <w:rPr>
-          <w:highlight w:val="yellow"/>
-        </w:rPr>
-        <w:t xml:space="preserve">на </w:t>
-      </w:r>
-      <w:r>
-        <w:rPr>
-          <w:highlight w:val="yellow"/>
-        </w:rPr>
-        <w:lastRenderedPageBreak/>
-        <w:t>повышающем преобразователе LM2733</w:t>
+        <w:t>, собранный на повышающем преобразователе LM2733</w:t>
       </w:r>
       <w:r>
         <w:rPr>
@@ -3538,85 +3131,22 @@
       <w:pPr>
         <w:pStyle w:val="a0"/>
         <w:ind w:left="0" w:firstLine="708"/>
-        <w:rPr>
-          <w:lang w:val="en-US"/>
-        </w:rPr>
       </w:pPr>
       <w:r>
         <w:rPr>
           <w:noProof/>
-          <w:lang w:val="en-US"/>
-        </w:rPr>
-        <w:drawing>
-          <wp:anchor distT="0" distB="0" distL="114300" distR="114300" simplePos="0" relativeHeight="251680768" behindDoc="0" locked="0" layoutInCell="1" allowOverlap="1" wp14:anchorId="2EDF296E" wp14:editId="6B1D1614">
-            <wp:simplePos x="0" y="0"/>
-            <wp:positionH relativeFrom="margin">
-              <wp:posOffset>1151255</wp:posOffset>
-            </wp:positionH>
-            <wp:positionV relativeFrom="paragraph">
-              <wp:posOffset>2626995</wp:posOffset>
-            </wp:positionV>
-            <wp:extent cx="3638550" cy="3881120"/>
-            <wp:effectExtent l="0" t="0" r="0" b="5080"/>
-            <wp:wrapTopAndBottom/>
-            <wp:docPr id="15" name="Рисунок 15"/>
-            <wp:cNvGraphicFramePr>
-              <a:graphicFrameLocks xmlns:a="http://schemas.openxmlformats.org/drawingml/2006/main" noChangeAspect="1"/>
-            </wp:cNvGraphicFramePr>
-            <a:graphic xmlns:a="http://schemas.openxmlformats.org/drawingml/2006/main">
-              <a:graphicData uri="http://schemas.openxmlformats.org/drawingml/2006/picture">
-                <pic:pic xmlns:pic="http://schemas.openxmlformats.org/drawingml/2006/picture">
-                  <pic:nvPicPr>
-                    <pic:cNvPr id="15" name="Рисунок 15"/>
-                    <pic:cNvPicPr/>
-                  </pic:nvPicPr>
-                  <pic:blipFill>
-                    <a:blip r:embed="rId15">
-                      <a:extLst>
-                        <a:ext uri="{28A0092B-C50C-407E-A947-70E740481C1C}">
-                          <a14:useLocalDpi xmlns:a14="http://schemas.microsoft.com/office/drawing/2010/main" val="0"/>
-                        </a:ext>
-                      </a:extLst>
-                    </a:blip>
-                    <a:stretch>
-                      <a:fillRect/>
-                    </a:stretch>
-                  </pic:blipFill>
-                  <pic:spPr>
-                    <a:xfrm>
-                      <a:off x="0" y="0"/>
-                      <a:ext cx="3638550" cy="3881120"/>
-                    </a:xfrm>
-                    <a:prstGeom prst="rect">
-                      <a:avLst/>
-                    </a:prstGeom>
-                  </pic:spPr>
-                </pic:pic>
-              </a:graphicData>
-            </a:graphic>
-            <wp14:sizeRelH relativeFrom="page">
-              <wp14:pctWidth>0</wp14:pctWidth>
-            </wp14:sizeRelH>
-            <wp14:sizeRelV relativeFrom="page">
-              <wp14:pctHeight>0</wp14:pctHeight>
-            </wp14:sizeRelV>
-          </wp:anchor>
-        </w:drawing>
-      </w:r>
-      <w:r>
-        <w:rPr>
-          <w:noProof/>
-        </w:rPr>
+        </w:rPr>
+        <w:lastRenderedPageBreak/>
         <mc:AlternateContent>
           <mc:Choice Requires="wps">
             <w:drawing>
-              <wp:anchor distT="0" distB="0" distL="114300" distR="114300" simplePos="0" relativeHeight="251682816" behindDoc="0" locked="0" layoutInCell="1" allowOverlap="1" wp14:anchorId="5870D36B" wp14:editId="67ABE539">
+              <wp:anchor distT="0" distB="0" distL="114300" distR="114300" simplePos="0" relativeHeight="251682816" behindDoc="0" locked="0" layoutInCell="1" allowOverlap="1" wp14:anchorId="5870D36B" wp14:editId="778CAAB0">
                 <wp:simplePos x="0" y="0"/>
-                <wp:positionH relativeFrom="margin">
-                  <wp:posOffset>217805</wp:posOffset>
+                <wp:positionH relativeFrom="page">
+                  <wp:posOffset>1027430</wp:posOffset>
                 </wp:positionH>
                 <wp:positionV relativeFrom="paragraph">
-                  <wp:posOffset>6541770</wp:posOffset>
+                  <wp:posOffset>5991860</wp:posOffset>
                 </wp:positionV>
                 <wp:extent cx="5503545" cy="635"/>
                 <wp:effectExtent l="0" t="0" r="1905" b="0"/>
@@ -3689,18 +3219,7 @@
                                 <w:sz w:val="24"/>
                                 <w:szCs w:val="24"/>
                               </w:rPr>
-                              <w:t xml:space="preserve"> </w:t>
-                            </w:r>
-                            <w:r>
-                              <w:rPr>
-                                <w:rFonts w:ascii="Times New Roman" w:hAnsi="Times New Roman" w:cs="Times New Roman"/>
-                                <w:i w:val="0"/>
-                                <w:iCs w:val="0"/>
-                                <w:color w:val="auto"/>
-                                <w:sz w:val="24"/>
-                                <w:szCs w:val="24"/>
-                              </w:rPr>
-                              <w:t>Фото экспериментальной станции: 1- монохроматор; 2-блок</w:t>
+                              <w:t xml:space="preserve"> Фото экспериментальной станции: 1- монохроматор; 2-блок</w:t>
                             </w:r>
                             <w:r>
                               <w:rPr>
@@ -3744,7 +3263,7 @@
           </mc:Choice>
           <mc:Fallback>
             <w:pict>
-              <v:shape w14:anchorId="5870D36B" id="Надпись 16" o:spid="_x0000_s1031" type="#_x0000_t202" style="position:absolute;left:0;text-align:left;margin-left:17.15pt;margin-top:515.1pt;width:433.35pt;height:.05pt;z-index:251682816;visibility:visible;mso-wrap-style:square;mso-width-percent:0;mso-wrap-distance-left:9pt;mso-wrap-distance-top:0;mso-wrap-distance-right:9pt;mso-wrap-distance-bottom:0;mso-position-horizontal:absolute;mso-position-horizontal-relative:margin;mso-position-vertical:absolute;mso-position-vertical-relative:text;mso-width-percent:0;mso-width-relative:margin;v-text-anchor:top" o:gfxdata="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" stroked="f">
+              <v:shape w14:anchorId="5870D36B" id="Надпись 16" o:spid="_x0000_s1031" type="#_x0000_t202" style="position:absolute;left:0;text-align:left;margin-left:80.9pt;margin-top:471.8pt;width:433.35pt;height:.05pt;z-index:251682816;visibility:visible;mso-wrap-style:square;mso-width-percent:0;mso-wrap-distance-left:9pt;mso-wrap-distance-top:0;mso-wrap-distance-right:9pt;mso-wrap-distance-bottom:0;mso-position-horizontal:absolute;mso-position-horizontal-relative:page;mso-position-vertical:absolute;mso-position-vertical-relative:text;mso-width-percent:0;mso-width-relative:margin;v-text-anchor:top" o:gfxdata="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" stroked="f">
                 <v:textbox style="mso-fit-shape-to-text:t" inset="0,0,0,0">
                   <w:txbxContent>
                     <w:p>
@@ -3792,18 +3311,7 @@
                           <w:sz w:val="24"/>
                           <w:szCs w:val="24"/>
                         </w:rPr>
-                        <w:t xml:space="preserve"> </w:t>
-                      </w:r>
-                      <w:r>
-                        <w:rPr>
-                          <w:rFonts w:ascii="Times New Roman" w:hAnsi="Times New Roman" w:cs="Times New Roman"/>
-                          <w:i w:val="0"/>
-                          <w:iCs w:val="0"/>
-                          <w:color w:val="auto"/>
-                          <w:sz w:val="24"/>
-                          <w:szCs w:val="24"/>
-                        </w:rPr>
-                        <w:t>Фото экспериментальной станции: 1- монохроматор; 2-блок</w:t>
+                        <w:t xml:space="preserve"> Фото экспериментальной станции: 1- монохроматор; 2-блок</w:t>
                       </w:r>
                       <w:r>
                         <w:rPr>
@@ -3830,7 +3338,7 @@
                     </w:p>
                   </w:txbxContent>
                 </v:textbox>
-                <w10:wrap type="topAndBottom" anchorx="margin"/>
+                <w10:wrap type="topAndBottom" anchorx="page"/>
               </v:shape>
             </w:pict>
           </mc:Fallback>
@@ -3838,193 +3346,22 @@
       </w:r>
       <w:r>
         <w:rPr>
-          <w:highlight w:val="yellow"/>
-        </w:rPr>
-        <w:t xml:space="preserve">Испытания прототипа проводились на экспериментальной станции элементного </w:t>
-      </w:r>
-      <w:proofErr w:type="spellStart"/>
-      <w:r>
-        <w:rPr>
-          <w:highlight w:val="yellow"/>
-        </w:rPr>
-        <w:t>рентгенофлуоресцентного</w:t>
-      </w:r>
-      <w:proofErr w:type="spellEnd"/>
-      <w:r>
-        <w:rPr>
-          <w:highlight w:val="yellow"/>
-        </w:rPr>
-        <w:t xml:space="preserve"> анализа накопителя ВЭПП-3</w:t>
-      </w:r>
-      <w:r>
-        <w:rPr>
-          <w:highlight w:val="yellow"/>
-        </w:rPr>
-        <w:t xml:space="preserve"> (рис. </w:t>
-      </w:r>
-      <w:r>
-        <w:rPr>
-          <w:highlight w:val="yellow"/>
-        </w:rPr>
-        <w:t>[])</w:t>
-      </w:r>
-      <w:r>
-        <w:rPr>
-          <w:highlight w:val="yellow"/>
-        </w:rPr>
-        <w:t>. Монитор закреплялся на высокоточной подвижке блока конфокального рентгеновского микроскопа</w:t>
-      </w:r>
-      <w:r>
-        <w:rPr>
-          <w:highlight w:val="yellow"/>
-        </w:rPr>
-        <w:t xml:space="preserve"> (КРМ)</w:t>
-      </w:r>
-      <w:r>
-        <w:rPr>
-          <w:highlight w:val="yellow"/>
-        </w:rPr>
-        <w:t>, обеспечивающей шаг перемещения 0,1 мкм. Данные регистрировались с помощью многоканального 18 битного АЦП с частотой измерений 1 кГц.</w:t>
-      </w:r>
-      <w:r>
-        <w:rPr>
-          <w:highlight w:val="yellow"/>
-        </w:rPr>
-        <w:t xml:space="preserve"> </w:t>
-      </w:r>
-      <w:r>
-        <w:rPr>
-          <w:highlight w:val="yellow"/>
-        </w:rPr>
-        <w:t xml:space="preserve">Во всех экспериментах использовалось монохроматическое излучение </w:t>
-      </w:r>
-      <w:r>
-        <w:rPr>
-          <w:highlight w:val="yellow"/>
+          <w:noProof/>
           <w:lang w:val="en-US"/>
         </w:rPr>
-        <w:t>c</w:t>
-      </w:r>
-      <w:r>
-        <w:rPr>
-          <w:highlight w:val="yellow"/>
-        </w:rPr>
-        <w:t xml:space="preserve"> </w:t>
-      </w:r>
-      <w:r>
-        <w:rPr>
-          <w:highlight w:val="yellow"/>
-        </w:rPr>
-        <w:t>энергией 12,5 кэВ, а центр координат системы определялся по равенству сигналов секторов.</w:t>
-      </w:r>
-    </w:p>
-    <w:p>
-      <w:pPr>
-        <w:pStyle w:val="a0"/>
-        <w:ind w:left="0" w:firstLine="708"/>
-        <w:rPr>
-          <w:highlight w:val="yellow"/>
-        </w:rPr>
-      </w:pPr>
-    </w:p>
-    <w:p>
-      <w:pPr>
-        <w:pStyle w:val="a0"/>
-        <w:ind w:left="0" w:firstLine="708"/>
-        <w:rPr>
-          <w:highlight w:val="yellow"/>
-        </w:rPr>
-      </w:pPr>
-      <w:r>
-        <w:rPr>
-          <w:highlight w:val="yellow"/>
-        </w:rPr>
-        <w:t>Были выполнены три серии экспериментов, в каждом из которых отслеживалось изменение сигнала пары секторов с усреднением</w:t>
-      </w:r>
-      <w:r>
-        <w:rPr>
-          <w:highlight w:val="yellow"/>
-        </w:rPr>
-        <w:t xml:space="preserve"> 10⁴ отсчётов</w:t>
-      </w:r>
-      <w:r>
-        <w:rPr>
-          <w:highlight w:val="yellow"/>
-        </w:rPr>
-        <w:t xml:space="preserve"> </w:t>
-      </w:r>
-      <w:r>
-        <w:rPr>
-          <w:highlight w:val="yellow"/>
-        </w:rPr>
-        <w:t>(в течение 10 секунд)</w:t>
-      </w:r>
-      <w:r>
-        <w:rPr>
-          <w:highlight w:val="yellow"/>
-        </w:rPr>
-        <w:t>. Первое сканирование было выполнено с шагом 100 мкм</w:t>
-      </w:r>
-      <w:r>
-        <w:rPr>
-          <w:highlight w:val="yellow"/>
-        </w:rPr>
-        <w:t xml:space="preserve">, </w:t>
-      </w:r>
-      <w:r>
-        <w:rPr>
-          <w:highlight w:val="yellow"/>
-        </w:rPr>
-        <w:lastRenderedPageBreak/>
-        <w:t xml:space="preserve">и скачкообразное изменение сигнала наблюдалось визуально. Далее монитор перемещали вниз, а затем вверх относительно найденного центра пучка с шагом подвижек 10 микрометров. В финальном испытании </w:t>
-      </w:r>
-      <w:r>
-        <w:rPr>
-          <w:highlight w:val="yellow"/>
-        </w:rPr>
-        <w:t xml:space="preserve">шаг подвижек блока </w:t>
-      </w:r>
-      <w:r>
-        <w:rPr>
-          <w:highlight w:val="yellow"/>
-        </w:rPr>
-        <w:t>конфокального рентгеновского микроскопа</w:t>
-      </w:r>
-      <w:r>
-        <w:rPr>
-          <w:highlight w:val="yellow"/>
-        </w:rPr>
-        <w:t xml:space="preserve"> составлял 1 м</w:t>
-      </w:r>
-      <w:r>
-        <w:rPr>
-          <w:highlight w:val="yellow"/>
-        </w:rPr>
-        <w:t>км</w:t>
-      </w:r>
-      <w:r>
-        <w:rPr>
-          <w:highlight w:val="yellow"/>
-        </w:rPr>
-        <w:t xml:space="preserve">, от </w:t>
-      </w:r>
-      <w:r>
-        <w:rPr>
-          <w:noProof/>
-        </w:rPr>
         <w:drawing>
-          <wp:anchor distT="0" distB="0" distL="114300" distR="114300" simplePos="0" relativeHeight="251683840" behindDoc="0" locked="0" layoutInCell="1" allowOverlap="1" wp14:anchorId="2DC47884" wp14:editId="20AD781F">
+          <wp:anchor distT="0" distB="0" distL="114300" distR="114300" simplePos="0" relativeHeight="251680768" behindDoc="0" locked="0" layoutInCell="1" allowOverlap="1" wp14:anchorId="2EDF296E" wp14:editId="7A212411">
             <wp:simplePos x="0" y="0"/>
             <wp:positionH relativeFrom="margin">
-              <wp:posOffset>2949575</wp:posOffset>
+              <wp:posOffset>1148715</wp:posOffset>
             </wp:positionH>
             <wp:positionV relativeFrom="paragraph">
-              <wp:posOffset>1508760</wp:posOffset>
+              <wp:posOffset>2571750</wp:posOffset>
             </wp:positionV>
-            <wp:extent cx="2895600" cy="2140585"/>
-            <wp:effectExtent l="0" t="0" r="0" b="0"/>
+            <wp:extent cx="3105150" cy="3312160"/>
+            <wp:effectExtent l="0" t="0" r="0" b="2540"/>
             <wp:wrapTopAndBottom/>
-            <wp:docPr id="18" name="Рисунок 18" descr="Изображение выглядит как линия, График, диаграмма, Параллельный&#10;&#10;Автоматически созданное описание"/>
+            <wp:docPr id="15" name="Рисунок 15"/>
             <wp:cNvGraphicFramePr>
               <a:graphicFrameLocks xmlns:a="http://schemas.openxmlformats.org/drawingml/2006/main" noChangeAspect="1"/>
             </wp:cNvGraphicFramePr>
@@ -4032,7 +3369,7 @@
               <a:graphicData uri="http://schemas.openxmlformats.org/drawingml/2006/picture">
                 <pic:pic xmlns:pic="http://schemas.openxmlformats.org/drawingml/2006/picture">
                   <pic:nvPicPr>
-                    <pic:cNvPr id="18" name="Рисунок 18" descr="Изображение выглядит как линия, График, диаграмма, Параллельный&#10;&#10;Автоматически созданное описание"/>
+                    <pic:cNvPr id="15" name="Рисунок 15"/>
                     <pic:cNvPicPr/>
                   </pic:nvPicPr>
                   <pic:blipFill>
@@ -4050,7 +3387,7 @@
                   <pic:spPr>
                     <a:xfrm>
                       <a:off x="0" y="0"/>
-                      <a:ext cx="2895600" cy="2140585"/>
+                      <a:ext cx="3105150" cy="3312160"/>
                     </a:xfrm>
                     <a:prstGeom prst="rect">
                       <a:avLst/>
@@ -4059,10 +3396,10 @@
                 </pic:pic>
               </a:graphicData>
             </a:graphic>
-            <wp14:sizeRelH relativeFrom="margin">
+            <wp14:sizeRelH relativeFrom="page">
               <wp14:pctWidth>0</wp14:pctWidth>
             </wp14:sizeRelH>
-            <wp14:sizeRelV relativeFrom="margin">
+            <wp14:sizeRelV relativeFrom="page">
               <wp14:pctHeight>0</wp14:pctHeight>
             </wp14:sizeRelV>
           </wp:anchor>
@@ -4070,18 +3407,124 @@
       </w:r>
       <w:r>
         <w:rPr>
+          <w:highlight w:val="yellow"/>
+        </w:rPr>
+        <w:t xml:space="preserve">Испытания прототипа проводились на экспериментальной станции элементного </w:t>
+      </w:r>
+      <w:proofErr w:type="spellStart"/>
+      <w:r>
+        <w:rPr>
+          <w:highlight w:val="yellow"/>
+        </w:rPr>
+        <w:t>рентгенофлуоресцентного</w:t>
+      </w:r>
+      <w:proofErr w:type="spellEnd"/>
+      <w:r>
+        <w:rPr>
+          <w:highlight w:val="yellow"/>
+        </w:rPr>
+        <w:t xml:space="preserve"> анализа накопителя ВЭПП-3 (рис. </w:t>
+      </w:r>
+      <w:r>
+        <w:rPr>
+          <w:highlight w:val="yellow"/>
+        </w:rPr>
+        <w:t>[])</w:t>
+      </w:r>
+      <w:r>
+        <w:rPr>
+          <w:highlight w:val="yellow"/>
+        </w:rPr>
+        <w:t>. Монитор закреплялся на высокоточной подвижке блока конфокального рентгеновского микроскопа</w:t>
+      </w:r>
+      <w:r>
+        <w:rPr>
+          <w:highlight w:val="yellow"/>
+        </w:rPr>
+        <w:t xml:space="preserve"> (КРМ)</w:t>
+      </w:r>
+      <w:r>
+        <w:rPr>
+          <w:highlight w:val="yellow"/>
+        </w:rPr>
+        <w:t xml:space="preserve">, обеспечивающей шаг перемещения 0,1 мкм. Данные регистрировались с помощью многоканального 18 битного АЦП с частотой измерений 1 кГц. Во всех экспериментах использовалось монохроматическое излучение </w:t>
+      </w:r>
+      <w:r>
+        <w:rPr>
+          <w:highlight w:val="yellow"/>
+          <w:lang w:val="en-US"/>
+        </w:rPr>
+        <w:t>c</w:t>
+      </w:r>
+      <w:r>
+        <w:rPr>
+          <w:highlight w:val="yellow"/>
+        </w:rPr>
+        <w:t xml:space="preserve"> энергией 12,5 кэВ, а центр координат системы определялся по равенству сигналов секторов.</w:t>
+      </w:r>
+    </w:p>
+    <w:p>
+      <w:pPr>
+        <w:pStyle w:val="a0"/>
+        <w:ind w:left="0"/>
+      </w:pPr>
+    </w:p>
+    <w:p>
+      <w:pPr>
+        <w:pStyle w:val="a0"/>
+        <w:ind w:left="0" w:firstLine="708"/>
+        <w:rPr>
+          <w:highlight w:val="yellow"/>
+        </w:rPr>
+      </w:pPr>
+      <w:r>
+        <w:rPr>
+          <w:highlight w:val="yellow"/>
+        </w:rPr>
+        <w:t xml:space="preserve">Были выполнены три серии экспериментов, в каждом из которых отслеживалось изменение сигнала пары секторов с усреднением 10⁴ отсчётов </w:t>
+      </w:r>
+      <w:r>
+        <w:rPr>
+          <w:highlight w:val="yellow"/>
+        </w:rPr>
+        <w:t>(в течение 10 секунд)</w:t>
+      </w:r>
+      <w:r>
+        <w:rPr>
+          <w:highlight w:val="yellow"/>
+        </w:rPr>
+        <w:t>. Первое сканирование было выполнено с шагом 100 мкм</w:t>
+      </w:r>
+      <w:r>
+        <w:rPr>
+          <w:highlight w:val="yellow"/>
+        </w:rPr>
+        <w:t>, и скачкообразное изменение сигнала наблюдалось визуально. Далее монитор перемещали вниз, а затем вверх относительно найденного центра пучка с шагом подвижек 10 микрометров. В финальном испытании шаг подвижек блока конфокального рентгеновского микроскопа составлял 1 мкм, от найденного центра осуществлялось перемещение вниз и вверх.</w:t>
+      </w:r>
+    </w:p>
+    <w:p>
+      <w:pPr>
+        <w:pStyle w:val="a0"/>
+        <w:ind w:left="0" w:firstLine="708"/>
+        <w:rPr>
+          <w:highlight w:val="yellow"/>
+        </w:rPr>
+      </w:pPr>
+      <w:r>
+        <w:rPr>
           <w:noProof/>
         </w:rPr>
+        <w:lastRenderedPageBreak/>
         <mc:AlternateContent>
           <mc:Choice Requires="wps">
             <w:drawing>
-              <wp:anchor distT="0" distB="0" distL="114300" distR="114300" simplePos="0" relativeHeight="251686912" behindDoc="0" locked="0" layoutInCell="1" allowOverlap="1" wp14:anchorId="3CE3AA25" wp14:editId="2DBF585B">
+              <wp:anchor distT="0" distB="0" distL="114300" distR="114300" simplePos="0" relativeHeight="251686912" behindDoc="0" locked="0" layoutInCell="1" allowOverlap="1" wp14:anchorId="3CE3AA25" wp14:editId="3E5D9968">
                 <wp:simplePos x="0" y="0"/>
                 <wp:positionH relativeFrom="margin">
-                  <wp:posOffset>0</wp:posOffset>
+                  <wp:posOffset>6985</wp:posOffset>
                 </wp:positionH>
                 <wp:positionV relativeFrom="paragraph">
-                  <wp:posOffset>3699510</wp:posOffset>
+                  <wp:posOffset>2341245</wp:posOffset>
                 </wp:positionV>
                 <wp:extent cx="5962650" cy="495300"/>
                 <wp:effectExtent l="0" t="0" r="0" b="0"/>
@@ -4142,40 +3585,7 @@
                                 <w:sz w:val="24"/>
                                 <w:szCs w:val="24"/>
                               </w:rPr>
-                              <w:t>Сигнал с правой пары секторов с нормировкой, шаг 10 микрон</w:t>
-                            </w:r>
-                            <w:r>
-                              <w:rPr>
-                                <w:rFonts w:ascii="Times New Roman" w:hAnsi="Times New Roman" w:cs="Times New Roman"/>
-                                <w:i w:val="0"/>
-                                <w:iCs w:val="0"/>
-                                <w:color w:val="auto"/>
-                                <w:sz w:val="24"/>
-                                <w:szCs w:val="24"/>
-                              </w:rPr>
-                              <w:t xml:space="preserve"> (слева), </w:t>
-                            </w:r>
-                            <w:r>
-                              <w:rPr>
-                                <w:rFonts w:ascii="Times New Roman" w:hAnsi="Times New Roman" w:cs="Times New Roman"/>
-                                <w:i w:val="0"/>
-                                <w:iCs w:val="0"/>
-                                <w:color w:val="auto"/>
-                                <w:sz w:val="24"/>
-                                <w:szCs w:val="24"/>
-                              </w:rPr>
-                              <w:t>шаг 1 микрон</w:t>
-                            </w:r>
-                            <w:r>
-                              <w:rPr>
-                                <w:rFonts w:ascii="Times New Roman" w:hAnsi="Times New Roman" w:cs="Times New Roman"/>
-                                <w:i w:val="0"/>
-                                <w:iCs w:val="0"/>
-                                <w:color w:val="auto"/>
-                                <w:sz w:val="24"/>
-                                <w:szCs w:val="24"/>
-                              </w:rPr>
-                              <w:t xml:space="preserve"> (справа)</w:t>
+                              <w:t>Сигнал с правой пары секторов с нормировкой, шаг 10 микрон (слева), шаг 1 микрон (справа)</w:t>
                             </w:r>
                           </w:p>
                           <w:p>
@@ -4205,7 +3615,7 @@
           </mc:Choice>
           <mc:Fallback>
             <w:pict>
-              <v:shape w14:anchorId="3CE3AA25" id="Надпись 19" o:spid="_x0000_s1032" type="#_x0000_t202" style="position:absolute;left:0;text-align:left;margin-left:0;margin-top:291.3pt;width:469.5pt;height:39pt;z-index:251686912;visibility:visible;mso-wrap-style:square;mso-width-percent:0;mso-height-percent:0;mso-wrap-distance-left:9pt;mso-wrap-distance-top:0;mso-wrap-distance-right:9pt;mso-wrap-distance-bottom:0;mso-position-horizontal:absolute;mso-position-horizontal-relative:margin;mso-position-vertical:absolute;mso-position-vertical-relative:text;mso-width-percent:0;mso-height-percent:0;mso-width-relative:margin;mso-height-relative:margin;v-text-anchor:top" o:gfxdata="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" stroked="f">
+              <v:shape w14:anchorId="3CE3AA25" id="Надпись 19" o:spid="_x0000_s1032" type="#_x0000_t202" style="position:absolute;left:0;text-align:left;margin-left:.55pt;margin-top:184.35pt;width:469.5pt;height:39pt;z-index:251686912;visibility:visible;mso-wrap-style:square;mso-width-percent:0;mso-height-percent:0;mso-wrap-distance-left:9pt;mso-wrap-distance-top:0;mso-wrap-distance-right:9pt;mso-wrap-distance-bottom:0;mso-position-horizontal:absolute;mso-position-horizontal-relative:margin;mso-position-vertical:absolute;mso-position-vertical-relative:text;mso-width-percent:0;mso-height-percent:0;mso-width-relative:margin;mso-height-relative:margin;v-text-anchor:top" o:gfxdata="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" stroked="f">
                 <v:textbox inset="0,0,0,0">
                   <w:txbxContent>
                     <w:p>
@@ -4241,40 +3651,7 @@
                           <w:sz w:val="24"/>
                           <w:szCs w:val="24"/>
                         </w:rPr>
-                        <w:t>Сигнал с правой пары секторов с нормировкой, шаг 10 микрон</w:t>
-                      </w:r>
-                      <w:r>
-                        <w:rPr>
-                          <w:rFonts w:ascii="Times New Roman" w:hAnsi="Times New Roman" w:cs="Times New Roman"/>
-                          <w:i w:val="0"/>
-                          <w:iCs w:val="0"/>
-                          <w:color w:val="auto"/>
-                          <w:sz w:val="24"/>
-                          <w:szCs w:val="24"/>
-                        </w:rPr>
-                        <w:t xml:space="preserve"> (слева), </w:t>
-                      </w:r>
-                      <w:r>
-                        <w:rPr>
-                          <w:rFonts w:ascii="Times New Roman" w:hAnsi="Times New Roman" w:cs="Times New Roman"/>
-                          <w:i w:val="0"/>
-                          <w:iCs w:val="0"/>
-                          <w:color w:val="auto"/>
-                          <w:sz w:val="24"/>
-                          <w:szCs w:val="24"/>
-                        </w:rPr>
-                        <w:t>шаг 1 микрон</w:t>
-                      </w:r>
-                      <w:r>
-                        <w:rPr>
-                          <w:rFonts w:ascii="Times New Roman" w:hAnsi="Times New Roman" w:cs="Times New Roman"/>
-                          <w:i w:val="0"/>
-                          <w:iCs w:val="0"/>
-                          <w:color w:val="auto"/>
-                          <w:sz w:val="24"/>
-                          <w:szCs w:val="24"/>
-                        </w:rPr>
-                        <w:t xml:space="preserve"> (справа)</w:t>
+                        <w:t>Сигнал с правой пары секторов с нормировкой, шаг 10 микрон (слева), шаг 1 микрон (справа)</w:t>
                       </w:r>
                     </w:p>
                     <w:p>
@@ -4295,13 +3672,73 @@
           <w:noProof/>
         </w:rPr>
         <w:drawing>
-          <wp:anchor distT="0" distB="0" distL="114300" distR="114300" simplePos="0" relativeHeight="251684864" behindDoc="0" locked="0" layoutInCell="1" allowOverlap="1" wp14:anchorId="5AA5153F" wp14:editId="48E576D7">
+          <wp:anchor distT="0" distB="0" distL="114300" distR="114300" simplePos="0" relativeHeight="251683840" behindDoc="0" locked="0" layoutInCell="1" allowOverlap="1" wp14:anchorId="2DC47884" wp14:editId="483F4597">
+            <wp:simplePos x="0" y="0"/>
+            <wp:positionH relativeFrom="margin">
+              <wp:posOffset>3013710</wp:posOffset>
+            </wp:positionH>
+            <wp:positionV relativeFrom="paragraph">
+              <wp:posOffset>186690</wp:posOffset>
+            </wp:positionV>
+            <wp:extent cx="2895600" cy="2140585"/>
+            <wp:effectExtent l="0" t="0" r="0" b="0"/>
+            <wp:wrapTopAndBottom/>
+            <wp:docPr id="18" name="Рисунок 18" descr="Изображение выглядит как линия, График, диаграмма, Параллельный&#10;&#10;Автоматически созданное описание"/>
+            <wp:cNvGraphicFramePr>
+              <a:graphicFrameLocks xmlns:a="http://schemas.openxmlformats.org/drawingml/2006/main" noChangeAspect="1"/>
+            </wp:cNvGraphicFramePr>
+            <a:graphic xmlns:a="http://schemas.openxmlformats.org/drawingml/2006/main">
+              <a:graphicData uri="http://schemas.openxmlformats.org/drawingml/2006/picture">
+                <pic:pic xmlns:pic="http://schemas.openxmlformats.org/drawingml/2006/picture">
+                  <pic:nvPicPr>
+                    <pic:cNvPr id="18" name="Рисунок 18" descr="Изображение выглядит как линия, График, диаграмма, Параллельный&#10;&#10;Автоматически созданное описание"/>
+                    <pic:cNvPicPr/>
+                  </pic:nvPicPr>
+                  <pic:blipFill>
+                    <a:blip r:embed="rId17">
+                      <a:extLst>
+                        <a:ext uri="{28A0092B-C50C-407E-A947-70E740481C1C}">
+                          <a14:useLocalDpi xmlns:a14="http://schemas.microsoft.com/office/drawing/2010/main" val="0"/>
+                        </a:ext>
+                      </a:extLst>
+                    </a:blip>
+                    <a:stretch>
+                      <a:fillRect/>
+                    </a:stretch>
+                  </pic:blipFill>
+                  <pic:spPr>
+                    <a:xfrm>
+                      <a:off x="0" y="0"/>
+                      <a:ext cx="2895600" cy="2140585"/>
+                    </a:xfrm>
+                    <a:prstGeom prst="rect">
+                      <a:avLst/>
+                    </a:prstGeom>
+                  </pic:spPr>
+                </pic:pic>
+              </a:graphicData>
+            </a:graphic>
+            <wp14:sizeRelH relativeFrom="margin">
+              <wp14:pctWidth>0</wp14:pctWidth>
+            </wp14:sizeRelH>
+            <wp14:sizeRelV relativeFrom="margin">
+              <wp14:pctHeight>0</wp14:pctHeight>
+            </wp14:sizeRelV>
+          </wp:anchor>
+        </w:drawing>
+      </w:r>
+      <w:r>
+        <w:rPr>
+          <w:noProof/>
+        </w:rPr>
+        <w:drawing>
+          <wp:anchor distT="0" distB="0" distL="114300" distR="114300" simplePos="0" relativeHeight="251684864" behindDoc="0" locked="0" layoutInCell="1" allowOverlap="1" wp14:anchorId="5AA5153F" wp14:editId="1D6E5BB4">
             <wp:simplePos x="0" y="0"/>
             <wp:positionH relativeFrom="column">
-              <wp:posOffset>-32385</wp:posOffset>
+              <wp:posOffset>31750</wp:posOffset>
             </wp:positionH>
             <wp:positionV relativeFrom="paragraph">
-              <wp:posOffset>1575435</wp:posOffset>
+              <wp:posOffset>253365</wp:posOffset>
             </wp:positionV>
             <wp:extent cx="2845435" cy="2057400"/>
             <wp:effectExtent l="0" t="0" r="0" b="0"/>
@@ -4318,7 +3755,7 @@
                     <pic:cNvPicPr/>
                   </pic:nvPicPr>
                   <pic:blipFill rotWithShape="1">
-                    <a:blip r:embed="rId17">
+                    <a:blip r:embed="rId18">
                       <a:extLst>
                         <a:ext uri="{28A0092B-C50C-407E-A947-70E740481C1C}">
                           <a14:useLocalDpi xmlns:a14="http://schemas.microsoft.com/office/drawing/2010/main" val="0"/>
@@ -4357,111 +3794,12 @@
           </wp:anchor>
         </w:drawing>
       </w:r>
-      <w:r>
-        <w:rPr>
-          <w:highlight w:val="yellow"/>
-        </w:rPr>
-        <w:t>найденного центра осуществля</w:t>
-      </w:r>
-      <w:r>
-        <w:rPr>
-          <w:highlight w:val="yellow"/>
-        </w:rPr>
-        <w:t>лось</w:t>
-      </w:r>
-      <w:r>
-        <w:rPr>
-          <w:highlight w:val="yellow"/>
-        </w:rPr>
-        <w:t xml:space="preserve"> перемещение вниз</w:t>
-      </w:r>
-      <w:r>
-        <w:rPr>
-          <w:highlight w:val="yellow"/>
-        </w:rPr>
-        <w:t xml:space="preserve"> и</w:t>
-      </w:r>
-      <w:r>
-        <w:rPr>
-          <w:highlight w:val="yellow"/>
-        </w:rPr>
-        <w:t xml:space="preserve"> вверх</w:t>
-      </w:r>
-      <w:r>
-        <w:rPr>
-          <w:highlight w:val="yellow"/>
-        </w:rPr>
-        <w:t>.</w:t>
-      </w:r>
     </w:p>
     <w:p>
       <w:pPr>
         <w:pStyle w:val="a0"/>
         <w:ind w:left="0" w:firstLine="708"/>
-        <w:rPr>
-          <w:highlight w:val="yellow"/>
-        </w:rPr>
-      </w:pPr>
-    </w:p>
-    <w:p>
-      <w:pPr>
-        <w:pStyle w:val="a0"/>
-        <w:ind w:left="0" w:firstLine="708"/>
-      </w:pPr>
-      <w:r>
-        <w:rPr>
-          <w:noProof/>
-        </w:rPr>
-        <w:drawing>
-          <wp:anchor distT="0" distB="0" distL="114300" distR="114300" simplePos="0" relativeHeight="251687936" behindDoc="0" locked="0" layoutInCell="1" allowOverlap="1" wp14:anchorId="78FBDFE4" wp14:editId="676EC129">
-            <wp:simplePos x="0" y="0"/>
-            <wp:positionH relativeFrom="margin">
-              <wp:posOffset>903605</wp:posOffset>
-            </wp:positionH>
-            <wp:positionV relativeFrom="paragraph">
-              <wp:posOffset>1518285</wp:posOffset>
-            </wp:positionV>
-            <wp:extent cx="3977640" cy="3025140"/>
-            <wp:effectExtent l="0" t="0" r="3810" b="3810"/>
-            <wp:wrapTopAndBottom/>
-            <wp:docPr id="20" name="Рисунок 20" descr="Изображение выглядит как текст, График, линия, снимок экрана&#10;&#10;Автоматически созданное описание"/>
-            <wp:cNvGraphicFramePr>
-              <a:graphicFrameLocks xmlns:a="http://schemas.openxmlformats.org/drawingml/2006/main" noChangeAspect="1"/>
-            </wp:cNvGraphicFramePr>
-            <a:graphic xmlns:a="http://schemas.openxmlformats.org/drawingml/2006/main">
-              <a:graphicData uri="http://schemas.openxmlformats.org/drawingml/2006/picture">
-                <pic:pic xmlns:pic="http://schemas.openxmlformats.org/drawingml/2006/picture">
-                  <pic:nvPicPr>
-                    <pic:cNvPr id="20" name="Рисунок 20" descr="Изображение выглядит как текст, График, линия, снимок экрана&#10;&#10;Автоматически созданное описание"/>
-                    <pic:cNvPicPr/>
-                  </pic:nvPicPr>
-                  <pic:blipFill>
-                    <a:blip r:embed="rId18">
-                      <a:extLst>
-                        <a:ext uri="{28A0092B-C50C-407E-A947-70E740481C1C}">
-                          <a14:useLocalDpi xmlns:a14="http://schemas.microsoft.com/office/drawing/2010/main" val="0"/>
-                        </a:ext>
-                      </a:extLst>
-                    </a:blip>
-                    <a:stretch>
-                      <a:fillRect/>
-                    </a:stretch>
-                  </pic:blipFill>
-                  <pic:spPr>
-                    <a:xfrm>
-                      <a:off x="0" y="0"/>
-                      <a:ext cx="3977640" cy="3025140"/>
-                    </a:xfrm>
-                    <a:prstGeom prst="rect">
-                      <a:avLst/>
-                    </a:prstGeom>
-                  </pic:spPr>
-                </pic:pic>
-              </a:graphicData>
-            </a:graphic>
-          </wp:anchor>
-        </w:drawing>
-      </w:r>
+      </w:pPr>
       <w:r>
         <w:rPr>
           <w:noProof/>
@@ -4469,13 +3807,13 @@
         <mc:AlternateContent>
           <mc:Choice Requires="wps">
             <w:drawing>
-              <wp:anchor distT="0" distB="0" distL="114300" distR="114300" simplePos="0" relativeHeight="251689984" behindDoc="0" locked="0" layoutInCell="1" allowOverlap="1" wp14:anchorId="1B9BE140" wp14:editId="7C412CC2">
+              <wp:anchor distT="0" distB="0" distL="114300" distR="114300" simplePos="0" relativeHeight="251689984" behindDoc="0" locked="0" layoutInCell="1" allowOverlap="1" wp14:anchorId="1B9BE140" wp14:editId="26E7EC35">
                 <wp:simplePos x="0" y="0"/>
-                <wp:positionH relativeFrom="column">
-                  <wp:posOffset>903605</wp:posOffset>
+                <wp:positionH relativeFrom="margin">
+                  <wp:align>center</wp:align>
                 </wp:positionH>
                 <wp:positionV relativeFrom="paragraph">
-                  <wp:posOffset>4442460</wp:posOffset>
+                  <wp:posOffset>4694555</wp:posOffset>
                 </wp:positionV>
                 <wp:extent cx="3977640" cy="635"/>
                 <wp:effectExtent l="0" t="0" r="3810" b="2540"/>
@@ -4570,29 +3908,7 @@
                                 <w:sz w:val="24"/>
                                 <w:szCs w:val="24"/>
                               </w:rPr>
-                              <w:t>шибк</w:t>
-                            </w:r>
-                            <w:r>
-                              <w:rPr>
-                                <w:rFonts w:ascii="Times New Roman" w:hAnsi="Times New Roman" w:cs="Times New Roman"/>
-                                <w:i w:val="0"/>
-                                <w:iCs w:val="0"/>
-                                <w:color w:val="auto"/>
-                                <w:sz w:val="24"/>
-                                <w:szCs w:val="24"/>
-                              </w:rPr>
-                              <w:t>и</w:t>
-                            </w:r>
-                            <w:r>
-                              <w:rPr>
-                                <w:rFonts w:ascii="Times New Roman" w:hAnsi="Times New Roman" w:cs="Times New Roman"/>
-                                <w:i w:val="0"/>
-                                <w:iCs w:val="0"/>
-                                <w:color w:val="auto"/>
-                                <w:sz w:val="24"/>
-                                <w:szCs w:val="24"/>
-                              </w:rPr>
-                              <w:t xml:space="preserve"> определения шага</w:t>
+                              <w:t>шибки определения шага</w:t>
                             </w:r>
                           </w:p>
                         </w:txbxContent>
@@ -4611,7 +3927,7 @@
           </mc:Choice>
           <mc:Fallback>
             <w:pict>
-              <v:shape w14:anchorId="1B9BE140" id="Надпись 21" o:spid="_x0000_s1033" type="#_x0000_t202" style="position:absolute;left:0;text-align:left;margin-left:71.15pt;margin-top:349.8pt;width:313.2pt;height:.05pt;z-index:251689984;visibility:visible;mso-wrap-style:square;mso-wrap-distance-left:9pt;mso-wrap-distance-top:0;mso-wrap-distance-right:9pt;mso-wrap-distance-bottom:0;mso-position-horizontal:absolute;mso-position-horizontal-relative:text;mso-position-vertical:absolute;mso-position-vertical-relative:text;v-text-anchor:top" o:gfxdata="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" stroked="f">
+              <v:shape w14:anchorId="1B9BE140" id="Надпись 21" o:spid="_x0000_s1033" type="#_x0000_t202" style="position:absolute;left:0;text-align:left;margin-left:0;margin-top:369.65pt;width:313.2pt;height:.05pt;z-index:251689984;visibility:visible;mso-wrap-style:square;mso-wrap-distance-left:9pt;mso-wrap-distance-top:0;mso-wrap-distance-right:9pt;mso-wrap-distance-bottom:0;mso-position-horizontal:center;mso-position-horizontal-relative:margin;mso-position-vertical:absolute;mso-position-vertical-relative:text;v-text-anchor:top" o:gfxdata="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" stroked="f">
                 <v:textbox style="mso-fit-shape-to-text:t" inset="0,0,0,0">
                   <w:txbxContent>
                     <w:p>
@@ -4681,34 +3997,12 @@
                           <w:sz w:val="24"/>
                           <w:szCs w:val="24"/>
                         </w:rPr>
-                        <w:t>шибк</w:t>
-                      </w:r>
-                      <w:r>
-                        <w:rPr>
-                          <w:rFonts w:ascii="Times New Roman" w:hAnsi="Times New Roman" w:cs="Times New Roman"/>
-                          <w:i w:val="0"/>
-                          <w:iCs w:val="0"/>
-                          <w:color w:val="auto"/>
-                          <w:sz w:val="24"/>
-                          <w:szCs w:val="24"/>
-                        </w:rPr>
-                        <w:t>и</w:t>
-                      </w:r>
-                      <w:r>
-                        <w:rPr>
-                          <w:rFonts w:ascii="Times New Roman" w:hAnsi="Times New Roman" w:cs="Times New Roman"/>
-                          <w:i w:val="0"/>
-                          <w:iCs w:val="0"/>
-                          <w:color w:val="auto"/>
-                          <w:sz w:val="24"/>
-                          <w:szCs w:val="24"/>
-                        </w:rPr>
-                        <w:t xml:space="preserve"> определения шага</w:t>
+                        <w:t>шибки определения шага</w:t>
                       </w:r>
                     </w:p>
                   </w:txbxContent>
                 </v:textbox>
-                <w10:wrap type="topAndBottom"/>
+                <w10:wrap type="topAndBottom" anchorx="margin"/>
               </v:shape>
             </w:pict>
           </mc:Fallback>
@@ -4716,27 +4010,63 @@
       </w:r>
       <w:r>
         <w:rPr>
-          <w:highlight w:val="yellow"/>
-        </w:rPr>
-        <w:t xml:space="preserve">Оценка точности проводилась путем </w:t>
-      </w:r>
-      <w:r>
-        <w:rPr>
-          <w:highlight w:val="yellow"/>
-        </w:rPr>
-        <w:t xml:space="preserve">обращения измеренной зависимости сигнала к координате. </w:t>
-      </w:r>
-      <w:r>
-        <w:rPr>
-          <w:highlight w:val="yellow"/>
-        </w:rPr>
-        <w:t>Средняя</w:t>
-      </w:r>
-      <w:r>
-        <w:rPr>
-          <w:highlight w:val="yellow"/>
-        </w:rPr>
-        <w:t xml:space="preserve"> ошибка</w:t>
+          <w:noProof/>
+        </w:rPr>
+        <w:drawing>
+          <wp:anchor distT="0" distB="0" distL="114300" distR="114300" simplePos="0" relativeHeight="251687936" behindDoc="0" locked="0" layoutInCell="1" allowOverlap="1" wp14:anchorId="78FBDFE4" wp14:editId="1238B249">
+            <wp:simplePos x="0" y="0"/>
+            <wp:positionH relativeFrom="margin">
+              <wp:posOffset>884555</wp:posOffset>
+            </wp:positionH>
+            <wp:positionV relativeFrom="paragraph">
+              <wp:posOffset>1610995</wp:posOffset>
+            </wp:positionV>
+            <wp:extent cx="3977640" cy="3025140"/>
+            <wp:effectExtent l="0" t="0" r="3810" b="3810"/>
+            <wp:wrapTopAndBottom/>
+            <wp:docPr id="20" name="Рисунок 20" descr="Изображение выглядит как текст, График, линия, снимок экрана&#10;&#10;Автоматически созданное описание"/>
+            <wp:cNvGraphicFramePr>
+              <a:graphicFrameLocks xmlns:a="http://schemas.openxmlformats.org/drawingml/2006/main" noChangeAspect="1"/>
+            </wp:cNvGraphicFramePr>
+            <a:graphic xmlns:a="http://schemas.openxmlformats.org/drawingml/2006/main">
+              <a:graphicData uri="http://schemas.openxmlformats.org/drawingml/2006/picture">
+                <pic:pic xmlns:pic="http://schemas.openxmlformats.org/drawingml/2006/picture">
+                  <pic:nvPicPr>
+                    <pic:cNvPr id="20" name="Рисунок 20" descr="Изображение выглядит как текст, График, линия, снимок экрана&#10;&#10;Автоматически созданное описание"/>
+                    <pic:cNvPicPr/>
+                  </pic:nvPicPr>
+                  <pic:blipFill>
+                    <a:blip r:embed="rId19">
+                      <a:extLst>
+                        <a:ext uri="{28A0092B-C50C-407E-A947-70E740481C1C}">
+                          <a14:useLocalDpi xmlns:a14="http://schemas.microsoft.com/office/drawing/2010/main" val="0"/>
+                        </a:ext>
+                      </a:extLst>
+                    </a:blip>
+                    <a:stretch>
+                      <a:fillRect/>
+                    </a:stretch>
+                  </pic:blipFill>
+                  <pic:spPr>
+                    <a:xfrm>
+                      <a:off x="0" y="0"/>
+                      <a:ext cx="3977640" cy="3025140"/>
+                    </a:xfrm>
+                    <a:prstGeom prst="rect">
+                      <a:avLst/>
+                    </a:prstGeom>
+                  </pic:spPr>
+                </pic:pic>
+              </a:graphicData>
+            </a:graphic>
+          </wp:anchor>
+        </w:drawing>
+      </w:r>
+      <w:r>
+        <w:rPr>
+          <w:highlight w:val="yellow"/>
+        </w:rPr>
+        <w:t>Оценка точности проводилась путем обращения измеренной зависимости сигнала к координате. Средняя ошибка</w:t>
       </w:r>
       <w:r>
         <w:rPr>
@@ -4772,68 +4102,20 @@
         <w:rPr>
           <w:highlight w:val="yellow"/>
         </w:rPr>
-        <w:t xml:space="preserve"> определения шага составила</w:t>
-      </w:r>
-      <w:r>
-        <w:rPr>
-          <w:highlight w:val="yellow"/>
-        </w:rPr>
-        <w:t xml:space="preserve"> 0,4 мкм, ч</w:t>
-      </w:r>
-      <w:r>
-        <w:rPr>
-          <w:highlight w:val="yellow"/>
-        </w:rPr>
-        <w:t xml:space="preserve">то </w:t>
-      </w:r>
-      <w:r>
-        <w:rPr>
-          <w:highlight w:val="yellow"/>
-        </w:rPr>
-        <w:t>обуславливает применимость разработанного монитора</w:t>
-      </w:r>
-      <w:r>
-        <w:rPr>
-          <w:highlight w:val="yellow"/>
-        </w:rPr>
-        <w:t xml:space="preserve"> </w:t>
-      </w:r>
-      <w:r>
-        <w:rPr>
-          <w:highlight w:val="yellow"/>
-        </w:rPr>
-        <w:t>на</w:t>
-      </w:r>
-      <w:r>
-        <w:rPr>
-          <w:highlight w:val="yellow"/>
-        </w:rPr>
-        <w:t xml:space="preserve"> экспериментальных станц</w:t>
-      </w:r>
-      <w:r>
-        <w:rPr>
-          <w:highlight w:val="yellow"/>
-        </w:rPr>
-        <w:t>иях</w:t>
-      </w:r>
-      <w:r>
-        <w:rPr>
-          <w:highlight w:val="yellow"/>
-        </w:rPr>
-        <w:t xml:space="preserve"> источник</w:t>
-      </w:r>
-      <w:r>
-        <w:rPr>
-          <w:highlight w:val="yellow"/>
-        </w:rPr>
-        <w:t>ов</w:t>
-      </w:r>
-      <w:r>
-        <w:rPr>
-          <w:highlight w:val="yellow"/>
-        </w:rPr>
-        <w:t xml:space="preserve"> синхротронного излучения.</w:t>
-      </w:r>
+        <w:t xml:space="preserve"> определения шага составила 0,4 мкм, что обуславливает применимость разработанного монитора на экспериментальных станциях источников синхротронного излучения.</w:t>
+      </w:r>
+    </w:p>
+    <w:p>
+      <w:pPr>
+        <w:pStyle w:val="a0"/>
+        <w:ind w:left="0" w:firstLine="708"/>
+      </w:pPr>
+    </w:p>
+    <w:p>
+      <w:pPr>
+        <w:pStyle w:val="a0"/>
+        <w:ind w:left="0" w:firstLine="708"/>
+      </w:pPr>
     </w:p>
     <w:p>
       <w:pPr>
@@ -4856,11 +4138,6 @@
           <w:u w:val="single"/>
         </w:rPr>
         <w:br/>
-      </w:r>
-      <w:r>
-        <w:rPr>
-          <w:u w:val="single"/>
-        </w:rPr>
         <w:t>Введение</w:t>
       </w:r>
       <w:r>
@@ -5998,6 +5275,7 @@
   <w:style w:type="character" w:default="1" w:styleId="a1">
     <w:name w:val="Default Paragraph Font"/>
     <w:uiPriority w:val="1"/>
+    <w:semiHidden/>
     <w:unhideWhenUsed/>
   </w:style>
   <w:style w:type="table" w:default="1" w:styleId="a2">
@@ -6373,6 +5651,36 @@
       <w:vertAlign w:val="superscript"/>
     </w:rPr>
   </w:style>
+  <w:style w:type="paragraph" w:styleId="HTML">
+    <w:name w:val="HTML Preformatted"/>
+    <w:basedOn w:val="a"/>
+    <w:link w:val="HTML0"/>
+    <w:uiPriority w:val="99"/>
+    <w:semiHidden/>
+    <w:unhideWhenUsed/>
+    <w:rsid w:val="00DF3B2F"/>
+    <w:pPr>
+      <w:spacing w:after="0" w:line="240" w:lineRule="auto"/>
+    </w:pPr>
+    <w:rPr>
+      <w:rFonts w:ascii="Consolas" w:hAnsi="Consolas"/>
+      <w:sz w:val="20"/>
+      <w:szCs w:val="20"/>
+    </w:rPr>
+  </w:style>
+  <w:style w:type="character" w:customStyle="1" w:styleId="HTML0">
+    <w:name w:val="Стандартный HTML Знак"/>
+    <w:basedOn w:val="a1"/>
+    <w:link w:val="HTML"/>
+    <w:uiPriority w:val="99"/>
+    <w:semiHidden/>
+    <w:rsid w:val="00DF3B2F"/>
+    <w:rPr>
+      <w:rFonts w:ascii="Consolas" w:hAnsi="Consolas"/>
+      <w:sz w:val="20"/>
+      <w:szCs w:val="20"/>
+    </w:rPr>
+  </w:style>
 </w:styles>
 </file>
 
